--- a/docs/livret-formation.docx
+++ b/docs/livret-formation.docx
@@ -526,7 +526,7 @@
           <w:sz w:val="20"/>
           <w:szCs w:val="20"/>
         </w:rPr>
-        <w:t xml:space="preserve">	9</w:t>
+        <w:t xml:space="preserve">	10</w:t>
       </w:r>
     </w:p>
     <w:p>
@@ -630,7 +630,7 @@
           <w:sz w:val="20"/>
           <w:szCs w:val="20"/>
         </w:rPr>
-        <w:t xml:space="preserve">	12</w:t>
+        <w:t xml:space="preserve">	13</w:t>
       </w:r>
     </w:p>
     <w:p>
@@ -656,7 +656,7 @@
           <w:sz w:val="20"/>
           <w:szCs w:val="20"/>
         </w:rPr>
-        <w:t xml:space="preserve">	13</w:t>
+        <w:t xml:space="preserve">	14</w:t>
       </w:r>
     </w:p>
     <w:p>
@@ -682,7 +682,7 @@
           <w:sz w:val="22"/>
           <w:szCs w:val="22"/>
         </w:rPr>
-        <w:t xml:space="preserve">	14</w:t>
+        <w:t xml:space="preserve">	15</w:t>
       </w:r>
     </w:p>
     <w:p>
@@ -708,7 +708,7 @@
           <w:sz w:val="20"/>
           <w:szCs w:val="20"/>
         </w:rPr>
-        <w:t xml:space="preserve">	14</w:t>
+        <w:t xml:space="preserve">	15</w:t>
       </w:r>
     </w:p>
     <w:p>
@@ -734,7 +734,7 @@
           <w:sz w:val="20"/>
           <w:szCs w:val="20"/>
         </w:rPr>
-        <w:t xml:space="preserve">	14</w:t>
+        <w:t xml:space="preserve">	15</w:t>
       </w:r>
     </w:p>
     <w:p>
@@ -760,7 +760,7 @@
           <w:sz w:val="20"/>
           <w:szCs w:val="20"/>
         </w:rPr>
-        <w:t xml:space="preserve">	14</w:t>
+        <w:t xml:space="preserve">	15</w:t>
       </w:r>
     </w:p>
     <w:p>
@@ -786,7 +786,7 @@
           <w:sz w:val="20"/>
           <w:szCs w:val="20"/>
         </w:rPr>
-        <w:t xml:space="preserve">	15</w:t>
+        <w:t xml:space="preserve">	16</w:t>
       </w:r>
     </w:p>
     <w:p>
@@ -812,7 +812,7 @@
           <w:sz w:val="20"/>
           <w:szCs w:val="20"/>
         </w:rPr>
-        <w:t xml:space="preserve">	15</w:t>
+        <w:t xml:space="preserve">	16</w:t>
       </w:r>
     </w:p>
     <w:p>
@@ -838,7 +838,7 @@
           <w:sz w:val="20"/>
           <w:szCs w:val="20"/>
         </w:rPr>
-        <w:t xml:space="preserve">	16</w:t>
+        <w:t xml:space="preserve">	17</w:t>
       </w:r>
     </w:p>
     <w:p>
@@ -864,7 +864,7 @@
           <w:sz w:val="20"/>
           <w:szCs w:val="20"/>
         </w:rPr>
-        <w:t xml:space="preserve">	16</w:t>
+        <w:t xml:space="preserve">	17</w:t>
       </w:r>
     </w:p>
     <w:p>
@@ -890,7 +890,7 @@
           <w:sz w:val="20"/>
           <w:szCs w:val="20"/>
         </w:rPr>
-        <w:t xml:space="preserve">	16</w:t>
+        <w:t xml:space="preserve">	17</w:t>
       </w:r>
     </w:p>
     <w:p>
@@ -916,7 +916,7 @@
           <w:sz w:val="20"/>
           <w:szCs w:val="20"/>
         </w:rPr>
-        <w:t xml:space="preserve">	17</w:t>
+        <w:t xml:space="preserve">	18</w:t>
       </w:r>
     </w:p>
     <w:p>
@@ -942,7 +942,7 @@
           <w:sz w:val="20"/>
           <w:szCs w:val="20"/>
         </w:rPr>
-        <w:t xml:space="preserve">	17</w:t>
+        <w:t xml:space="preserve">	18</w:t>
       </w:r>
     </w:p>
     <w:p>
@@ -968,7 +968,7 @@
           <w:sz w:val="20"/>
           <w:szCs w:val="20"/>
         </w:rPr>
-        <w:t xml:space="preserve">	17</w:t>
+        <w:t xml:space="preserve">	18</w:t>
       </w:r>
     </w:p>
     <w:p>
@@ -994,7 +994,7 @@
           <w:sz w:val="20"/>
           <w:szCs w:val="20"/>
         </w:rPr>
-        <w:t xml:space="preserve">	17</w:t>
+        <w:t xml:space="preserve">	18</w:t>
       </w:r>
     </w:p>
     <w:p>
@@ -1020,7 +1020,7 @@
           <w:sz w:val="20"/>
           <w:szCs w:val="20"/>
         </w:rPr>
-        <w:t xml:space="preserve">	18</w:t>
+        <w:t xml:space="preserve">	19</w:t>
       </w:r>
     </w:p>
     <w:p>
@@ -1046,7 +1046,7 @@
           <w:sz w:val="20"/>
           <w:szCs w:val="20"/>
         </w:rPr>
-        <w:t xml:space="preserve">	19</w:t>
+        <w:t xml:space="preserve">	20</w:t>
       </w:r>
     </w:p>
     <w:p>
@@ -1072,7 +1072,7 @@
           <w:sz w:val="20"/>
           <w:szCs w:val="20"/>
         </w:rPr>
-        <w:t xml:space="preserve">	19</w:t>
+        <w:t xml:space="preserve">	20</w:t>
       </w:r>
     </w:p>
     <w:p>
@@ -1098,7 +1098,7 @@
           <w:sz w:val="20"/>
           <w:szCs w:val="20"/>
         </w:rPr>
-        <w:t xml:space="preserve">	19</w:t>
+        <w:t xml:space="preserve">	20</w:t>
       </w:r>
     </w:p>
     <w:p>
@@ -1124,7 +1124,7 @@
           <w:sz w:val="20"/>
           <w:szCs w:val="20"/>
         </w:rPr>
-        <w:t xml:space="preserve">	19</w:t>
+        <w:t xml:space="preserve">	20</w:t>
       </w:r>
     </w:p>
     <w:p>
@@ -1150,7 +1150,7 @@
           <w:sz w:val="20"/>
           <w:szCs w:val="20"/>
         </w:rPr>
-        <w:t xml:space="preserve">	19</w:t>
+        <w:t xml:space="preserve">	20</w:t>
       </w:r>
     </w:p>
     <w:p>
@@ -1176,7 +1176,7 @@
           <w:sz w:val="20"/>
           <w:szCs w:val="20"/>
         </w:rPr>
-        <w:t xml:space="preserve">	19</w:t>
+        <w:t xml:space="preserve">	20</w:t>
       </w:r>
     </w:p>
     <w:p>
@@ -1202,7 +1202,7 @@
           <w:sz w:val="20"/>
           <w:szCs w:val="20"/>
         </w:rPr>
-        <w:t xml:space="preserve">	20</w:t>
+        <w:t xml:space="preserve">	21</w:t>
       </w:r>
     </w:p>
     <w:p>
@@ -1228,7 +1228,7 @@
           <w:sz w:val="20"/>
           <w:szCs w:val="20"/>
         </w:rPr>
-        <w:t xml:space="preserve">	20</w:t>
+        <w:t xml:space="preserve">	21</w:t>
       </w:r>
     </w:p>
     <w:p>
@@ -1254,7 +1254,7 @@
           <w:sz w:val="20"/>
           <w:szCs w:val="20"/>
         </w:rPr>
-        <w:t xml:space="preserve">	20</w:t>
+        <w:t xml:space="preserve">	21</w:t>
       </w:r>
     </w:p>
     <w:p>
@@ -1280,7 +1280,7 @@
           <w:sz w:val="20"/>
           <w:szCs w:val="20"/>
         </w:rPr>
-        <w:t xml:space="preserve">	21</w:t>
+        <w:t xml:space="preserve">	22</w:t>
       </w:r>
     </w:p>
     <w:p>
@@ -1306,7 +1306,7 @@
           <w:sz w:val="20"/>
           <w:szCs w:val="20"/>
         </w:rPr>
-        <w:t xml:space="preserve">	21</w:t>
+        <w:t xml:space="preserve">	22</w:t>
       </w:r>
     </w:p>
     <w:p>
@@ -1332,7 +1332,7 @@
           <w:sz w:val="20"/>
           <w:szCs w:val="20"/>
         </w:rPr>
-        <w:t xml:space="preserve">	21</w:t>
+        <w:t xml:space="preserve">	22</w:t>
       </w:r>
     </w:p>
     <w:p>
@@ -1358,7 +1358,7 @@
           <w:sz w:val="20"/>
           <w:szCs w:val="20"/>
         </w:rPr>
-        <w:t xml:space="preserve">	21</w:t>
+        <w:t xml:space="preserve">	22</w:t>
       </w:r>
     </w:p>
     <w:p>
@@ -1384,7 +1384,7 @@
           <w:sz w:val="20"/>
           <w:szCs w:val="20"/>
         </w:rPr>
-        <w:t xml:space="preserve">	21</w:t>
+        <w:t xml:space="preserve">	22</w:t>
       </w:r>
     </w:p>
     <w:p>
@@ -1410,7 +1410,7 @@
           <w:sz w:val="20"/>
           <w:szCs w:val="20"/>
         </w:rPr>
-        <w:t xml:space="preserve">	22</w:t>
+        <w:t xml:space="preserve">	23</w:t>
       </w:r>
     </w:p>
     <w:p>
@@ -1436,7 +1436,7 @@
           <w:sz w:val="20"/>
           <w:szCs w:val="20"/>
         </w:rPr>
-        <w:t xml:space="preserve">	22</w:t>
+        <w:t xml:space="preserve">	23</w:t>
       </w:r>
     </w:p>
     <w:p>
@@ -1462,7 +1462,7 @@
           <w:sz w:val="20"/>
           <w:szCs w:val="20"/>
         </w:rPr>
-        <w:t xml:space="preserve">	22</w:t>
+        <w:t xml:space="preserve">	23</w:t>
       </w:r>
     </w:p>
     <w:p>
@@ -1488,7 +1488,7 @@
           <w:sz w:val="22"/>
           <w:szCs w:val="22"/>
         </w:rPr>
-        <w:t xml:space="preserve">	23</w:t>
+        <w:t xml:space="preserve">	24</w:t>
       </w:r>
     </w:p>
     <w:p>
@@ -1514,7 +1514,7 @@
           <w:sz w:val="20"/>
           <w:szCs w:val="20"/>
         </w:rPr>
-        <w:t xml:space="preserve">	23</w:t>
+        <w:t xml:space="preserve">	24</w:t>
       </w:r>
     </w:p>
     <w:p>
@@ -1540,7 +1540,7 @@
           <w:sz w:val="20"/>
           <w:szCs w:val="20"/>
         </w:rPr>
-        <w:t xml:space="preserve">	23</w:t>
+        <w:t xml:space="preserve">	24</w:t>
       </w:r>
     </w:p>
     <w:p>
@@ -1566,7 +1566,7 @@
           <w:sz w:val="20"/>
           <w:szCs w:val="20"/>
         </w:rPr>
-        <w:t xml:space="preserve">	24</w:t>
+        <w:t xml:space="preserve">	25</w:t>
       </w:r>
     </w:p>
     <w:p>
@@ -1592,7 +1592,7 @@
           <w:sz w:val="20"/>
           <w:szCs w:val="20"/>
         </w:rPr>
-        <w:t xml:space="preserve">	24</w:t>
+        <w:t xml:space="preserve">	25</w:t>
       </w:r>
     </w:p>
     <w:p>
@@ -1618,7 +1618,7 @@
           <w:sz w:val="20"/>
           <w:szCs w:val="20"/>
         </w:rPr>
-        <w:t xml:space="preserve">	24</w:t>
+        <w:t xml:space="preserve">	25</w:t>
       </w:r>
     </w:p>
     <w:p>
@@ -2600,7 +2600,17 @@
         <w:spacing w:after="140"/>
       </w:pPr>
       <w:r>
-        <w:t xml:space="preserve">Dans 🚚 Ravitaillement, « 🚚 Demander un ravitaillement au magasin » : je liste ce qu'il me faut, « 📤 Envoyer la demande ». Quand le magasin livre, je pointe ce que je reçois et « ✅ Valider la réception ». Dans 📦 Stocks (pour le gérant), l'encadré « ⚠ À réapprovisionner » prépare la liste tout seul.</w:t>
+        <w:t xml:space="preserve">Dans 🚚 Ravitaillement, « 🚚 Demander un ravitaillement au magasin » : je choisis l'« Article souhaité » dans le catalogue du magasin, la « Quantité », « + Ajouter », puis « 📤 Envoyer la demande ». Je n'ai rien d'autre à faire : quand le magasinier valide le bon, la marchandise arrive avec son bon de ravitaillement et </w:t>
+      </w:r>
+      <w:r>
+        <w:rPr>
+          <w:b/>
+          <w:bCs/>
+        </w:rPr>
+        <w:t xml:space="preserve">le stock de ma boutique monte à ce moment-là</w:t>
+      </w:r>
+      <w:r>
+        <w:t xml:space="preserve">. Sous l'encadré, « Mes demandes » dit où en est chacune : ⏳ En attente (je peux encore « Annuler »), ✅ Servie avec le numéro du bon, ❌ Refusée avec le motif. Quand le magasin a répondu, l'onglet affiche « 🚚 Ravitaillement (1) ».</w:t>
       </w:r>
     </w:p>
     <w:p>
@@ -3065,7 +3075,7 @@
         <w:spacing w:after="80"/>
       </w:pPr>
       <w:r>
-        <w:t xml:space="preserve">« ⚠ À réapprovisionner » liste ce qui est au seuil ; « 🚚 Demander ce ravitaillement » prépare la demande au magasin.</w:t>
+        <w:t xml:space="preserve">« ⚠ À réapprovisionner » liste ce qui est au seuil ou en dessous : c'est le point de départ du ravitaillement, ci-dessous.</w:t>
       </w:r>
     </w:p>
     <w:p>
@@ -3073,7 +3083,7 @@
         <w:pStyle w:val="Heading3"/>
       </w:pPr>
       <w:r>
-        <w:t xml:space="preserve">Le SAV</w:t>
+        <w:t xml:space="preserve">Le ravitaillement</w:t>
       </w:r>
     </w:p>
     <w:p>
@@ -3081,57 +3091,7 @@
         <w:spacing w:after="140"/>
       </w:pPr>
       <w:r>
-        <w:t xml:space="preserve">Un article défectueux sous garantie : sur la ligne de la vente, « 🔁 Retour / échange sous garantie ». L'échange n'est jamais une vente ; le défectueux part dans un stock SAV à part. Un </w:t>
-      </w:r>
-      <w:r>
-        <w:rPr>
-          <w:b/>
-          <w:bCs/>
-        </w:rPr>
-        <w:t xml:space="preserve">bon de retour</w:t>
-      </w:r>
-      <w:r>
-        <w:t xml:space="preserve"> sort pour le client.</w:t>
-      </w:r>
-    </w:p>
-    <w:p>
-      <w:pPr>
-        <w:pStyle w:val="Heading3"/>
-      </w:pPr>
-      <w:r>
-        <w:t xml:space="preserve">Les travaux à crédit</w:t>
-      </w:r>
-    </w:p>
-    <w:p>
-      <w:pPr>
-        <w:spacing w:after="140"/>
-      </w:pPr>
-      <w:r>
-        <w:t xml:space="preserve">Pour un chantier où on avance du matériel et des frais avant de facturer (câblage, tuyauterie…) : 🛠 Travaux à crédit. J'ouvre la fiche, le magasinier ou moi sortons les articles (le stock baisse tout de suite), j'ajoute les articles HB achetés dehors, je fixe les frais de prestation, puis « 🧾 Facturer le client (vers 💰 Ventes) ». Voir la Partie 2.</w:t>
-      </w:r>
-    </w:p>
-    <w:p>
-      <w:pPr>
-        <w:pStyle w:val="Heading2"/>
-      </w:pPr>
-      <w:r>
-        <w:t xml:space="preserve">Je suis magasinier</w:t>
-      </w:r>
-    </w:p>
-    <w:p>
-      <w:pPr>
-        <w:spacing w:after="140"/>
-      </w:pPr>
-      <w:r>
-        <w:t xml:space="preserve">Mes onglets : 📦 Stocks · 💵 Salaire · 💬 Messages · 📲 WhatsApp · 🙋 Créer un client · 🛠 Travaux à crédit · 🧰 Outillage.</w:t>
-      </w:r>
-    </w:p>
-    <w:p>
-      <w:pPr>
-        <w:pStyle w:val="Heading3"/>
-      </w:pPr>
-      <w:r>
-        <w:t xml:space="preserve">Le stock du magasin</w:t>
+        <w:t xml:space="preserve">Le gérant n'a pas l'onglet 🚚 Ravitaillement : il n'en a pas besoin, tout est dans 📦 Stocks, sur sa boutique.</w:t>
       </w:r>
     </w:p>
     <w:p>
@@ -3144,17 +3104,17 @@
         <w:spacing w:after="80"/>
       </w:pPr>
       <w:r>
-        <w:t xml:space="preserve">Dans 📦 Stocks, je choisis le </w:t>
-      </w:r>
-      <w:r>
-        <w:rPr>
-          <w:b/>
-          <w:bCs/>
-        </w:rPr>
-        <w:t xml:space="preserve">magasin</w:t>
-      </w:r>
-      <w:r>
-        <w:t xml:space="preserve"> en haut. « + Entrée » quand une commande arrive ; « 📥 Importer un fichier Excel » pour une grosse livraison (une feuille par boutique).</w:t>
+        <w:t xml:space="preserve">L'encadré « ⚠ À réapprovisionner » montre tout ce qui est au seuil ou en dessous, du plus urgent au moins urgent, avec le </w:t>
+      </w:r>
+      <w:r>
+        <w:rPr>
+          <w:b/>
+          <w:bCs/>
+        </w:rPr>
+        <w:t xml:space="preserve">manque</w:t>
+      </w:r>
+      <w:r>
+        <w:t xml:space="preserve"> (seuil − reste). « 🚚 Demander ce ravitaillement » prépare la demande tout seul, avec ces articles et ces quantités ; je peux retirer une ligne ou en ajouter avant d'envoyer.</w:t>
       </w:r>
     </w:p>
     <w:p>
@@ -3167,7 +3127,7 @@
         <w:spacing w:after="80"/>
       </w:pPr>
       <w:r>
-        <w:t xml:space="preserve">« 📋 Faire l'inventaire » régulièrement : je compte, je tape, « ✅ Valider l'inventaire ». Les écarts sont enregistrés, jamais effacés.</w:t>
+        <w:t xml:space="preserve">Sinon, en bas de l'écran, l'encadré « 🚚 Demander un ravitaillement au magasin » : « Article souhaité » (le catalogue du magasin), « Quantité », « + Ajouter ». Une note pour le magasinier si besoin (« urgent, chantier de vendredi »). Puis « 📤 Envoyer la demande » : le magasinier et l'administrateur sont prévenus.</w:t>
       </w:r>
     </w:p>
     <w:p>
@@ -3180,1392 +3140,63 @@
         <w:spacing w:after="80"/>
       </w:pPr>
       <w:r>
-        <w:t xml:space="preserve">L'encadré « Alertes de stock dans les boutiques » me dit ce qui manque dans chaque boutique, du plus urgent au moins urgent.</w:t>
-      </w:r>
-    </w:p>
-    <w:p>
-      <w:pPr>
-        <w:pStyle w:val="Heading3"/>
-      </w:pPr>
-      <w:r>
-        <w:t xml:space="preserve">Servir les boutiques</w:t>
-      </w:r>
-    </w:p>
-    <w:p>
-      <w:pPr>
-        <w:pStyle w:val="ListParagraph"/>
-        <w:numPr>
-          <w:ilvl w:val="0"/>
-          <w:numId w:val="11"/>
-        </w:numPr>
-        <w:spacing w:after="80"/>
-      </w:pPr>
-      <w:r>
-        <w:t xml:space="preserve">Une </w:t>
-      </w:r>
-      <w:r>
-        <w:rPr>
-          <w:b/>
-          <w:bCs/>
-        </w:rPr>
-        <w:t xml:space="preserve">demande de ravitaillement</w:t>
-      </w:r>
-      <w:r>
-        <w:t xml:space="preserve"> arrive d'une boutique (notification). Je la prépare et je la marque livrée ; c'est la boutique qui valide la réception.</w:t>
-      </w:r>
-    </w:p>
-    <w:p>
-      <w:pPr>
-        <w:pStyle w:val="ListParagraph"/>
-        <w:numPr>
-          <w:ilvl w:val="0"/>
-          <w:numId w:val="11"/>
-        </w:numPr>
-        <w:spacing w:after="80"/>
-      </w:pPr>
-      <w:r>
-        <w:t xml:space="preserve">Un </w:t>
-      </w:r>
-      <w:r>
-        <w:rPr>
-          <w:b/>
-          <w:bCs/>
-        </w:rPr>
-        <w:t xml:space="preserve">transfert de stock</w:t>
-      </w:r>
-      <w:r>
-        <w:t xml:space="preserve"> que je reçois : je le valide dans « 📦 Transferts de stock à valider ». Tant que je ne l'ai pas fait, l'article n'a pas bougé.</w:t>
-      </w:r>
-    </w:p>
-    <w:p>
-      <w:pPr>
-        <w:pStyle w:val="ListParagraph"/>
-        <w:numPr>
-          <w:ilvl w:val="0"/>
-          <w:numId w:val="11"/>
-        </w:numPr>
-        <w:spacing w:after="80"/>
-      </w:pPr>
-      <w:r>
-        <w:t xml:space="preserve">« ⇄ Transfert » : j'envoie un article vers une boutique ; c'est elle qui valide.</w:t>
-      </w:r>
-    </w:p>
-    <w:p>
-      <w:pPr>
-        <w:pStyle w:val="Heading3"/>
-      </w:pPr>
-      <w:r>
-        <w:t xml:space="preserve">Le matériel de travail</w:t>
-      </w:r>
-    </w:p>
-    <w:p>
-      <w:pPr>
-        <w:spacing w:after="140"/>
-      </w:pPr>
-      <w:r>
-        <w:t xml:space="preserve">Je tiens le registre de 🧰 Outillage avec le chef technicien et l'administrateur : chaque outil est </w:t>
-      </w:r>
-      <w:r>
-        <w:rPr>
-          <w:b/>
-          <w:bCs/>
-        </w:rPr>
-        <w:t xml:space="preserve">toujours sous le nom de quelqu'un</w:t>
-      </w:r>
-      <w:r>
-        <w:t xml:space="preserve">. « 📤 Sortie » quand un technicien emporte un outil (qui, pour quel chantier, retour prévu) ; « 📥 Retour » quand il revient. Une </w:t>
-      </w:r>
-      <w:r>
-        <w:rPr>
-          <w:b/>
-          <w:bCs/>
-        </w:rPr>
-        <w:t xml:space="preserve">boîte à outils</w:t>
-      </w:r>
-      <w:r>
-        <w:t xml:space="preserve"> se compte au retour. Chaque semaine, je fais </w:t>
-      </w:r>
-      <w:r>
-        <w:rPr>
-          <w:b/>
-          <w:bCs/>
-        </w:rPr>
-        <w:t xml:space="preserve">l'appel</w:t>
-      </w:r>
-      <w:r>
-        <w:t xml:space="preserve"> du magasin : je coche ce que j'ai sous la main. Voir la Partie 2.</w:t>
-      </w:r>
-    </w:p>
-    <w:p>
-      <w:pPr>
-        <w:pStyle w:val="Heading3"/>
-      </w:pPr>
-      <w:r>
-        <w:t xml:space="preserve">Les travaux à crédit</w:t>
-      </w:r>
-    </w:p>
-    <w:p>
-      <w:pPr>
-        <w:spacing w:after="140"/>
-      </w:pPr>
-      <w:r>
-        <w:t xml:space="preserve">Dans 🛠 Travaux à crédit, « 📦 Sortir du stock » un article pour un chantier ouvert par le gérant : je tape le nom de l'article, un clic le lie, le stock baisse tout de suite.</w:t>
-      </w:r>
-    </w:p>
-    <w:p>
-      <w:pPr>
-        <w:pStyle w:val="Heading2"/>
-      </w:pPr>
-      <w:r>
-        <w:t xml:space="preserve">Je suis commercial (ou responsable commercial)</w:t>
-      </w:r>
-    </w:p>
-    <w:p>
-      <w:pPr>
-        <w:spacing w:after="140"/>
-      </w:pPr>
-      <w:r>
-        <w:t xml:space="preserve">Mes onglets : 🛒 Nouvelle commande · ☀️ Dimensionnement · 📋 Tous les devis · 🧲 Prospects · 🏠 Clients installés · ✅ Mes tâches · 💬 Messages · 📲 WhatsApp · 💵 Ma commission · 👑 Équipe · 🙋 Créer un client · 📄 Contrats. Le responsable commercial a en plus 💵 Salaire.</w:t>
-      </w:r>
-    </w:p>
-    <w:p>
-      <w:pPr>
-        <w:pStyle w:val="Heading3"/>
-      </w:pPr>
-      <w:r>
-        <w:t xml:space="preserve">Un nouveau contact</w:t>
-      </w:r>
-    </w:p>
-    <w:p>
-      <w:pPr>
-        <w:pStyle w:val="ListParagraph"/>
-        <w:numPr>
-          <w:ilvl w:val="0"/>
-          <w:numId w:val="12"/>
-        </w:numPr>
-        <w:spacing w:after="80"/>
-      </w:pPr>
-      <w:r>
-        <w:t xml:space="preserve">Dans 🧲 Prospects, « Nouveau prospect » : nom, numéro, ce qu'il cherche. Je note mes visites et mes appels sur sa fiche.</w:t>
-      </w:r>
-    </w:p>
-    <w:p>
-      <w:pPr>
-        <w:pStyle w:val="ListParagraph"/>
-        <w:numPr>
-          <w:ilvl w:val="0"/>
-          <w:numId w:val="12"/>
-        </w:numPr>
-        <w:spacing w:after="80"/>
-      </w:pPr>
-      <w:r>
-        <w:t xml:space="preserve">« 📱 Relancer » ouvre WhatsApp avec un mot prêt. Quand il achète, « ✅ Convertir en client » : sa fiche devient un compte client, rien n'est retapé.</w:t>
-      </w:r>
-    </w:p>
-    <w:p>
-      <w:pPr>
-        <w:pStyle w:val="ListParagraph"/>
-        <w:numPr>
-          <w:ilvl w:val="0"/>
-          <w:numId w:val="12"/>
-        </w:numPr>
-        <w:spacing w:after="80"/>
-      </w:pPr>
-      <w:r>
-        <w:t xml:space="preserve">Pour écrire le premier à quelqu'un </w:t>
-      </w:r>
-      <w:r>
-        <w:rPr>
-          <w:b/>
-          <w:bCs/>
-        </w:rPr>
-        <w:t xml:space="preserve">depuis le numéro de BMI</w:t>
-      </w:r>
-      <w:r>
-        <w:t xml:space="preserve">, 📲 WhatsApp → « ✍️ Écrire » (voir la Partie 2).</w:t>
-      </w:r>
-    </w:p>
-    <w:p>
-      <w:pPr>
-        <w:pStyle w:val="Heading3"/>
-      </w:pPr>
-      <w:r>
-        <w:t xml:space="preserve">Un devis</w:t>
-      </w:r>
-    </w:p>
-    <w:p>
-      <w:pPr>
-        <w:pStyle w:val="ListParagraph"/>
-        <w:numPr>
-          <w:ilvl w:val="0"/>
-          <w:numId w:val="13"/>
-        </w:numPr>
-        <w:spacing w:after="80"/>
-      </w:pPr>
-      <w:r>
-        <w:t xml:space="preserve">Dans ☀️ Dimensionnement, je choisis le volet (Solaire, Portail, Autre), je saisis le besoin, l'application propose le matériel de la boutique choisie.</w:t>
-      </w:r>
-    </w:p>
-    <w:p>
-      <w:pPr>
-        <w:pStyle w:val="ListParagraph"/>
-        <w:numPr>
-          <w:ilvl w:val="0"/>
-          <w:numId w:val="13"/>
-        </w:numPr>
-        <w:spacing w:after="80"/>
-      </w:pPr>
-      <w:r>
-        <w:t xml:space="preserve">Je choisis le client (ou je le crée : 🙋 Créer un client). « 📝 Enregistrer un brouillon » si je dois m'interrompre — je le retrouve dans « Mes brouillons ».</w:t>
-      </w:r>
-    </w:p>
-    <w:p>
-      <w:pPr>
-        <w:pStyle w:val="ListParagraph"/>
-        <w:numPr>
-          <w:ilvl w:val="0"/>
-          <w:numId w:val="13"/>
-        </w:numPr>
-        <w:spacing w:after="80"/>
-      </w:pPr>
-      <w:r>
-        <w:t xml:space="preserve">« 📲 Envoyer ce devis au client » : le premier message d'un client part de mon téléphone avec ses identifiants ; les suivants partent du numéro de BMI.</w:t>
-      </w:r>
-    </w:p>
-    <w:p>
-      <w:pPr>
-        <w:pStyle w:val="ListParagraph"/>
-        <w:numPr>
-          <w:ilvl w:val="0"/>
-          <w:numId w:val="13"/>
-        </w:numPr>
-        <w:spacing w:after="80"/>
-      </w:pPr>
-      <w:r>
-        <w:t xml:space="preserve">Dans 📋 Tous les devis, je suis ce qu'il devient : ⏳ Proposé, ✅ Validé (le client a signé), 💰 Payé, ❌ Rejeté. Au bout de 15 jours sans réponse, « Relancer ». Une faute dans un devis proposé : « Modifier et renvoyer ». Un devis déjà signé ne se modifie qu'avec l'accord du client (« Demander une modification »).</w:t>
-      </w:r>
-    </w:p>
-    <w:p>
-      <w:pPr>
-        <w:pStyle w:val="Heading3"/>
-      </w:pPr>
-      <w:r>
-        <w:t xml:space="preserve">Une commande pour un client</w:t>
-      </w:r>
-    </w:p>
-    <w:p>
-      <w:pPr>
-        <w:spacing w:after="140"/>
-      </w:pPr>
-      <w:r>
-        <w:t xml:space="preserve">🛒 Nouvelle commande : je compose le panier pour un client et je l'envoie à la boutique (« 📤 Envoyer la commande à la boutique »). C'est la boutique qui encaisse (« ✅ Valider et encaisser »).</w:t>
-      </w:r>
-    </w:p>
-    <w:p>
-      <w:pPr>
-        <w:pStyle w:val="Heading3"/>
-      </w:pPr>
-      <w:r>
-        <w:t xml:space="preserve">Le chantier</w:t>
-      </w:r>
-    </w:p>
-    <w:p>
-      <w:pPr>
-        <w:pStyle w:val="ListParagraph"/>
-        <w:numPr>
-          <w:ilvl w:val="0"/>
-          <w:numId w:val="2"/>
-        </w:numPr>
-        <w:spacing w:after="80"/>
-      </w:pPr>
-      <w:r>
-        <w:t xml:space="preserve">Quand le client a signé et payé son acompte, le chantier apparaît dans 🏠 Clients installés. Le responsable commercial (ou l'administrateur) fait « 📅 Programmer l'installation » et compose l'équipe avec son chef ⭐.</w:t>
-      </w:r>
-    </w:p>
-    <w:p>
-      <w:pPr>
-        <w:pStyle w:val="ListParagraph"/>
-        <w:numPr>
-          <w:ilvl w:val="0"/>
-          <w:numId w:val="2"/>
-        </w:numPr>
-        <w:spacing w:after="80"/>
-      </w:pPr>
-      <w:r>
-        <w:t xml:space="preserve">Je peux </w:t>
-      </w:r>
-      <w:r>
-        <w:rPr>
-          <w:b/>
-          <w:bCs/>
-        </w:rPr>
-        <w:t xml:space="preserve">supprimer</w:t>
-      </w:r>
-      <w:r>
-        <w:t xml:space="preserve"> un chantier que j'ai apporté (il part à la corbeille 30 jours) et agir sur mes prospects.</w:t>
-      </w:r>
-    </w:p>
-    <w:p>
-      <w:pPr>
-        <w:pStyle w:val="Heading3"/>
-      </w:pPr>
-      <w:r>
-        <w:t xml:space="preserve">Ma commission</w:t>
-      </w:r>
-    </w:p>
-    <w:p>
-      <w:pPr>
-        <w:pStyle w:val="ListParagraph"/>
-        <w:numPr>
-          <w:ilvl w:val="0"/>
-          <w:numId w:val="2"/>
-        </w:numPr>
-        <w:spacing w:after="80"/>
-      </w:pPr>
-      <w:r>
-        <w:t xml:space="preserve">💵 Ma commission montre ce qui m'est dû. Une commission n'est due qu'après </w:t>
-      </w:r>
-      <w:r>
-        <w:rPr>
-          <w:b/>
-          <w:bCs/>
-        </w:rPr>
-        <w:t xml:space="preserve">deux choses</w:t>
-      </w:r>
-      <w:r>
-        <w:t xml:space="preserve"> : la réception des travaux par le client </w:t>
-      </w:r>
-      <w:r>
-        <w:rPr>
-          <w:b/>
-          <w:bCs/>
-        </w:rPr>
-        <w:t xml:space="preserve">et</w:t>
-      </w:r>
-      <w:r>
-        <w:t xml:space="preserve"> le solde de sa dette. « Un franc ne sort pas de la caisse avant d'y être entré. »</w:t>
-      </w:r>
-    </w:p>
-    <w:p>
-      <w:pPr>
-        <w:pStyle w:val="ListParagraph"/>
-        <w:numPr>
-          <w:ilvl w:val="0"/>
-          <w:numId w:val="2"/>
-        </w:numPr>
-        <w:spacing w:after="80"/>
-      </w:pPr>
-      <w:r>
-        <w:t xml:space="preserve">Un rabais que j'accorde de moi-même est pris sur ma commission, jamais au-delà.</w:t>
-      </w:r>
-    </w:p>
-    <w:p>
-      <w:pPr>
-        <w:pStyle w:val="Heading3"/>
-      </w:pPr>
-      <w:r>
-        <w:t xml:space="preserve">Si je suis chef d'équipe ⭐</w:t>
-      </w:r>
-    </w:p>
-    <w:p>
-      <w:pPr>
-        <w:spacing w:after="140"/>
-      </w:pPr>
-      <w:r>
-        <w:t xml:space="preserve">👑 Équipe : je vois mes filleuls et leurs ventes, la commission d'équipe, les </w:t>
-      </w:r>
-      <w:r>
-        <w:rPr>
-          <w:b/>
-          <w:bCs/>
-        </w:rPr>
-        <w:t xml:space="preserve">apporteurs externes</w:t>
-      </w:r>
-      <w:r>
-        <w:t xml:space="preserve"> à payer (« ✓ Payer » — le moyen de paiement est celui par lequel le client a payé ; « ✏️ Moyen » pour en changer), et je donne des tâches (✅ Mes tâches chez eux).</w:t>
-      </w:r>
-    </w:p>
-    <w:p>
-      <w:pPr>
-        <w:pStyle w:val="Heading2"/>
-      </w:pPr>
-      <w:r>
-        <w:t xml:space="preserve">Je suis technicien</w:t>
-      </w:r>
-    </w:p>
-    <w:p>
-      <w:pPr>
-        <w:spacing w:after="140"/>
-      </w:pPr>
-      <w:r>
-        <w:t xml:space="preserve">Il y a deux façons d'être technicien chez BMI : </w:t>
-      </w:r>
-      <w:r>
-        <w:rPr>
-          <w:b/>
-          <w:bCs/>
-        </w:rPr>
-        <w:t xml:space="preserve">à commission</w:t>
-      </w:r>
-      <w:r>
-        <w:t xml:space="preserve"> (payé par part d'installation) et </w:t>
-      </w:r>
-      <w:r>
-        <w:rPr>
-          <w:b/>
-          <w:bCs/>
-        </w:rPr>
-        <w:t xml:space="preserve">technicien BMI</w:t>
-      </w:r>
-      <w:r>
-        <w:t xml:space="preserve"> (salarié). Les onglets diffèrent un peu :</w:t>
-      </w:r>
-    </w:p>
-    <w:p>
-      <w:pPr>
-        <w:pStyle w:val="ListParagraph"/>
-        <w:numPr>
-          <w:ilvl w:val="0"/>
-          <w:numId w:val="2"/>
-        </w:numPr>
-        <w:spacing w:after="80"/>
-      </w:pPr>
-      <w:r>
-        <w:t xml:space="preserve">À commission : 🛒 Nouvelle commande · ☀️ Dimensionnement · 📋 Tous les devis · 🧲 Prospects · 🏠 Clients installés · ✅ Mes tâches · 💬 Messages · 📲 WhatsApp · 💵 Ma commission · 👑 Équipe · 🙋 Créer un client · 💰 Primes reçues · 📄 Contrats · 📤 Dépenses · 🧰 Outillage.</w:t>
-      </w:r>
-    </w:p>
-    <w:p>
-      <w:pPr>
-        <w:pStyle w:val="ListParagraph"/>
-        <w:numPr>
-          <w:ilvl w:val="0"/>
-          <w:numId w:val="2"/>
-        </w:numPr>
-        <w:spacing w:after="80"/>
-      </w:pPr>
-      <w:r>
-        <w:t xml:space="preserve">Technicien BMI : ☀️ Dimensionnement · 📋 Tous les devis · 🏠 Clients installés · 🧲 Prospects · ✅ Mes tâches · 👑 Équipe · 💵 Ma commission · 💬 Messages · 📲 WhatsApp · 💵 Salaire · 🙋 Créer un client · 📄 Contrats · 📤 Dépenses · 🧰 Outillage.</w:t>
-      </w:r>
-    </w:p>
-    <w:p>
-      <w:pPr>
-        <w:pStyle w:val="Heading3"/>
-      </w:pPr>
-      <w:r>
-        <w:t xml:space="preserve">Mes chantiers</w:t>
-      </w:r>
-    </w:p>
-    <w:p>
-      <w:pPr>
-        <w:pStyle w:val="ListParagraph"/>
-        <w:numPr>
-          <w:ilvl w:val="0"/>
-          <w:numId w:val="14"/>
-        </w:numPr>
-        <w:spacing w:after="80"/>
-      </w:pPr>
-      <w:r>
-        <w:t xml:space="preserve">Dans 🏠 Clients installés, je vois les chantiers où je suis dans l'équipe : adresse, position GPS, date prévue, ce qui est à poser.</w:t>
-      </w:r>
-    </w:p>
-    <w:p>
-      <w:pPr>
-        <w:pStyle w:val="ListParagraph"/>
-        <w:numPr>
-          <w:ilvl w:val="0"/>
-          <w:numId w:val="14"/>
-        </w:numPr>
-        <w:spacing w:after="80"/>
-      </w:pPr>
-      <w:r>
-        <w:t xml:space="preserve">Le chef ⭐ de l'équipe fait « 🏁 Marquer terminé » quand c'est posé. Le client </w:t>
-      </w:r>
-      <w:r>
-        <w:rPr>
-          <w:b/>
-          <w:bCs/>
-        </w:rPr>
-        <w:t xml:space="preserve">réceptionne</w:t>
-      </w:r>
-      <w:r>
-        <w:t xml:space="preserve"> ensuite depuis son espace (il signe le PV) — ou BMI fait le constat. C'est cette réception qui débloque les parts.</w:t>
-      </w:r>
-    </w:p>
-    <w:p>
-      <w:pPr>
-        <w:pStyle w:val="ListParagraph"/>
-        <w:numPr>
-          <w:ilvl w:val="0"/>
-          <w:numId w:val="14"/>
-        </w:numPr>
-        <w:spacing w:after="80"/>
-      </w:pPr>
-      <w:r>
-        <w:t xml:space="preserve">Ma part d'installation apparaît dans 💰 Primes reçues (à commission) ou 💵 Ma commission. Elle m'est payée par la caisse d'une boutique ; je suis prévenu dans 💬 Messages.</w:t>
-      </w:r>
-    </w:p>
-    <w:p>
-      <w:pPr>
-        <w:pStyle w:val="Heading3"/>
-      </w:pPr>
-      <w:r>
-        <w:t xml:space="preserve">Mes dépenses de chantier</w:t>
-      </w:r>
-    </w:p>
-    <w:p>
-      <w:pPr>
-        <w:spacing w:after="140"/>
-      </w:pPr>
-      <w:r>
-        <w:t xml:space="preserve">Carburant, nourriture, petit matériel : dans 📤 Dépenses (« Mes dépenses »), j'enregistre la dépense, je dis avec quoi j'ai payé (souvent « une avance personnelle » : on me la rembourse) et je la </w:t>
-      </w:r>
-      <w:r>
-        <w:rPr>
-          <w:b/>
-          <w:bCs/>
-        </w:rPr>
-        <w:t xml:space="preserve">rattache au chantier</w:t>
-      </w:r>
-      <w:r>
-        <w:t xml:space="preserve">. Je ne vois que mes propres dépenses.</w:t>
-      </w:r>
-    </w:p>
-    <w:p>
-      <w:pPr>
-        <w:pStyle w:val="Heading3"/>
-      </w:pPr>
-      <w:r>
-        <w:t xml:space="preserve">Mes outils</w:t>
-      </w:r>
-    </w:p>
-    <w:p>
-      <w:pPr>
-        <w:pStyle w:val="ListParagraph"/>
-        <w:numPr>
-          <w:ilvl w:val="0"/>
-          <w:numId w:val="2"/>
-        </w:numPr>
-        <w:spacing w:after="80"/>
-      </w:pPr>
-      <w:r>
-        <w:t xml:space="preserve">Dans 🧰 Outillage (« 🧰 Mes outils »), je vois ce que j'ai sorti, pour quel chantier, et la date de retour promise.</w:t>
-      </w:r>
-    </w:p>
-    <w:p>
-      <w:pPr>
-        <w:pStyle w:val="ListParagraph"/>
-        <w:numPr>
-          <w:ilvl w:val="0"/>
-          <w:numId w:val="2"/>
-        </w:numPr>
-        <w:spacing w:after="80"/>
-      </w:pPr>
-      <w:r>
-        <w:t xml:space="preserve">Je change de chantier sans ramener l'outil : « 🏗 Changer le chantier ».</w:t>
-      </w:r>
-    </w:p>
-    <w:p>
-      <w:pPr>
-        <w:pStyle w:val="ListParagraph"/>
-        <w:numPr>
-          <w:ilvl w:val="0"/>
-          <w:numId w:val="2"/>
-        </w:numPr>
-        <w:spacing w:after="80"/>
-      </w:pPr>
-      <w:r>
-        <w:t xml:space="preserve">Si je suis </w:t>
-      </w:r>
-      <w:r>
-        <w:rPr>
-          <w:b/>
-          <w:bCs/>
-        </w:rPr>
-        <w:t xml:space="preserve">en retard</w:t>
-      </w:r>
-      <w:r>
-        <w:t xml:space="preserve">, l'onglet me le compte et me demande d'écrire pourquoi. Un outil perdu se déclare au registre ; sa valeur peut être retenue sur ma part ou mon salaire, c'est l'administrateur qui décide.</w:t>
-      </w:r>
-    </w:p>
-    <w:p>
-      <w:pPr>
-        <w:pStyle w:val="ListParagraph"/>
-        <w:numPr>
-          <w:ilvl w:val="0"/>
-          <w:numId w:val="2"/>
-        </w:numPr>
-        <w:spacing w:after="80"/>
-      </w:pPr>
-      <w:r>
-        <w:t xml:space="preserve">Une </w:t>
-      </w:r>
-      <w:r>
-        <w:rPr>
-          <w:b/>
-          <w:bCs/>
-        </w:rPr>
-        <w:t xml:space="preserve">boîte à outils</w:t>
-      </w:r>
-      <w:r>
-        <w:t xml:space="preserve"> : avant de la rendre, je compte ce qu'il y a dedans (« Compter ») pour valider ce que je ramène.</w:t>
-      </w:r>
-    </w:p>
-    <w:p>
-      <w:pPr>
-        <w:pStyle w:val="Heading3"/>
-      </w:pPr>
-      <w:r>
-        <w:t xml:space="preserve">Mes tâches</w:t>
-      </w:r>
-    </w:p>
-    <w:p>
-      <w:pPr>
-        <w:spacing w:after="140"/>
-      </w:pPr>
-      <w:r>
-        <w:t xml:space="preserve">✅ Mes tâches : ce que mon chef ou la direction m'a confié, avec l'échéance. « ✅ Terminer » quand c'est fait.</w:t>
-      </w:r>
-    </w:p>
-    <w:p>
-      <w:pPr>
-        <w:pStyle w:val="Heading3"/>
-      </w:pPr>
-      <w:r>
-        <w:t xml:space="preserve">Si je suis chef des techniciens ⭐ (technicien BMI)</w:t>
-      </w:r>
-    </w:p>
-    <w:p>
-      <w:pPr>
-        <w:spacing w:after="140"/>
-      </w:pPr>
-      <w:r>
-        <w:t xml:space="preserve">J'ai 👑 Équipe pour suivre mes hommes et leur donner des tâches, et je </w:t>
-      </w:r>
-      <w:r>
-        <w:rPr>
-          <w:b/>
-          <w:bCs/>
-        </w:rPr>
-        <w:t xml:space="preserve">tiens le registre</w:t>
-      </w:r>
-      <w:r>
-        <w:t xml:space="preserve"> de 🧰 Outillage avec le magasinier : sorties, retours, appel de la semaine.</w:t>
-      </w:r>
-    </w:p>
-    <w:p>
-      <w:pPr>
-        <w:pStyle w:val="Heading2"/>
-      </w:pPr>
-      <w:r>
-        <w:t xml:space="preserve">Je suis comptable</w:t>
-      </w:r>
-    </w:p>
-    <w:p>
-      <w:pPr>
-        <w:spacing w:after="140"/>
-      </w:pPr>
-      <w:r>
-        <w:t xml:space="preserve">Mes onglets : 📊 Tableau de bord · 📈 Rentabilité · 📤 Dépenses · 🧾 Chez le comptable · 🧾 Dettes · 🔒 Caisse · 📦 Stocks · 👤 Clients · 🕘 Historique · 💬 Messages · 💵 Salaire · 🙋 Créer un client.</w:t>
-      </w:r>
-    </w:p>
-    <w:p>
-      <w:pPr>
-        <w:spacing w:after="140"/>
-      </w:pPr>
-      <w:r>
-        <w:t xml:space="preserve">Je suis en </w:t>
-      </w:r>
-      <w:r>
-        <w:rPr>
-          <w:b/>
-          <w:bCs/>
-        </w:rPr>
-        <w:t xml:space="preserve">lecture seule</w:t>
-      </w:r>
-      <w:r>
-        <w:t xml:space="preserve"> partout, sauf pour un geste qui est le mien : </w:t>
-      </w:r>
-      <w:r>
-        <w:rPr>
-          <w:b/>
-          <w:bCs/>
-        </w:rPr>
-        <w:t xml:space="preserve">pointer</w:t>
-      </w:r>
-      <w:r>
-        <w:t xml:space="preserve"> ce qui passe par ma caisse.</w:t>
-      </w:r>
-    </w:p>
-    <w:p>
-      <w:pPr>
-        <w:pStyle w:val="ListParagraph"/>
-        <w:numPr>
-          <w:ilvl w:val="0"/>
-          <w:numId w:val="15"/>
-        </w:numPr>
-        <w:spacing w:after="80"/>
-      </w:pPr>
-      <w:r>
-        <w:t xml:space="preserve">Dans 🧾 Chez le comptable, je vois ma caisse : les versements que les boutiques m'ont remis, les dépenses payées avec ma caisse.</w:t>
-      </w:r>
-    </w:p>
-    <w:p>
-      <w:pPr>
-        <w:pStyle w:val="ListParagraph"/>
-        <w:numPr>
-          <w:ilvl w:val="0"/>
-          <w:numId w:val="15"/>
-        </w:numPr>
-        <w:spacing w:after="80"/>
-      </w:pPr>
-      <w:r>
-        <w:t xml:space="preserve">Un versement arrivé : « ✅ Encaissé ». Une dépense que je remets : « Remis ». Ce qui attend mon pointage est dit à part.</w:t>
-      </w:r>
-    </w:p>
-    <w:p>
-      <w:pPr>
-        <w:pStyle w:val="ListParagraph"/>
-        <w:numPr>
-          <w:ilvl w:val="0"/>
-          <w:numId w:val="15"/>
-        </w:numPr>
-        <w:spacing w:after="80"/>
-      </w:pPr>
-      <w:r>
-        <w:t xml:space="preserve">Un versement qui ne devrait pas exister : je le </w:t>
-      </w:r>
-      <w:r>
-        <w:rPr>
-          <w:b/>
-          <w:bCs/>
-        </w:rPr>
-        <w:t xml:space="preserve">rejette</w:t>
-      </w:r>
-      <w:r>
-        <w:t xml:space="preserve"> avec un motif ; il revient dans la caisse de la boutique comme s'il n'avait jamais été versé.</w:t>
-      </w:r>
-    </w:p>
-    <w:p>
-      <w:pPr>
-        <w:pStyle w:val="ListParagraph"/>
-        <w:numPr>
-          <w:ilvl w:val="0"/>
-          <w:numId w:val="15"/>
-        </w:numPr>
-        <w:spacing w:after="80"/>
-      </w:pPr>
-      <w:r>
-        <w:t xml:space="preserve">Dans 📊 Tableau de bord, la pastille </w:t>
-      </w:r>
-      <w:r>
-        <w:rPr>
-          <w:b/>
-          <w:bCs/>
-        </w:rPr>
-        <w:t xml:space="preserve">🧾 COMPTABLE</w:t>
-      </w:r>
-      <w:r>
-        <w:t xml:space="preserve"> donne mon relevé sur la période choisie : solde au début, entrées, sorties, solde à la fin ; « 🖨 Imprimer le relevé (PDF) » ou « Exporter (CSV) ».</w:t>
-      </w:r>
-    </w:p>
-    <w:p>
-      <w:pPr>
-        <w:spacing w:after="140"/>
-      </w:pPr>
-      <w:r>
-        <w:t xml:space="preserve">🕘 Historique est le journal de tout ce qui a été fait, par qui et quand : c'est ma pièce à conviction.</w:t>
-      </w:r>
-    </w:p>
-    <w:p>
-      <w:pPr>
-        <w:pStyle w:val="Heading2"/>
-      </w:pPr>
-      <w:r>
-        <w:t xml:space="preserve">Je suis administrateur</w:t>
-      </w:r>
-    </w:p>
-    <w:p>
-      <w:pPr>
-        <w:spacing w:after="140"/>
-      </w:pPr>
-      <w:r>
-        <w:t xml:space="preserve">J'ai tous les onglets. L'</w:t>
-      </w:r>
-      <w:r>
-        <w:rPr>
-          <w:b/>
-          <w:bCs/>
-        </w:rPr>
-        <w:t xml:space="preserve">administrateur principal</w:t>
-      </w:r>
-      <w:r>
-        <w:t xml:space="preserve"> (« moi seul », dit Timo) a en plus les gestes qui engagent la maison : mots de passe des autres, changement de rôle, bascule réel ↔ formation, plan de règlement, signature en boutique, corbeille, restauration d'une sauvegarde.</w:t>
-      </w:r>
-    </w:p>
-    <w:p>
-      <w:pPr>
-        <w:pStyle w:val="Heading3"/>
-      </w:pPr>
-      <w:r>
-        <w:t xml:space="preserve">Chaque jour</w:t>
-      </w:r>
-    </w:p>
-    <w:p>
-      <w:pPr>
-        <w:pStyle w:val="ListParagraph"/>
-        <w:numPr>
-          <w:ilvl w:val="0"/>
-          <w:numId w:val="16"/>
-        </w:numPr>
-        <w:spacing w:after="80"/>
-      </w:pPr>
-      <w:r>
-        <w:t xml:space="preserve">📤 Dépenses : l'encadré « ⏳ Dépenses à valider par le DG » — je regarde chaque dépense de 5 000 F et plus, « ✅ Valider » ou « ✖ Rejeter » (avec un motif). Une dépense rejetée revient à 0 F et l'auteur en est prévenu.</w:t>
-      </w:r>
-    </w:p>
-    <w:p>
-      <w:pPr>
-        <w:pStyle w:val="ListParagraph"/>
-        <w:numPr>
-          <w:ilvl w:val="0"/>
-          <w:numId w:val="16"/>
-        </w:numPr>
-        <w:spacing w:after="80"/>
-      </w:pPr>
-      <w:r>
-        <w:t xml:space="preserve">🔒 Caisse : les </w:t>
-      </w:r>
-      <w:r>
-        <w:rPr>
-          <w:b/>
-          <w:bCs/>
-        </w:rPr>
-        <w:t xml:space="preserve">versements à valider</w:t>
-      </w:r>
-      <w:r>
-        <w:t xml:space="preserve"> (Chez le DG, BANQUE). Un versement que je rejette revient dans la caisse de la boutique.</w:t>
-      </w:r>
-    </w:p>
-    <w:p>
-      <w:pPr>
-        <w:pStyle w:val="ListParagraph"/>
-        <w:numPr>
-          <w:ilvl w:val="0"/>
-          <w:numId w:val="16"/>
-        </w:numPr>
-        <w:spacing w:after="80"/>
-      </w:pPr>
-      <w:r>
-        <w:t xml:space="preserve">📊 Tableau de bord : le résultat du jour (Ventes, Dépenses, Résultat, Dettes en cours), boutique par boutique, et les pastilles </w:t>
-      </w:r>
-      <w:r>
-        <w:rPr>
-          <w:b/>
-          <w:bCs/>
-        </w:rPr>
-        <w:t xml:space="preserve">👤 DG</w:t>
-      </w:r>
-      <w:r>
-        <w:t xml:space="preserve">, </w:t>
-      </w:r>
-      <w:r>
-        <w:rPr>
-          <w:b/>
-          <w:bCs/>
-        </w:rPr>
-        <w:t xml:space="preserve">🏦 BANQUE</w:t>
-      </w:r>
-      <w:r>
-        <w:t xml:space="preserve">, </w:t>
-      </w:r>
-      <w:r>
-        <w:rPr>
-          <w:b/>
-          <w:bCs/>
-        </w:rPr>
-        <w:t xml:space="preserve">🧾 COMPTABLE</w:t>
-      </w:r>
-      <w:r>
-        <w:t xml:space="preserve">, </w:t>
-      </w:r>
-      <w:r>
-        <w:rPr>
-          <w:b/>
-          <w:bCs/>
-        </w:rPr>
-        <w:t xml:space="preserve">📱 FLOOZ</w:t>
-      </w:r>
-      <w:r>
-        <w:t xml:space="preserve">, </w:t>
-      </w:r>
-      <w:r>
-        <w:rPr>
-          <w:b/>
-          <w:bCs/>
-        </w:rPr>
-        <w:t xml:space="preserve">📱 MIXX/T-MONEY</w:t>
-      </w:r>
-      <w:r>
-        <w:t xml:space="preserve"> : chaque caisse en relevé, imprimable.</w:t>
-      </w:r>
-    </w:p>
-    <w:p>
-      <w:pPr>
-        <w:pStyle w:val="ListParagraph"/>
-        <w:numPr>
-          <w:ilvl w:val="0"/>
-          <w:numId w:val="16"/>
-        </w:numPr>
-        <w:spacing w:after="80"/>
-      </w:pPr>
-      <w:r>
-        <w:t xml:space="preserve">📲 WhatsApp : je vois toutes les conversations ; « 🔁 Confier » une conversation à quelqu'un, « 🔓 Rendre à tous ».</w:t>
-      </w:r>
-    </w:p>
-    <w:p>
-      <w:pPr>
-        <w:pStyle w:val="Heading3"/>
-      </w:pPr>
-      <w:r>
-        <w:t xml:space="preserve">Les personnes</w:t>
-      </w:r>
-    </w:p>
-    <w:p>
-      <w:pPr>
-        <w:pStyle w:val="ListParagraph"/>
-        <w:numPr>
-          <w:ilvl w:val="0"/>
-          <w:numId w:val="2"/>
-        </w:numPr>
-        <w:spacing w:after="80"/>
-      </w:pPr>
-      <w:r>
-        <w:t xml:space="preserve">👥 Utilisateurs : « Créer » un compte (le rôle décide des onglets ; pour un employé, un prénom), « ⋯ Gérer » (identité, paie, banque, commercial), « 🔐 Pouvoirs » (retirer un onglet ou un pouvoir), « ⛔ Bloquer ». Principal seul : « 🔑 Mot de passe », « 🎭 Rôle », « Nommer chef ».</w:t>
-      </w:r>
-    </w:p>
-    <w:p>
-      <w:pPr>
-        <w:pStyle w:val="ListParagraph"/>
-        <w:numPr>
-          <w:ilvl w:val="0"/>
-          <w:numId w:val="2"/>
-        </w:numPr>
-        <w:spacing w:after="80"/>
-      </w:pPr>
-      <w:r>
-        <w:t xml:space="preserve">💵 Salaires (tous) : les bulletins, les avances, le crédit BMI, la déclaration CNSS.</w:t>
-      </w:r>
-    </w:p>
-    <w:p>
-      <w:pPr>
-        <w:pStyle w:val="ListParagraph"/>
-        <w:numPr>
-          <w:ilvl w:val="0"/>
-          <w:numId w:val="2"/>
-        </w:numPr>
-        <w:spacing w:after="80"/>
-      </w:pPr>
-      <w:r>
-        <w:t xml:space="preserve">🎯 Commerciaux : les agents commerciaux et leur taux.</w:t>
-      </w:r>
-    </w:p>
-    <w:p>
-      <w:pPr>
-        <w:pStyle w:val="Heading3"/>
-      </w:pPr>
-      <w:r>
-        <w:t xml:space="preserve">Les chantiers et l'argent des équipes</w:t>
-      </w:r>
-    </w:p>
-    <w:p>
-      <w:pPr>
-        <w:pStyle w:val="ListParagraph"/>
-        <w:numPr>
-          <w:ilvl w:val="0"/>
-          <w:numId w:val="2"/>
-        </w:numPr>
-        <w:spacing w:after="80"/>
-      </w:pPr>
-      <w:r>
-        <w:t xml:space="preserve">🏠 Clients installés : programmer une installation, composer l'équipe, réception forcée si le client tarde, « 🔧 Frais » (les parts des techniciens et la part BMI, après déduction des petites dépenses rattachées), primes, entretien, garantie.</w:t>
-      </w:r>
-    </w:p>
-    <w:p>
-      <w:pPr>
-        <w:pStyle w:val="ListParagraph"/>
-        <w:numPr>
-          <w:ilvl w:val="0"/>
-          <w:numId w:val="2"/>
-        </w:numPr>
-        <w:spacing w:after="80"/>
-      </w:pPr>
-      <w:r>
-        <w:t xml:space="preserve">👑 Équipe (comme chef) : payer les apporteurs externes, valider les commissions d'équipe.</w:t>
-      </w:r>
-    </w:p>
-    <w:p>
-      <w:pPr>
-        <w:pStyle w:val="Heading3"/>
-      </w:pPr>
-      <w:r>
-        <w:t xml:space="preserve">Les réglages — ⚙ Paramètres</w:t>
-      </w:r>
-    </w:p>
-    <w:p>
-      <w:pPr>
-        <w:spacing w:after="140"/>
-      </w:pPr>
-      <w:r>
-        <w:t xml:space="preserve">Boutiques (fonds de caisse, comptes mobiles Flooz / Mixx, prix du rail, position GPS), banques, cachet, écran de connexion, mot de fidélité, appareils du volet solaire, domaines et familles de produits, données personnelles (dossier d'un client ou d'un employé, effacement, durée de conservation), sauvegarde de secours, corbeille, et </w:t>
-      </w:r>
-      <w:r>
-        <w:rPr>
-          <w:b/>
-          <w:bCs/>
-        </w:rPr>
-        <w:t xml:space="preserve">« 👁 Je regarde »</w:t>
-      </w:r>
-      <w:r>
-        <w:t xml:space="preserve"> pour passer en formation ou en réel.</w:t>
-      </w:r>
-    </w:p>
-    <w:p>
-      <w:pPr>
-        <w:pStyle w:val="Heading3"/>
-      </w:pPr>
-      <w:r>
-        <w:t xml:space="preserve">Ce qu'il faut savoir, et dire à l'équipe</w:t>
-      </w:r>
-    </w:p>
-    <w:p>
-      <w:pPr>
-        <w:pStyle w:val="ListParagraph"/>
-        <w:numPr>
-          <w:ilvl w:val="0"/>
-          <w:numId w:val="2"/>
-        </w:numPr>
-        <w:spacing w:after="80"/>
-      </w:pPr>
-      <w:r>
-        <w:t xml:space="preserve">Un changement de rôle ou de pouvoir prend effet à la </w:t>
-      </w:r>
-      <w:r>
-        <w:rPr>
-          <w:b/>
-          <w:bCs/>
-        </w:rPr>
-        <w:t xml:space="preserve">prochaine connexion</w:t>
-      </w:r>
-      <w:r>
-        <w:t xml:space="preserve"> de la personne.</w:t>
-      </w:r>
-    </w:p>
-    <w:p>
-      <w:pPr>
-        <w:pStyle w:val="ListParagraph"/>
-        <w:numPr>
-          <w:ilvl w:val="0"/>
-          <w:numId w:val="2"/>
-        </w:numPr>
-        <w:spacing w:after="80"/>
-      </w:pPr>
-      <w:r>
-        <w:t xml:space="preserve">Un compte qui fait une bêtise ne se supprime pas : on le </w:t>
-      </w:r>
-      <w:r>
-        <w:rPr>
-          <w:b/>
-          <w:bCs/>
-        </w:rPr>
-        <w:t xml:space="preserve">bloque</w:t>
-      </w:r>
-      <w:r>
-        <w:t xml:space="preserve">. Rien ne se supprime vraiment ; les chantiers supprimés attendent 30 jours dans la corbeille.</w:t>
-      </w:r>
-    </w:p>
-    <w:p>
-      <w:pPr>
-        <w:pStyle w:val="ListParagraph"/>
-        <w:numPr>
-          <w:ilvl w:val="0"/>
-          <w:numId w:val="2"/>
-        </w:numPr>
-        <w:spacing w:after="80"/>
-      </w:pPr>
-      <w:r>
-        <w:t xml:space="preserve">La clôture bloque les ventes du lendemain ; une grosse dépense en espèces se fait valider </w:t>
-      </w:r>
-      <w:r>
-        <w:rPr>
-          <w:b/>
-          <w:bCs/>
-        </w:rPr>
-        <w:t xml:space="preserve">avant</w:t>
-      </w:r>
-      <w:r>
-        <w:t xml:space="preserve"> la fermeture.</w:t>
-      </w:r>
-    </w:p>
-    <w:p>
-      <w:pPr>
-        <w:pStyle w:val="Heading2"/>
-      </w:pPr>
-      <w:r>
-        <w:t xml:space="preserve">Le client, dans son espace</w:t>
-      </w:r>
-    </w:p>
-    <w:p>
-      <w:pPr>
-        <w:spacing w:after="140"/>
-      </w:pPr>
-      <w:r>
-        <w:t xml:space="preserve">Un client de BMI a son propre espace : 🏠 Mon espace · 💬 Messages · 🔒 Mes données · 📄 Mes contrats. Il se connecte avec l'identifiant et le mot de passe reçus par WhatsApp.</w:t>
-      </w:r>
-    </w:p>
-    <w:p>
-      <w:pPr>
-        <w:pStyle w:val="ListParagraph"/>
-        <w:numPr>
-          <w:ilvl w:val="0"/>
-          <w:numId w:val="2"/>
-        </w:numPr>
-        <w:spacing w:after="80"/>
-      </w:pPr>
-      <w:r>
-        <w:t xml:space="preserve">Dans 🏠 Mon espace, il lit ses devis, </w:t>
-      </w:r>
-      <w:r>
-        <w:rPr>
-          <w:b/>
-          <w:bCs/>
-        </w:rPr>
-        <w:t xml:space="preserve">accepte et signe</w:t>
-      </w:r>
-      <w:r>
-        <w:t xml:space="preserve"> (« ✍️ Signer et valider ») — c'est la signature du contrat —, choisit son plan de règlement, suit ses paiements, et </w:t>
-      </w:r>
-      <w:r>
-        <w:rPr>
-          <w:b/>
-          <w:bCs/>
-        </w:rPr>
-        <w:t xml:space="preserve">réceptionne</w:t>
-      </w:r>
-      <w:r>
-        <w:t xml:space="preserve"> son installation en signant le PV.</w:t>
-      </w:r>
-    </w:p>
-    <w:p>
-      <w:pPr>
-        <w:pStyle w:val="ListParagraph"/>
-        <w:numPr>
-          <w:ilvl w:val="0"/>
-          <w:numId w:val="2"/>
-        </w:numPr>
-        <w:spacing w:after="80"/>
-      </w:pPr>
-      <w:r>
-        <w:t xml:space="preserve">Il peut </w:t>
-      </w:r>
-      <w:r>
-        <w:rPr>
-          <w:b/>
-          <w:bCs/>
-        </w:rPr>
-        <w:t xml:space="preserve">parrainer</w:t>
-      </w:r>
-      <w:r>
-        <w:t xml:space="preserve"> un proche (« 🤝 Parrainez vos proches ») : le filleul reçoit ses identifiants depuis le téléphone du parrain.</w:t>
-      </w:r>
-    </w:p>
-    <w:p>
-      <w:pPr>
-        <w:pStyle w:val="ListParagraph"/>
-        <w:numPr>
-          <w:ilvl w:val="0"/>
-          <w:numId w:val="2"/>
-        </w:numPr>
-        <w:spacing w:after="80"/>
-      </w:pPr>
-      <w:r>
-        <w:t xml:space="preserve">Il écrit à BMI dans 💬 Messages, télécharge ce que BMI sait de lui dans 🔒 Mes données (et peut demander une correction ou une suppression), et retrouve ses contrats et PV dans 📄 Mes contrats.</w:t>
-      </w:r>
-    </w:p>
-    <w:p>
-      <w:r>
-        <w:br w:type="page"/>
-      </w:r>
-    </w:p>
-    <w:p>
-      <w:pPr>
-        <w:pStyle w:val="Heading1"/>
-        <w:pageBreakBefore/>
-      </w:pPr>
-      <w:r>
-        <w:t xml:space="preserve">Partie 2 — Les écrans, un par un</w:t>
-      </w:r>
-    </w:p>
-    <w:p>
-      <w:pPr>
-        <w:spacing w:after="140"/>
-      </w:pPr>
-      <w:r>
-        <w:t xml:space="preserve">Pour chaque onglet : qui l'a, à quoi il sert, les gestes, et ce qu'il faut savoir. Les onglets sont dans l'ordre où l'administrateur les voit.</w:t>
-      </w:r>
-    </w:p>
-    <w:p>
-      <w:pPr>
-        <w:pStyle w:val="Heading2"/>
-      </w:pPr>
-      <w:r>
-        <w:t xml:space="preserve">📊 Tableau de bord</w:t>
-      </w:r>
-    </w:p>
-    <w:p>
-      <w:pPr>
-        <w:spacing w:after="140"/>
-      </w:pPr>
-      <w:r>
-        <w:rPr>
-          <w:b/>
-          <w:bCs/>
-        </w:rPr>
-        <w:t xml:space="preserve">Qui</w:t>
-      </w:r>
-      <w:r>
-        <w:t xml:space="preserve"> : administrateur, comptable.</w:t>
-      </w:r>
-    </w:p>
-    <w:p>
-      <w:pPr>
-        <w:pStyle w:val="ListParagraph"/>
-        <w:numPr>
-          <w:ilvl w:val="0"/>
-          <w:numId w:val="2"/>
-        </w:numPr>
-        <w:spacing w:after="80"/>
-      </w:pPr>
-      <w:r>
-        <w:t xml:space="preserve">En haut, une rangée de pastilles : </w:t>
-      </w:r>
-      <w:r>
-        <w:rPr>
-          <w:b/>
-          <w:bCs/>
-        </w:rPr>
-        <w:t xml:space="preserve">TOUTES</w:t>
-      </w:r>
-      <w:r>
-        <w:t xml:space="preserve">, chaque boutique, TERRAIN, puis les caisses centrales — </w:t>
-      </w:r>
-      <w:r>
-        <w:rPr>
-          <w:b/>
-          <w:bCs/>
-        </w:rPr>
-        <w:t xml:space="preserve">👤 DG</w:t>
-      </w:r>
-      <w:r>
-        <w:t xml:space="preserve">, </w:t>
-      </w:r>
-      <w:r>
-        <w:rPr>
-          <w:b/>
-          <w:bCs/>
-        </w:rPr>
-        <w:t xml:space="preserve">🏦 BANQUE</w:t>
-      </w:r>
-      <w:r>
-        <w:t xml:space="preserve">, </w:t>
-      </w:r>
-      <w:r>
-        <w:rPr>
-          <w:b/>
-          <w:bCs/>
-        </w:rPr>
-        <w:t xml:space="preserve">🧾 COMPTABLE</w:t>
-      </w:r>
-      <w:r>
-        <w:t xml:space="preserve"> (réel seulement ; DG et BANQUE pour l'administrateur principal) — et </w:t>
-      </w:r>
-      <w:r>
-        <w:rPr>
-          <w:b/>
-          <w:bCs/>
-        </w:rPr>
-        <w:t xml:space="preserve">📱 FLOOZ</w:t>
-      </w:r>
-      <w:r>
-        <w:t xml:space="preserve">, </w:t>
-      </w:r>
-      <w:r>
-        <w:rPr>
-          <w:b/>
-          <w:bCs/>
-        </w:rPr>
-        <w:t xml:space="preserve">📱 MIXX/T-MONEY</w:t>
-      </w:r>
-      <w:r>
-        <w:t xml:space="preserve"> dès qu'un compte mobile sert.</w:t>
-      </w:r>
-    </w:p>
-    <w:p>
-      <w:pPr>
-        <w:pStyle w:val="ListParagraph"/>
-        <w:numPr>
-          <w:ilvl w:val="0"/>
-          <w:numId w:val="2"/>
-        </w:numPr>
-        <w:spacing w:after="80"/>
-      </w:pPr>
-      <w:r>
-        <w:t xml:space="preserve">La </w:t>
-      </w:r>
-      <w:r>
-        <w:rPr>
-          <w:b/>
-          <w:bCs/>
-        </w:rPr>
-        <w:t xml:space="preserve">période</w:t>
-      </w:r>
-      <w:r>
-        <w:t xml:space="preserve"> (Aujourd'hui d'office, cette semaine, ce mois, personnalisée…) commande les cartes Ventes / Dépenses / Résultat, le graphique et la synthèse. « Dettes en cours » ne dépend pas de la période.</w:t>
-      </w:r>
-    </w:p>
-    <w:p>
-      <w:pPr>
-        <w:pStyle w:val="ListParagraph"/>
-        <w:numPr>
-          <w:ilvl w:val="0"/>
-          <w:numId w:val="2"/>
-        </w:numPr>
-        <w:spacing w:after="80"/>
-      </w:pPr>
-      <w:r>
-        <w:t xml:space="preserve">Une caisse centrale ou mobile se lit en </w:t>
-      </w:r>
-      <w:r>
-        <w:rPr>
-          <w:b/>
-          <w:bCs/>
-        </w:rPr>
-        <w:t xml:space="preserve">relevé</w:t>
-      </w:r>
-      <w:r>
-        <w:t xml:space="preserve"> : solde au début, + entrées, − sorties, solde à la fin, et la liste des mouvements. « 🖨 Imprimer le relevé (PDF) », « Exporter (CSV) ».</w:t>
-      </w:r>
-    </w:p>
-    <w:p>
-      <w:pPr>
-        <w:pStyle w:val="ListParagraph"/>
-        <w:numPr>
-          <w:ilvl w:val="0"/>
-          <w:numId w:val="2"/>
-        </w:numPr>
-        <w:spacing w:after="80"/>
-      </w:pPr>
-      <w:r>
-        <w:t xml:space="preserve">« Exporter les données (Excel / CSV) » : ventes, dépenses, versements, stocks (classés par boutique, catégorie et urgence), journal comptable.</w:t>
+        <w:t xml:space="preserve">« Mes demandes », sous l'encadré : ⏳ En attente (je peux encore « Annuler »), ✅ Servie avec le numéro du bon (RAV-…), ❌ Refusée avec le motif du magasinier.</w:t>
+      </w:r>
+    </w:p>
+    <w:p>
+      <w:pPr>
+        <w:pStyle w:val="ListParagraph"/>
+        <w:numPr>
+          <w:ilvl w:val="0"/>
+          <w:numId w:val="10"/>
+        </w:numPr>
+        <w:spacing w:after="80"/>
+      </w:pPr>
+      <w:r>
+        <w:t xml:space="preserve">C'est </w:t>
+      </w:r>
+      <w:r>
+        <w:rPr>
+          <w:b/>
+          <w:bCs/>
+        </w:rPr>
+        <w:t xml:space="preserve">le magasinier qui valide le bon</w:t>
+      </w:r>
+      <w:r>
+        <w:t xml:space="preserve">, et c'est à cet instant que le stock quitte le magasin et entre dans ma boutique. </w:t>
+      </w:r>
+      <w:r>
+        <w:rPr>
+          <w:b/>
+          <w:bCs/>
+        </w:rPr>
+        <w:t xml:space="preserve">Je n'ai rien à valider.</w:t>
+      </w:r>
+      <w:r>
+        <w:t xml:space="preserve"> Je vérifie la marchandise reçue contre le bon de ravitaillement qui l'accompagne ; s'il manque quelque chose, j'écris au magasinier dans 💬 Messages. Un article que ma boutique n'avait pas encore est créé dans mon stock tout seul, au prix du magasin.</w:t>
+      </w:r>
+    </w:p>
+    <w:p>
+      <w:pPr>
+        <w:pStyle w:val="ListParagraph"/>
+        <w:numPr>
+          <w:ilvl w:val="0"/>
+          <w:numId w:val="10"/>
+        </w:numPr>
+        <w:spacing w:after="80"/>
+      </w:pPr>
+      <w:r>
+        <w:t xml:space="preserve">Ensuite, une </w:t>
+      </w:r>
+      <w:r>
+        <w:rPr>
+          <w:b/>
+          <w:bCs/>
+        </w:rPr>
+        <w:t xml:space="preserve">« + Entrée »</w:t>
+      </w:r>
+      <w:r>
+        <w:t xml:space="preserve"> ne se fait pas pour un ravitaillement : la quantité est déjà entrée. « + Entrée » sert quand la marchandise vient d'un fournisseur, pas du magasin.</w:t>
       </w:r>
     </w:p>
     <w:p>
@@ -4578,7 +3209,59 @@
         <w:ind w:left="280"/>
       </w:pPr>
       <w:r>
-        <w:t xml:space="preserve">ℹ  Un versement n'est jamais une dépense : il n'apparaît pas dans les charges. Une dépense en attente de validation ne compte nulle part.</w:t>
+        <w:t xml:space="preserve">ℹ  À ne pas confondre avec le </w:t>
+      </w:r>
+      <w:r>
+        <w:rPr>
+          <w:b/>
+          <w:bCs/>
+        </w:rPr>
+        <w:t xml:space="preserve">transfert de stock</w:t>
+      </w:r>
+      <w:r>
+        <w:t xml:space="preserve"> entre deux boutiques (« ⇄ Transfert ») : là, c'est la boutique qui reçoit qui doit cliquer « ✅ Valider la réception », et rien ne bouge avant. Pour un ravitaillement venu du magasin, c'est le magasinier qui valide.</w:t>
+      </w:r>
+    </w:p>
+    <w:p>
+      <w:pPr>
+        <w:pStyle w:val="Heading3"/>
+      </w:pPr>
+      <w:r>
+        <w:t xml:space="preserve">Le SAV</w:t>
+      </w:r>
+    </w:p>
+    <w:p>
+      <w:pPr>
+        <w:spacing w:after="140"/>
+      </w:pPr>
+      <w:r>
+        <w:t xml:space="preserve">Un article défectueux sous garantie : sur la ligne de la vente, « 🔁 Retour / échange sous garantie ». L'échange n'est jamais une vente ; le défectueux part dans un stock SAV à part. Un </w:t>
+      </w:r>
+      <w:r>
+        <w:rPr>
+          <w:b/>
+          <w:bCs/>
+        </w:rPr>
+        <w:t xml:space="preserve">bon de retour</w:t>
+      </w:r>
+      <w:r>
+        <w:t xml:space="preserve"> sort pour le client.</w:t>
+      </w:r>
+    </w:p>
+    <w:p>
+      <w:pPr>
+        <w:pStyle w:val="Heading3"/>
+      </w:pPr>
+      <w:r>
+        <w:t xml:space="preserve">Les travaux à crédit</w:t>
+      </w:r>
+    </w:p>
+    <w:p>
+      <w:pPr>
+        <w:spacing w:after="140"/>
+      </w:pPr>
+      <w:r>
+        <w:t xml:space="preserve">Pour un chantier où on avance du matériel et des frais avant de facturer (câblage, tuyauterie…) : 🛠 Travaux à crédit. J'ouvre la fiche, le magasinier ou moi sortons les articles (le stock baisse tout de suite), j'ajoute les articles HB achetés dehors, je fixe les frais de prestation, puis « 🧾 Facturer le client (vers 💰 Ventes) ». Voir la Partie 2.</w:t>
       </w:r>
     </w:p>
     <w:p>
@@ -4586,7 +3269,7 @@
         <w:pStyle w:val="Heading2"/>
       </w:pPr>
       <w:r>
-        <w:t xml:space="preserve">📈 Rentabilité</w:t>
+        <w:t xml:space="preserve">Je suis magasinier</w:t>
       </w:r>
     </w:p>
     <w:p>
@@ -4594,6 +3277,1368 @@
         <w:spacing w:after="140"/>
       </w:pPr>
       <w:r>
+        <w:t xml:space="preserve">Mes onglets : 📦 Stocks · 💵 Salaire · 💬 Messages · 📲 WhatsApp · 🙋 Créer un client · 🛠 Travaux à crédit · 🧰 Outillage.</w:t>
+      </w:r>
+    </w:p>
+    <w:p>
+      <w:pPr>
+        <w:pStyle w:val="Heading3"/>
+      </w:pPr>
+      <w:r>
+        <w:t xml:space="preserve">Le stock du magasin</w:t>
+      </w:r>
+    </w:p>
+    <w:p>
+      <w:pPr>
+        <w:pStyle w:val="ListParagraph"/>
+        <w:numPr>
+          <w:ilvl w:val="0"/>
+          <w:numId w:val="11"/>
+        </w:numPr>
+        <w:spacing w:after="80"/>
+      </w:pPr>
+      <w:r>
+        <w:t xml:space="preserve">Dans 📦 Stocks, je choisis le </w:t>
+      </w:r>
+      <w:r>
+        <w:rPr>
+          <w:b/>
+          <w:bCs/>
+        </w:rPr>
+        <w:t xml:space="preserve">magasin</w:t>
+      </w:r>
+      <w:r>
+        <w:t xml:space="preserve"> en haut. « + Entrée » quand une commande arrive ; « 📥 Importer un fichier Excel » pour une grosse livraison (une feuille par boutique).</w:t>
+      </w:r>
+    </w:p>
+    <w:p>
+      <w:pPr>
+        <w:pStyle w:val="ListParagraph"/>
+        <w:numPr>
+          <w:ilvl w:val="0"/>
+          <w:numId w:val="11"/>
+        </w:numPr>
+        <w:spacing w:after="80"/>
+      </w:pPr>
+      <w:r>
+        <w:t xml:space="preserve">« 📋 Faire l'inventaire » régulièrement : je compte, je tape, « ✅ Valider l'inventaire ». Les écarts sont enregistrés, jamais effacés.</w:t>
+      </w:r>
+    </w:p>
+    <w:p>
+      <w:pPr>
+        <w:pStyle w:val="ListParagraph"/>
+        <w:numPr>
+          <w:ilvl w:val="0"/>
+          <w:numId w:val="11"/>
+        </w:numPr>
+        <w:spacing w:after="80"/>
+      </w:pPr>
+      <w:r>
+        <w:t xml:space="preserve">L'encadré « Alertes de stock dans les boutiques » me dit ce qui manque dans chaque boutique, du plus urgent au moins urgent.</w:t>
+      </w:r>
+    </w:p>
+    <w:p>
+      <w:pPr>
+        <w:pStyle w:val="Heading3"/>
+      </w:pPr>
+      <w:r>
+        <w:t xml:space="preserve">Servir les boutiques</w:t>
+      </w:r>
+    </w:p>
+    <w:p>
+      <w:pPr>
+        <w:pStyle w:val="ListParagraph"/>
+        <w:numPr>
+          <w:ilvl w:val="0"/>
+          <w:numId w:val="12"/>
+        </w:numPr>
+        <w:spacing w:after="80"/>
+      </w:pPr>
+      <w:r>
+        <w:t xml:space="preserve">Une </w:t>
+      </w:r>
+      <w:r>
+        <w:rPr>
+          <w:b/>
+          <w:bCs/>
+        </w:rPr>
+        <w:t xml:space="preserve">demande de ravitaillement</w:t>
+      </w:r>
+      <w:r>
+        <w:t xml:space="preserve"> arrive d'une boutique (notification « 🚚 Demande de ravitaillement »). Dans 📦 Stocks, sur mon magasin, l'encadré « 📥 Demandes des boutiques » la montre : « 📋 Préparer le bon » charge les articles demandés dans « 🚚 Ravitailler une boutique », ou « Refuser » avec un motif que la boutique lira.</w:t>
+      </w:r>
+    </w:p>
+    <w:p>
+      <w:pPr>
+        <w:pStyle w:val="ListParagraph"/>
+        <w:numPr>
+          <w:ilvl w:val="0"/>
+          <w:numId w:val="12"/>
+        </w:numPr>
+        <w:spacing w:after="80"/>
+      </w:pPr>
+      <w:r>
+        <w:t xml:space="preserve">Si la boutique a nommé un article autrement que moi, ou s'il est à zéro chez moi, il apparaît dans « à associer » : je dis à quel article de mon magasin il correspond (« Associer »), ou « Ignorer ».</w:t>
+      </w:r>
+    </w:p>
+    <w:p>
+      <w:pPr>
+        <w:pStyle w:val="ListParagraph"/>
+        <w:numPr>
+          <w:ilvl w:val="0"/>
+          <w:numId w:val="12"/>
+        </w:numPr>
+        <w:spacing w:after="80"/>
+      </w:pPr>
+      <w:r>
+        <w:t xml:space="preserve">Je complète le bon s'il le faut (« Boutique à ravitailler », « Article du magasin », « Quantité », « + Ajouter au bon »), puis « ✅ Valider le ravitaillement » : </w:t>
+      </w:r>
+      <w:r>
+        <w:rPr>
+          <w:b/>
+          <w:bCs/>
+        </w:rPr>
+        <w:t xml:space="preserve">le stock quitte mon magasin et entre dans la boutique à cet instant</w:t>
+      </w:r>
+      <w:r>
+        <w:t xml:space="preserve">, le bon de ravitaillement (RAV-…) s'imprime et part avec la marchandise, la demande est marquée servie. La boutique n'a rien à valider.</w:t>
+      </w:r>
+    </w:p>
+    <w:p>
+      <w:pPr>
+        <w:pStyle w:val="ListParagraph"/>
+        <w:numPr>
+          <w:ilvl w:val="0"/>
+          <w:numId w:val="12"/>
+        </w:numPr>
+        <w:spacing w:after="80"/>
+      </w:pPr>
+      <w:r>
+        <w:t xml:space="preserve">Je peux aussi ravitailler </w:t>
+      </w:r>
+      <w:r>
+        <w:rPr>
+          <w:b/>
+          <w:bCs/>
+        </w:rPr>
+        <w:t xml:space="preserve">sans attendre une demande</w:t>
+      </w:r>
+      <w:r>
+        <w:t xml:space="preserve"> : « ⚠ Alertes de stock dans les boutiques » me dit ce qui est passé sous le seuil chez chacune.</w:t>
+      </w:r>
+    </w:p>
+    <w:p>
+      <w:pPr>
+        <w:pStyle w:val="ListParagraph"/>
+        <w:numPr>
+          <w:ilvl w:val="0"/>
+          <w:numId w:val="12"/>
+        </w:numPr>
+        <w:spacing w:after="80"/>
+      </w:pPr>
+      <w:r>
+        <w:t xml:space="preserve">Un </w:t>
+      </w:r>
+      <w:r>
+        <w:rPr>
+          <w:b/>
+          <w:bCs/>
+        </w:rPr>
+        <w:t xml:space="preserve">transfert de stock</w:t>
+      </w:r>
+      <w:r>
+        <w:t xml:space="preserve"> que je reçois : je le valide dans « 📦 Transferts de stock à valider ». Tant que je ne l'ai pas fait, l'article n'a pas bougé.</w:t>
+      </w:r>
+    </w:p>
+    <w:p>
+      <w:pPr>
+        <w:pStyle w:val="ListParagraph"/>
+        <w:numPr>
+          <w:ilvl w:val="0"/>
+          <w:numId w:val="12"/>
+        </w:numPr>
+        <w:spacing w:after="80"/>
+      </w:pPr>
+      <w:r>
+        <w:t xml:space="preserve">« ⇄ Transfert » : j'envoie un article vers une boutique ; c'est elle qui valide.</w:t>
+      </w:r>
+    </w:p>
+    <w:p>
+      <w:pPr>
+        <w:pStyle w:val="Heading3"/>
+      </w:pPr>
+      <w:r>
+        <w:t xml:space="preserve">Le matériel de travail</w:t>
+      </w:r>
+    </w:p>
+    <w:p>
+      <w:pPr>
+        <w:spacing w:after="140"/>
+      </w:pPr>
+      <w:r>
+        <w:t xml:space="preserve">Je tiens le registre de 🧰 Outillage avec le chef technicien et l'administrateur : chaque outil est </w:t>
+      </w:r>
+      <w:r>
+        <w:rPr>
+          <w:b/>
+          <w:bCs/>
+        </w:rPr>
+        <w:t xml:space="preserve">toujours sous le nom de quelqu'un</w:t>
+      </w:r>
+      <w:r>
+        <w:t xml:space="preserve">. « 📤 Sortie » quand un technicien emporte un outil (qui, pour quel chantier, retour prévu) ; « 📥 Retour » quand il revient. Une </w:t>
+      </w:r>
+      <w:r>
+        <w:rPr>
+          <w:b/>
+          <w:bCs/>
+        </w:rPr>
+        <w:t xml:space="preserve">boîte à outils</w:t>
+      </w:r>
+      <w:r>
+        <w:t xml:space="preserve"> se compte au retour. Chaque semaine, je fais </w:t>
+      </w:r>
+      <w:r>
+        <w:rPr>
+          <w:b/>
+          <w:bCs/>
+        </w:rPr>
+        <w:t xml:space="preserve">l'appel</w:t>
+      </w:r>
+      <w:r>
+        <w:t xml:space="preserve"> du magasin : je coche ce que j'ai sous la main. Voir la Partie 2.</w:t>
+      </w:r>
+    </w:p>
+    <w:p>
+      <w:pPr>
+        <w:pStyle w:val="Heading3"/>
+      </w:pPr>
+      <w:r>
+        <w:t xml:space="preserve">Les travaux à crédit</w:t>
+      </w:r>
+    </w:p>
+    <w:p>
+      <w:pPr>
+        <w:spacing w:after="140"/>
+      </w:pPr>
+      <w:r>
+        <w:t xml:space="preserve">Dans 🛠 Travaux à crédit, « 📦 Sortir du stock » un article pour un chantier ouvert par le gérant : je tape le nom de l'article, un clic le lie, le stock baisse tout de suite.</w:t>
+      </w:r>
+    </w:p>
+    <w:p>
+      <w:pPr>
+        <w:pStyle w:val="Heading2"/>
+      </w:pPr>
+      <w:r>
+        <w:t xml:space="preserve">Je suis commercial (ou responsable commercial)</w:t>
+      </w:r>
+    </w:p>
+    <w:p>
+      <w:pPr>
+        <w:spacing w:after="140"/>
+      </w:pPr>
+      <w:r>
+        <w:t xml:space="preserve">Mes onglets : 🛒 Nouvelle commande · ☀️ Dimensionnement · 📋 Tous les devis · 🧲 Prospects · 🏠 Clients installés · ✅ Mes tâches · 💬 Messages · 📲 WhatsApp · 💵 Ma commission · 👑 Équipe · 🙋 Créer un client · 📄 Contrats. Le responsable commercial a en plus 💵 Salaire.</w:t>
+      </w:r>
+    </w:p>
+    <w:p>
+      <w:pPr>
+        <w:pStyle w:val="Heading3"/>
+      </w:pPr>
+      <w:r>
+        <w:t xml:space="preserve">Un nouveau contact</w:t>
+      </w:r>
+    </w:p>
+    <w:p>
+      <w:pPr>
+        <w:pStyle w:val="ListParagraph"/>
+        <w:numPr>
+          <w:ilvl w:val="0"/>
+          <w:numId w:val="13"/>
+        </w:numPr>
+        <w:spacing w:after="80"/>
+      </w:pPr>
+      <w:r>
+        <w:t xml:space="preserve">Dans 🧲 Prospects, « Nouveau prospect » : nom, numéro, ce qu'il cherche. Je note mes visites et mes appels sur sa fiche.</w:t>
+      </w:r>
+    </w:p>
+    <w:p>
+      <w:pPr>
+        <w:pStyle w:val="ListParagraph"/>
+        <w:numPr>
+          <w:ilvl w:val="0"/>
+          <w:numId w:val="13"/>
+        </w:numPr>
+        <w:spacing w:after="80"/>
+      </w:pPr>
+      <w:r>
+        <w:t xml:space="preserve">« 📱 Relancer » ouvre WhatsApp avec un mot prêt. Quand il achète, « ✅ Convertir en client » : sa fiche devient un compte client, rien n'est retapé.</w:t>
+      </w:r>
+    </w:p>
+    <w:p>
+      <w:pPr>
+        <w:pStyle w:val="ListParagraph"/>
+        <w:numPr>
+          <w:ilvl w:val="0"/>
+          <w:numId w:val="13"/>
+        </w:numPr>
+        <w:spacing w:after="80"/>
+      </w:pPr>
+      <w:r>
+        <w:t xml:space="preserve">Pour écrire le premier à quelqu'un </w:t>
+      </w:r>
+      <w:r>
+        <w:rPr>
+          <w:b/>
+          <w:bCs/>
+        </w:rPr>
+        <w:t xml:space="preserve">depuis le numéro de BMI</w:t>
+      </w:r>
+      <w:r>
+        <w:t xml:space="preserve">, 📲 WhatsApp → « ✍️ Écrire » (voir la Partie 2).</w:t>
+      </w:r>
+    </w:p>
+    <w:p>
+      <w:pPr>
+        <w:pStyle w:val="Heading3"/>
+      </w:pPr>
+      <w:r>
+        <w:t xml:space="preserve">Un devis</w:t>
+      </w:r>
+    </w:p>
+    <w:p>
+      <w:pPr>
+        <w:pStyle w:val="ListParagraph"/>
+        <w:numPr>
+          <w:ilvl w:val="0"/>
+          <w:numId w:val="14"/>
+        </w:numPr>
+        <w:spacing w:after="80"/>
+      </w:pPr>
+      <w:r>
+        <w:t xml:space="preserve">Dans ☀️ Dimensionnement, je choisis le volet (Solaire, Portail, Autre), je saisis le besoin, l'application propose le matériel de la boutique choisie.</w:t>
+      </w:r>
+    </w:p>
+    <w:p>
+      <w:pPr>
+        <w:pStyle w:val="ListParagraph"/>
+        <w:numPr>
+          <w:ilvl w:val="0"/>
+          <w:numId w:val="14"/>
+        </w:numPr>
+        <w:spacing w:after="80"/>
+      </w:pPr>
+      <w:r>
+        <w:t xml:space="preserve">Je choisis le client (ou je le crée : 🙋 Créer un client). « 📝 Enregistrer un brouillon » si je dois m'interrompre — je le retrouve dans « Mes brouillons ».</w:t>
+      </w:r>
+    </w:p>
+    <w:p>
+      <w:pPr>
+        <w:pStyle w:val="ListParagraph"/>
+        <w:numPr>
+          <w:ilvl w:val="0"/>
+          <w:numId w:val="14"/>
+        </w:numPr>
+        <w:spacing w:after="80"/>
+      </w:pPr>
+      <w:r>
+        <w:t xml:space="preserve">« 📲 Envoyer ce devis au client » : le premier message d'un client part de mon téléphone avec ses identifiants ; les suivants partent du numéro de BMI.</w:t>
+      </w:r>
+    </w:p>
+    <w:p>
+      <w:pPr>
+        <w:pStyle w:val="ListParagraph"/>
+        <w:numPr>
+          <w:ilvl w:val="0"/>
+          <w:numId w:val="14"/>
+        </w:numPr>
+        <w:spacing w:after="80"/>
+      </w:pPr>
+      <w:r>
+        <w:t xml:space="preserve">Dans 📋 Tous les devis, je suis ce qu'il devient : ⏳ Proposé, ✅ Validé (le client a signé), 💰 Payé, ❌ Rejeté. Au bout de 15 jours sans réponse, « Relancer ». Une faute dans un devis proposé : « Modifier et renvoyer ». Un devis déjà signé ne se modifie qu'avec l'accord du client (« Demander une modification »).</w:t>
+      </w:r>
+    </w:p>
+    <w:p>
+      <w:pPr>
+        <w:pStyle w:val="Heading3"/>
+      </w:pPr>
+      <w:r>
+        <w:t xml:space="preserve">Une commande pour un client</w:t>
+      </w:r>
+    </w:p>
+    <w:p>
+      <w:pPr>
+        <w:spacing w:after="140"/>
+      </w:pPr>
+      <w:r>
+        <w:t xml:space="preserve">🛒 Nouvelle commande : je compose le panier pour un client et je l'envoie à la boutique (« 📤 Envoyer la commande à la boutique »). C'est la boutique qui encaisse (« ✅ Valider et encaisser »).</w:t>
+      </w:r>
+    </w:p>
+    <w:p>
+      <w:pPr>
+        <w:pStyle w:val="Heading3"/>
+      </w:pPr>
+      <w:r>
+        <w:t xml:space="preserve">Le chantier</w:t>
+      </w:r>
+    </w:p>
+    <w:p>
+      <w:pPr>
+        <w:pStyle w:val="ListParagraph"/>
+        <w:numPr>
+          <w:ilvl w:val="0"/>
+          <w:numId w:val="2"/>
+        </w:numPr>
+        <w:spacing w:after="80"/>
+      </w:pPr>
+      <w:r>
+        <w:t xml:space="preserve">Quand le client a signé et payé son acompte, le chantier apparaît dans 🏠 Clients installés. Le responsable commercial (ou l'administrateur) fait « 📅 Programmer l'installation » et compose l'équipe avec son chef ⭐.</w:t>
+      </w:r>
+    </w:p>
+    <w:p>
+      <w:pPr>
+        <w:pStyle w:val="ListParagraph"/>
+        <w:numPr>
+          <w:ilvl w:val="0"/>
+          <w:numId w:val="2"/>
+        </w:numPr>
+        <w:spacing w:after="80"/>
+      </w:pPr>
+      <w:r>
+        <w:t xml:space="preserve">Je peux </w:t>
+      </w:r>
+      <w:r>
+        <w:rPr>
+          <w:b/>
+          <w:bCs/>
+        </w:rPr>
+        <w:t xml:space="preserve">supprimer</w:t>
+      </w:r>
+      <w:r>
+        <w:t xml:space="preserve"> un chantier que j'ai apporté (il part à la corbeille 30 jours) et agir sur mes prospects.</w:t>
+      </w:r>
+    </w:p>
+    <w:p>
+      <w:pPr>
+        <w:pStyle w:val="Heading3"/>
+      </w:pPr>
+      <w:r>
+        <w:t xml:space="preserve">Ma commission</w:t>
+      </w:r>
+    </w:p>
+    <w:p>
+      <w:pPr>
+        <w:pStyle w:val="ListParagraph"/>
+        <w:numPr>
+          <w:ilvl w:val="0"/>
+          <w:numId w:val="2"/>
+        </w:numPr>
+        <w:spacing w:after="80"/>
+      </w:pPr>
+      <w:r>
+        <w:t xml:space="preserve">💵 Ma commission montre ce qui m'est dû. Une commission n'est due qu'après </w:t>
+      </w:r>
+      <w:r>
+        <w:rPr>
+          <w:b/>
+          <w:bCs/>
+        </w:rPr>
+        <w:t xml:space="preserve">deux choses</w:t>
+      </w:r>
+      <w:r>
+        <w:t xml:space="preserve"> : la réception des travaux par le client </w:t>
+      </w:r>
+      <w:r>
+        <w:rPr>
+          <w:b/>
+          <w:bCs/>
+        </w:rPr>
+        <w:t xml:space="preserve">et</w:t>
+      </w:r>
+      <w:r>
+        <w:t xml:space="preserve"> le solde de sa dette. « Un franc ne sort pas de la caisse avant d'y être entré. »</w:t>
+      </w:r>
+    </w:p>
+    <w:p>
+      <w:pPr>
+        <w:pStyle w:val="ListParagraph"/>
+        <w:numPr>
+          <w:ilvl w:val="0"/>
+          <w:numId w:val="2"/>
+        </w:numPr>
+        <w:spacing w:after="80"/>
+      </w:pPr>
+      <w:r>
+        <w:t xml:space="preserve">Un rabais que j'accorde de moi-même est pris sur ma commission, jamais au-delà.</w:t>
+      </w:r>
+    </w:p>
+    <w:p>
+      <w:pPr>
+        <w:pStyle w:val="Heading3"/>
+      </w:pPr>
+      <w:r>
+        <w:t xml:space="preserve">Si je suis chef d'équipe ⭐</w:t>
+      </w:r>
+    </w:p>
+    <w:p>
+      <w:pPr>
+        <w:spacing w:after="140"/>
+      </w:pPr>
+      <w:r>
+        <w:t xml:space="preserve">👑 Équipe : je vois mes filleuls et leurs ventes, la commission d'équipe, les </w:t>
+      </w:r>
+      <w:r>
+        <w:rPr>
+          <w:b/>
+          <w:bCs/>
+        </w:rPr>
+        <w:t xml:space="preserve">apporteurs externes</w:t>
+      </w:r>
+      <w:r>
+        <w:t xml:space="preserve"> à payer (« ✓ Payer » — le moyen de paiement est celui par lequel le client a payé ; « ✏️ Moyen » pour en changer), et je donne des tâches (✅ Mes tâches chez eux).</w:t>
+      </w:r>
+    </w:p>
+    <w:p>
+      <w:pPr>
+        <w:pStyle w:val="Heading2"/>
+      </w:pPr>
+      <w:r>
+        <w:t xml:space="preserve">Je suis technicien</w:t>
+      </w:r>
+    </w:p>
+    <w:p>
+      <w:pPr>
+        <w:spacing w:after="140"/>
+      </w:pPr>
+      <w:r>
+        <w:t xml:space="preserve">Il y a deux façons d'être technicien chez BMI : </w:t>
+      </w:r>
+      <w:r>
+        <w:rPr>
+          <w:b/>
+          <w:bCs/>
+        </w:rPr>
+        <w:t xml:space="preserve">à commission</w:t>
+      </w:r>
+      <w:r>
+        <w:t xml:space="preserve"> (payé par part d'installation) et </w:t>
+      </w:r>
+      <w:r>
+        <w:rPr>
+          <w:b/>
+          <w:bCs/>
+        </w:rPr>
+        <w:t xml:space="preserve">technicien BMI</w:t>
+      </w:r>
+      <w:r>
+        <w:t xml:space="preserve"> (salarié). Les onglets diffèrent un peu :</w:t>
+      </w:r>
+    </w:p>
+    <w:p>
+      <w:pPr>
+        <w:pStyle w:val="ListParagraph"/>
+        <w:numPr>
+          <w:ilvl w:val="0"/>
+          <w:numId w:val="2"/>
+        </w:numPr>
+        <w:spacing w:after="80"/>
+      </w:pPr>
+      <w:r>
+        <w:t xml:space="preserve">À commission : 🛒 Nouvelle commande · ☀️ Dimensionnement · 📋 Tous les devis · 🧲 Prospects · 🏠 Clients installés · ✅ Mes tâches · 💬 Messages · 📲 WhatsApp · 💵 Ma commission · 👑 Équipe · 🙋 Créer un client · 💰 Primes reçues · 📄 Contrats · 📤 Dépenses · 🧰 Outillage.</w:t>
+      </w:r>
+    </w:p>
+    <w:p>
+      <w:pPr>
+        <w:pStyle w:val="ListParagraph"/>
+        <w:numPr>
+          <w:ilvl w:val="0"/>
+          <w:numId w:val="2"/>
+        </w:numPr>
+        <w:spacing w:after="80"/>
+      </w:pPr>
+      <w:r>
+        <w:t xml:space="preserve">Technicien BMI : ☀️ Dimensionnement · 📋 Tous les devis · 🏠 Clients installés · 🧲 Prospects · ✅ Mes tâches · 👑 Équipe · 💵 Ma commission · 💬 Messages · 📲 WhatsApp · 💵 Salaire · 🙋 Créer un client · 📄 Contrats · 📤 Dépenses · 🧰 Outillage.</w:t>
+      </w:r>
+    </w:p>
+    <w:p>
+      <w:pPr>
+        <w:pStyle w:val="Heading3"/>
+      </w:pPr>
+      <w:r>
+        <w:t xml:space="preserve">Mes chantiers</w:t>
+      </w:r>
+    </w:p>
+    <w:p>
+      <w:pPr>
+        <w:pStyle w:val="ListParagraph"/>
+        <w:numPr>
+          <w:ilvl w:val="0"/>
+          <w:numId w:val="15"/>
+        </w:numPr>
+        <w:spacing w:after="80"/>
+      </w:pPr>
+      <w:r>
+        <w:t xml:space="preserve">Dans 🏠 Clients installés, je vois les chantiers où je suis dans l'équipe : adresse, position GPS, date prévue, ce qui est à poser.</w:t>
+      </w:r>
+    </w:p>
+    <w:p>
+      <w:pPr>
+        <w:pStyle w:val="ListParagraph"/>
+        <w:numPr>
+          <w:ilvl w:val="0"/>
+          <w:numId w:val="15"/>
+        </w:numPr>
+        <w:spacing w:after="80"/>
+      </w:pPr>
+      <w:r>
+        <w:t xml:space="preserve">Le chef ⭐ de l'équipe fait « 🏁 Marquer terminé » quand c'est posé. Le client </w:t>
+      </w:r>
+      <w:r>
+        <w:rPr>
+          <w:b/>
+          <w:bCs/>
+        </w:rPr>
+        <w:t xml:space="preserve">réceptionne</w:t>
+      </w:r>
+      <w:r>
+        <w:t xml:space="preserve"> ensuite depuis son espace (il signe le PV) — ou BMI fait le constat. C'est cette réception qui débloque les parts.</w:t>
+      </w:r>
+    </w:p>
+    <w:p>
+      <w:pPr>
+        <w:pStyle w:val="ListParagraph"/>
+        <w:numPr>
+          <w:ilvl w:val="0"/>
+          <w:numId w:val="15"/>
+        </w:numPr>
+        <w:spacing w:after="80"/>
+      </w:pPr>
+      <w:r>
+        <w:t xml:space="preserve">Ma part d'installation apparaît dans 💰 Primes reçues (à commission) ou 💵 Ma commission. Elle m'est payée par la caisse d'une boutique ; je suis prévenu dans 💬 Messages.</w:t>
+      </w:r>
+    </w:p>
+    <w:p>
+      <w:pPr>
+        <w:pStyle w:val="Heading3"/>
+      </w:pPr>
+      <w:r>
+        <w:t xml:space="preserve">Mes dépenses de chantier</w:t>
+      </w:r>
+    </w:p>
+    <w:p>
+      <w:pPr>
+        <w:spacing w:after="140"/>
+      </w:pPr>
+      <w:r>
+        <w:t xml:space="preserve">Carburant, nourriture, petit matériel : dans 📤 Dépenses (« Mes dépenses »), j'enregistre la dépense, je dis avec quoi j'ai payé (souvent « une avance personnelle » : on me la rembourse) et je la </w:t>
+      </w:r>
+      <w:r>
+        <w:rPr>
+          <w:b/>
+          <w:bCs/>
+        </w:rPr>
+        <w:t xml:space="preserve">rattache au chantier</w:t>
+      </w:r>
+      <w:r>
+        <w:t xml:space="preserve">. Je ne vois que mes propres dépenses.</w:t>
+      </w:r>
+    </w:p>
+    <w:p>
+      <w:pPr>
+        <w:pStyle w:val="Heading3"/>
+      </w:pPr>
+      <w:r>
+        <w:t xml:space="preserve">Mes outils</w:t>
+      </w:r>
+    </w:p>
+    <w:p>
+      <w:pPr>
+        <w:pStyle w:val="ListParagraph"/>
+        <w:numPr>
+          <w:ilvl w:val="0"/>
+          <w:numId w:val="2"/>
+        </w:numPr>
+        <w:spacing w:after="80"/>
+      </w:pPr>
+      <w:r>
+        <w:t xml:space="preserve">Dans 🧰 Outillage (« 🧰 Mes outils »), je vois ce que j'ai sorti, pour quel chantier, et la date de retour promise.</w:t>
+      </w:r>
+    </w:p>
+    <w:p>
+      <w:pPr>
+        <w:pStyle w:val="ListParagraph"/>
+        <w:numPr>
+          <w:ilvl w:val="0"/>
+          <w:numId w:val="2"/>
+        </w:numPr>
+        <w:spacing w:after="80"/>
+      </w:pPr>
+      <w:r>
+        <w:t xml:space="preserve">Je change de chantier sans ramener l'outil : « 🏗 Changer le chantier ».</w:t>
+      </w:r>
+    </w:p>
+    <w:p>
+      <w:pPr>
+        <w:pStyle w:val="ListParagraph"/>
+        <w:numPr>
+          <w:ilvl w:val="0"/>
+          <w:numId w:val="2"/>
+        </w:numPr>
+        <w:spacing w:after="80"/>
+      </w:pPr>
+      <w:r>
+        <w:t xml:space="preserve">Si je suis </w:t>
+      </w:r>
+      <w:r>
+        <w:rPr>
+          <w:b/>
+          <w:bCs/>
+        </w:rPr>
+        <w:t xml:space="preserve">en retard</w:t>
+      </w:r>
+      <w:r>
+        <w:t xml:space="preserve">, l'onglet me le compte et me demande d'écrire pourquoi. Un outil perdu se déclare au registre ; sa valeur peut être retenue sur ma part ou mon salaire, c'est l'administrateur qui décide.</w:t>
+      </w:r>
+    </w:p>
+    <w:p>
+      <w:pPr>
+        <w:pStyle w:val="ListParagraph"/>
+        <w:numPr>
+          <w:ilvl w:val="0"/>
+          <w:numId w:val="2"/>
+        </w:numPr>
+        <w:spacing w:after="80"/>
+      </w:pPr>
+      <w:r>
+        <w:t xml:space="preserve">Une </w:t>
+      </w:r>
+      <w:r>
+        <w:rPr>
+          <w:b/>
+          <w:bCs/>
+        </w:rPr>
+        <w:t xml:space="preserve">boîte à outils</w:t>
+      </w:r>
+      <w:r>
+        <w:t xml:space="preserve"> : avant de la rendre, je compte ce qu'il y a dedans (« Compter ») pour valider ce que je ramène.</w:t>
+      </w:r>
+    </w:p>
+    <w:p>
+      <w:pPr>
+        <w:pStyle w:val="Heading3"/>
+      </w:pPr>
+      <w:r>
+        <w:t xml:space="preserve">Mes tâches</w:t>
+      </w:r>
+    </w:p>
+    <w:p>
+      <w:pPr>
+        <w:spacing w:after="140"/>
+      </w:pPr>
+      <w:r>
+        <w:t xml:space="preserve">✅ Mes tâches : ce que mon chef ou la direction m'a confié, avec l'échéance. « ✅ Terminer » quand c'est fait.</w:t>
+      </w:r>
+    </w:p>
+    <w:p>
+      <w:pPr>
+        <w:pStyle w:val="Heading3"/>
+      </w:pPr>
+      <w:r>
+        <w:t xml:space="preserve">Si je suis chef des techniciens ⭐ (technicien BMI)</w:t>
+      </w:r>
+    </w:p>
+    <w:p>
+      <w:pPr>
+        <w:spacing w:after="140"/>
+      </w:pPr>
+      <w:r>
+        <w:t xml:space="preserve">J'ai 👑 Équipe pour suivre mes hommes et leur donner des tâches, et je </w:t>
+      </w:r>
+      <w:r>
+        <w:rPr>
+          <w:b/>
+          <w:bCs/>
+        </w:rPr>
+        <w:t xml:space="preserve">tiens le registre</w:t>
+      </w:r>
+      <w:r>
+        <w:t xml:space="preserve"> de 🧰 Outillage avec le magasinier : sorties, retours, appel de la semaine.</w:t>
+      </w:r>
+    </w:p>
+    <w:p>
+      <w:pPr>
+        <w:pStyle w:val="Heading2"/>
+      </w:pPr>
+      <w:r>
+        <w:t xml:space="preserve">Je suis comptable</w:t>
+      </w:r>
+    </w:p>
+    <w:p>
+      <w:pPr>
+        <w:spacing w:after="140"/>
+      </w:pPr>
+      <w:r>
+        <w:t xml:space="preserve">Mes onglets : 📊 Tableau de bord · 📈 Rentabilité · 📤 Dépenses · 🧾 Chez le comptable · 🧾 Dettes · 🔒 Caisse · 📦 Stocks · 👤 Clients · 🕘 Historique · 💬 Messages · 💵 Salaire · 🙋 Créer un client.</w:t>
+      </w:r>
+    </w:p>
+    <w:p>
+      <w:pPr>
+        <w:spacing w:after="140"/>
+      </w:pPr>
+      <w:r>
+        <w:t xml:space="preserve">Je suis en </w:t>
+      </w:r>
+      <w:r>
+        <w:rPr>
+          <w:b/>
+          <w:bCs/>
+        </w:rPr>
+        <w:t xml:space="preserve">lecture seule</w:t>
+      </w:r>
+      <w:r>
+        <w:t xml:space="preserve"> partout, sauf pour un geste qui est le mien : </w:t>
+      </w:r>
+      <w:r>
+        <w:rPr>
+          <w:b/>
+          <w:bCs/>
+        </w:rPr>
+        <w:t xml:space="preserve">pointer</w:t>
+      </w:r>
+      <w:r>
+        <w:t xml:space="preserve"> ce qui passe par ma caisse.</w:t>
+      </w:r>
+    </w:p>
+    <w:p>
+      <w:pPr>
+        <w:pStyle w:val="ListParagraph"/>
+        <w:numPr>
+          <w:ilvl w:val="0"/>
+          <w:numId w:val="16"/>
+        </w:numPr>
+        <w:spacing w:after="80"/>
+      </w:pPr>
+      <w:r>
+        <w:t xml:space="preserve">Dans 🧾 Chez le comptable, je vois ma caisse : les versements que les boutiques m'ont remis, les dépenses payées avec ma caisse.</w:t>
+      </w:r>
+    </w:p>
+    <w:p>
+      <w:pPr>
+        <w:pStyle w:val="ListParagraph"/>
+        <w:numPr>
+          <w:ilvl w:val="0"/>
+          <w:numId w:val="16"/>
+        </w:numPr>
+        <w:spacing w:after="80"/>
+      </w:pPr>
+      <w:r>
+        <w:t xml:space="preserve">Un versement arrivé : « ✅ Encaissé ». Une dépense que je remets : « Remis ». Ce qui attend mon pointage est dit à part.</w:t>
+      </w:r>
+    </w:p>
+    <w:p>
+      <w:pPr>
+        <w:pStyle w:val="ListParagraph"/>
+        <w:numPr>
+          <w:ilvl w:val="0"/>
+          <w:numId w:val="16"/>
+        </w:numPr>
+        <w:spacing w:after="80"/>
+      </w:pPr>
+      <w:r>
+        <w:t xml:space="preserve">Un versement qui ne devrait pas exister : je le </w:t>
+      </w:r>
+      <w:r>
+        <w:rPr>
+          <w:b/>
+          <w:bCs/>
+        </w:rPr>
+        <w:t xml:space="preserve">rejette</w:t>
+      </w:r>
+      <w:r>
+        <w:t xml:space="preserve"> avec un motif ; il revient dans la caisse de la boutique comme s'il n'avait jamais été versé.</w:t>
+      </w:r>
+    </w:p>
+    <w:p>
+      <w:pPr>
+        <w:pStyle w:val="ListParagraph"/>
+        <w:numPr>
+          <w:ilvl w:val="0"/>
+          <w:numId w:val="16"/>
+        </w:numPr>
+        <w:spacing w:after="80"/>
+      </w:pPr>
+      <w:r>
+        <w:t xml:space="preserve">Dans 📊 Tableau de bord, la pastille </w:t>
+      </w:r>
+      <w:r>
+        <w:rPr>
+          <w:b/>
+          <w:bCs/>
+        </w:rPr>
+        <w:t xml:space="preserve">🧾 COMPTABLE</w:t>
+      </w:r>
+      <w:r>
+        <w:t xml:space="preserve"> donne mon relevé sur la période choisie : solde au début, entrées, sorties, solde à la fin ; « 🖨 Imprimer le relevé (PDF) » ou « Exporter (CSV) ».</w:t>
+      </w:r>
+    </w:p>
+    <w:p>
+      <w:pPr>
+        <w:spacing w:after="140"/>
+      </w:pPr>
+      <w:r>
+        <w:t xml:space="preserve">🕘 Historique est le journal de tout ce qui a été fait, par qui et quand : c'est ma pièce à conviction.</w:t>
+      </w:r>
+    </w:p>
+    <w:p>
+      <w:pPr>
+        <w:pStyle w:val="Heading2"/>
+      </w:pPr>
+      <w:r>
+        <w:t xml:space="preserve">Je suis administrateur</w:t>
+      </w:r>
+    </w:p>
+    <w:p>
+      <w:pPr>
+        <w:spacing w:after="140"/>
+      </w:pPr>
+      <w:r>
+        <w:t xml:space="preserve">J'ai tous les onglets. L'</w:t>
+      </w:r>
+      <w:r>
+        <w:rPr>
+          <w:b/>
+          <w:bCs/>
+        </w:rPr>
+        <w:t xml:space="preserve">administrateur principal</w:t>
+      </w:r>
+      <w:r>
+        <w:t xml:space="preserve"> (« moi seul », dit Timo) a en plus les gestes qui engagent la maison : mots de passe des autres, changement de rôle, bascule réel ↔ formation, plan de règlement, signature en boutique, corbeille, restauration d'une sauvegarde.</w:t>
+      </w:r>
+    </w:p>
+    <w:p>
+      <w:pPr>
+        <w:pStyle w:val="Heading3"/>
+      </w:pPr>
+      <w:r>
+        <w:t xml:space="preserve">Chaque jour</w:t>
+      </w:r>
+    </w:p>
+    <w:p>
+      <w:pPr>
+        <w:pStyle w:val="ListParagraph"/>
+        <w:numPr>
+          <w:ilvl w:val="0"/>
+          <w:numId w:val="17"/>
+        </w:numPr>
+        <w:spacing w:after="80"/>
+      </w:pPr>
+      <w:r>
+        <w:t xml:space="preserve">📤 Dépenses : l'encadré « ⏳ Dépenses à valider par le DG » — je regarde chaque dépense de 5 000 F et plus, « ✅ Valider » ou « ✖ Rejeter » (avec un motif). Une dépense rejetée revient à 0 F et l'auteur en est prévenu.</w:t>
+      </w:r>
+    </w:p>
+    <w:p>
+      <w:pPr>
+        <w:pStyle w:val="ListParagraph"/>
+        <w:numPr>
+          <w:ilvl w:val="0"/>
+          <w:numId w:val="17"/>
+        </w:numPr>
+        <w:spacing w:after="80"/>
+      </w:pPr>
+      <w:r>
+        <w:t xml:space="preserve">🔒 Caisse : les </w:t>
+      </w:r>
+      <w:r>
+        <w:rPr>
+          <w:b/>
+          <w:bCs/>
+        </w:rPr>
+        <w:t xml:space="preserve">versements à valider</w:t>
+      </w:r>
+      <w:r>
+        <w:t xml:space="preserve"> (Chez le DG, BANQUE). Un versement que je rejette revient dans la caisse de la boutique.</w:t>
+      </w:r>
+    </w:p>
+    <w:p>
+      <w:pPr>
+        <w:pStyle w:val="ListParagraph"/>
+        <w:numPr>
+          <w:ilvl w:val="0"/>
+          <w:numId w:val="17"/>
+        </w:numPr>
+        <w:spacing w:after="80"/>
+      </w:pPr>
+      <w:r>
+        <w:t xml:space="preserve">📊 Tableau de bord : le résultat du jour (Ventes, Dépenses, Résultat, Dettes en cours), boutique par boutique, et les pastilles </w:t>
+      </w:r>
+      <w:r>
+        <w:rPr>
+          <w:b/>
+          <w:bCs/>
+        </w:rPr>
+        <w:t xml:space="preserve">👤 DG</w:t>
+      </w:r>
+      <w:r>
+        <w:t xml:space="preserve">, </w:t>
+      </w:r>
+      <w:r>
+        <w:rPr>
+          <w:b/>
+          <w:bCs/>
+        </w:rPr>
+        <w:t xml:space="preserve">🏦 BANQUE</w:t>
+      </w:r>
+      <w:r>
+        <w:t xml:space="preserve">, </w:t>
+      </w:r>
+      <w:r>
+        <w:rPr>
+          <w:b/>
+          <w:bCs/>
+        </w:rPr>
+        <w:t xml:space="preserve">🧾 COMPTABLE</w:t>
+      </w:r>
+      <w:r>
+        <w:t xml:space="preserve">, </w:t>
+      </w:r>
+      <w:r>
+        <w:rPr>
+          <w:b/>
+          <w:bCs/>
+        </w:rPr>
+        <w:t xml:space="preserve">📱 FLOOZ</w:t>
+      </w:r>
+      <w:r>
+        <w:t xml:space="preserve">, </w:t>
+      </w:r>
+      <w:r>
+        <w:rPr>
+          <w:b/>
+          <w:bCs/>
+        </w:rPr>
+        <w:t xml:space="preserve">📱 MIXX/T-MONEY</w:t>
+      </w:r>
+      <w:r>
+        <w:t xml:space="preserve"> : chaque caisse en relevé, imprimable.</w:t>
+      </w:r>
+    </w:p>
+    <w:p>
+      <w:pPr>
+        <w:pStyle w:val="ListParagraph"/>
+        <w:numPr>
+          <w:ilvl w:val="0"/>
+          <w:numId w:val="17"/>
+        </w:numPr>
+        <w:spacing w:after="80"/>
+      </w:pPr>
+      <w:r>
+        <w:t xml:space="preserve">📲 WhatsApp : je vois toutes les conversations ; « 🔁 Confier » une conversation à quelqu'un, « 🔓 Rendre à tous ».</w:t>
+      </w:r>
+    </w:p>
+    <w:p>
+      <w:pPr>
+        <w:pStyle w:val="Heading3"/>
+      </w:pPr>
+      <w:r>
+        <w:t xml:space="preserve">Les personnes</w:t>
+      </w:r>
+    </w:p>
+    <w:p>
+      <w:pPr>
+        <w:pStyle w:val="ListParagraph"/>
+        <w:numPr>
+          <w:ilvl w:val="0"/>
+          <w:numId w:val="2"/>
+        </w:numPr>
+        <w:spacing w:after="80"/>
+      </w:pPr>
+      <w:r>
+        <w:t xml:space="preserve">👥 Utilisateurs : « Créer » un compte (le rôle décide des onglets ; pour un employé, un prénom), « ⋯ Gérer » (identité, paie, banque, commercial), « 🔐 Pouvoirs » (retirer un onglet ou un pouvoir), « ⛔ Bloquer ». Principal seul : « 🔑 Mot de passe », « 🎭 Rôle », « Nommer chef ».</w:t>
+      </w:r>
+    </w:p>
+    <w:p>
+      <w:pPr>
+        <w:pStyle w:val="ListParagraph"/>
+        <w:numPr>
+          <w:ilvl w:val="0"/>
+          <w:numId w:val="2"/>
+        </w:numPr>
+        <w:spacing w:after="80"/>
+      </w:pPr>
+      <w:r>
+        <w:t xml:space="preserve">💵 Salaires (tous) : les bulletins, les avances, le crédit BMI, la déclaration CNSS.</w:t>
+      </w:r>
+    </w:p>
+    <w:p>
+      <w:pPr>
+        <w:pStyle w:val="ListParagraph"/>
+        <w:numPr>
+          <w:ilvl w:val="0"/>
+          <w:numId w:val="2"/>
+        </w:numPr>
+        <w:spacing w:after="80"/>
+      </w:pPr>
+      <w:r>
+        <w:t xml:space="preserve">🎯 Commerciaux : les agents commerciaux et leur taux.</w:t>
+      </w:r>
+    </w:p>
+    <w:p>
+      <w:pPr>
+        <w:pStyle w:val="Heading3"/>
+      </w:pPr>
+      <w:r>
+        <w:t xml:space="preserve">Les chantiers et l'argent des équipes</w:t>
+      </w:r>
+    </w:p>
+    <w:p>
+      <w:pPr>
+        <w:pStyle w:val="ListParagraph"/>
+        <w:numPr>
+          <w:ilvl w:val="0"/>
+          <w:numId w:val="2"/>
+        </w:numPr>
+        <w:spacing w:after="80"/>
+      </w:pPr>
+      <w:r>
+        <w:t xml:space="preserve">🏠 Clients installés : programmer une installation, composer l'équipe, réception forcée si le client tarde, « 🔧 Frais » (les parts des techniciens et la part BMI, après déduction des petites dépenses rattachées), primes, entretien, garantie.</w:t>
+      </w:r>
+    </w:p>
+    <w:p>
+      <w:pPr>
+        <w:pStyle w:val="ListParagraph"/>
+        <w:numPr>
+          <w:ilvl w:val="0"/>
+          <w:numId w:val="2"/>
+        </w:numPr>
+        <w:spacing w:after="80"/>
+      </w:pPr>
+      <w:r>
+        <w:t xml:space="preserve">👑 Équipe (comme chef) : payer les apporteurs externes, valider les commissions d'équipe.</w:t>
+      </w:r>
+    </w:p>
+    <w:p>
+      <w:pPr>
+        <w:pStyle w:val="Heading3"/>
+      </w:pPr>
+      <w:r>
+        <w:t xml:space="preserve">Les réglages — ⚙ Paramètres</w:t>
+      </w:r>
+    </w:p>
+    <w:p>
+      <w:pPr>
+        <w:spacing w:after="140"/>
+      </w:pPr>
+      <w:r>
+        <w:t xml:space="preserve">Boutiques (fonds de caisse, comptes mobiles Flooz / Mixx, prix du rail, position GPS), banques, cachet, écran de connexion, mot de fidélité, appareils du volet solaire, domaines et familles de produits, données personnelles (dossier d'un client ou d'un employé, effacement, durée de conservation), sauvegarde de secours, corbeille, et </w:t>
+      </w:r>
+      <w:r>
+        <w:rPr>
+          <w:b/>
+          <w:bCs/>
+        </w:rPr>
+        <w:t xml:space="preserve">« 👁 Je regarde »</w:t>
+      </w:r>
+      <w:r>
+        <w:t xml:space="preserve"> pour passer en formation ou en réel.</w:t>
+      </w:r>
+    </w:p>
+    <w:p>
+      <w:pPr>
+        <w:pStyle w:val="Heading3"/>
+      </w:pPr>
+      <w:r>
+        <w:t xml:space="preserve">Ce qu'il faut savoir, et dire à l'équipe</w:t>
+      </w:r>
+    </w:p>
+    <w:p>
+      <w:pPr>
+        <w:pStyle w:val="ListParagraph"/>
+        <w:numPr>
+          <w:ilvl w:val="0"/>
+          <w:numId w:val="2"/>
+        </w:numPr>
+        <w:spacing w:after="80"/>
+      </w:pPr>
+      <w:r>
+        <w:t xml:space="preserve">Un changement de rôle ou de pouvoir prend effet à la </w:t>
+      </w:r>
+      <w:r>
+        <w:rPr>
+          <w:b/>
+          <w:bCs/>
+        </w:rPr>
+        <w:t xml:space="preserve">prochaine connexion</w:t>
+      </w:r>
+      <w:r>
+        <w:t xml:space="preserve"> de la personne.</w:t>
+      </w:r>
+    </w:p>
+    <w:p>
+      <w:pPr>
+        <w:pStyle w:val="ListParagraph"/>
+        <w:numPr>
+          <w:ilvl w:val="0"/>
+          <w:numId w:val="2"/>
+        </w:numPr>
+        <w:spacing w:after="80"/>
+      </w:pPr>
+      <w:r>
+        <w:t xml:space="preserve">Un compte qui fait une bêtise ne se supprime pas : on le </w:t>
+      </w:r>
+      <w:r>
+        <w:rPr>
+          <w:b/>
+          <w:bCs/>
+        </w:rPr>
+        <w:t xml:space="preserve">bloque</w:t>
+      </w:r>
+      <w:r>
+        <w:t xml:space="preserve">. Rien ne se supprime vraiment ; les chantiers supprimés attendent 30 jours dans la corbeille.</w:t>
+      </w:r>
+    </w:p>
+    <w:p>
+      <w:pPr>
+        <w:pStyle w:val="ListParagraph"/>
+        <w:numPr>
+          <w:ilvl w:val="0"/>
+          <w:numId w:val="2"/>
+        </w:numPr>
+        <w:spacing w:after="80"/>
+      </w:pPr>
+      <w:r>
+        <w:t xml:space="preserve">La clôture bloque les ventes du lendemain ; une grosse dépense en espèces se fait valider </w:t>
+      </w:r>
+      <w:r>
+        <w:rPr>
+          <w:b/>
+          <w:bCs/>
+        </w:rPr>
+        <w:t xml:space="preserve">avant</w:t>
+      </w:r>
+      <w:r>
+        <w:t xml:space="preserve"> la fermeture.</w:t>
+      </w:r>
+    </w:p>
+    <w:p>
+      <w:pPr>
+        <w:pStyle w:val="Heading2"/>
+      </w:pPr>
+      <w:r>
+        <w:t xml:space="preserve">Le client, dans son espace</w:t>
+      </w:r>
+    </w:p>
+    <w:p>
+      <w:pPr>
+        <w:spacing w:after="140"/>
+      </w:pPr>
+      <w:r>
+        <w:t xml:space="preserve">Un client de BMI a son propre espace : 🏠 Mon espace · 💬 Messages · 🔒 Mes données · 📄 Mes contrats. Il se connecte avec l'identifiant et le mot de passe reçus par WhatsApp.</w:t>
+      </w:r>
+    </w:p>
+    <w:p>
+      <w:pPr>
+        <w:pStyle w:val="ListParagraph"/>
+        <w:numPr>
+          <w:ilvl w:val="0"/>
+          <w:numId w:val="2"/>
+        </w:numPr>
+        <w:spacing w:after="80"/>
+      </w:pPr>
+      <w:r>
+        <w:t xml:space="preserve">Dans 🏠 Mon espace, il lit ses devis, </w:t>
+      </w:r>
+      <w:r>
+        <w:rPr>
+          <w:b/>
+          <w:bCs/>
+        </w:rPr>
+        <w:t xml:space="preserve">accepte et signe</w:t>
+      </w:r>
+      <w:r>
+        <w:t xml:space="preserve"> (« ✍️ Signer et valider ») — c'est la signature du contrat —, choisit son plan de règlement, suit ses paiements, et </w:t>
+      </w:r>
+      <w:r>
+        <w:rPr>
+          <w:b/>
+          <w:bCs/>
+        </w:rPr>
+        <w:t xml:space="preserve">réceptionne</w:t>
+      </w:r>
+      <w:r>
+        <w:t xml:space="preserve"> son installation en signant le PV.</w:t>
+      </w:r>
+    </w:p>
+    <w:p>
+      <w:pPr>
+        <w:pStyle w:val="ListParagraph"/>
+        <w:numPr>
+          <w:ilvl w:val="0"/>
+          <w:numId w:val="2"/>
+        </w:numPr>
+        <w:spacing w:after="80"/>
+      </w:pPr>
+      <w:r>
+        <w:t xml:space="preserve">Il peut </w:t>
+      </w:r>
+      <w:r>
+        <w:rPr>
+          <w:b/>
+          <w:bCs/>
+        </w:rPr>
+        <w:t xml:space="preserve">parrainer</w:t>
+      </w:r>
+      <w:r>
+        <w:t xml:space="preserve"> un proche (« 🤝 Parrainez vos proches ») : le filleul reçoit ses identifiants depuis le téléphone du parrain.</w:t>
+      </w:r>
+    </w:p>
+    <w:p>
+      <w:pPr>
+        <w:pStyle w:val="ListParagraph"/>
+        <w:numPr>
+          <w:ilvl w:val="0"/>
+          <w:numId w:val="2"/>
+        </w:numPr>
+        <w:spacing w:after="80"/>
+      </w:pPr>
+      <w:r>
+        <w:t xml:space="preserve">Il écrit à BMI dans 💬 Messages, télécharge ce que BMI sait de lui dans 🔒 Mes données (et peut demander une correction ou une suppression), et retrouve ses contrats et PV dans 📄 Mes contrats.</w:t>
+      </w:r>
+    </w:p>
+    <w:p>
+      <w:r>
+        <w:br w:type="page"/>
+      </w:r>
+    </w:p>
+    <w:p>
+      <w:pPr>
+        <w:pStyle w:val="Heading1"/>
+        <w:pageBreakBefore/>
+      </w:pPr>
+      <w:r>
+        <w:t xml:space="preserve">Partie 2 — Les écrans, un par un</w:t>
+      </w:r>
+    </w:p>
+    <w:p>
+      <w:pPr>
+        <w:spacing w:after="140"/>
+      </w:pPr>
+      <w:r>
+        <w:t xml:space="preserve">Pour chaque onglet : qui l'a, à quoi il sert, les gestes, et ce qu'il faut savoir. Les onglets sont dans l'ordre où l'administrateur les voit.</w:t>
+      </w:r>
+    </w:p>
+    <w:p>
+      <w:pPr>
+        <w:pStyle w:val="Heading2"/>
+      </w:pPr>
+      <w:r>
+        <w:t xml:space="preserve">📊 Tableau de bord</w:t>
+      </w:r>
+    </w:p>
+    <w:p>
+      <w:pPr>
+        <w:spacing w:after="140"/>
+      </w:pPr>
+      <w:r>
         <w:rPr>
           <w:b/>
           <w:bCs/>
@@ -4601,280 +4646,139 @@
         <w:t xml:space="preserve">Qui</w:t>
       </w:r>
       <w:r>
-        <w:t xml:space="preserve"> : administrateur, comptable. Ce que chaque article a rapporté (prix de vente moins prix d'achat), net des reprises. Par boutique et par période.</w:t>
-      </w:r>
-    </w:p>
-    <w:p>
-      <w:pPr>
-        <w:pStyle w:val="Heading2"/>
-      </w:pPr>
-      <w:r>
-        <w:t xml:space="preserve">💰 Ventes</w:t>
-      </w:r>
-    </w:p>
-    <w:p>
-      <w:pPr>
-        <w:spacing w:after="140"/>
-      </w:pPr>
-      <w:r>
-        <w:rPr>
-          <w:b/>
-          <w:bCs/>
-        </w:rPr>
-        <w:t xml:space="preserve">Qui</w:t>
-      </w:r>
-      <w:r>
-        <w:t xml:space="preserve"> : vendeur, gérant, administrateur.</w:t>
-      </w:r>
-    </w:p>
-    <w:p>
-      <w:pPr>
-        <w:pStyle w:val="Heading3"/>
-      </w:pPr>
-      <w:r>
-        <w:t xml:space="preserve">Encaisser</w:t>
-      </w:r>
-    </w:p>
-    <w:p>
-      <w:pPr>
-        <w:pStyle w:val="ListParagraph"/>
-        <w:numPr>
-          <w:ilvl w:val="0"/>
-          <w:numId w:val="17"/>
-        </w:numPr>
-        <w:spacing w:after="80"/>
-      </w:pPr>
-      <w:r>
-        <w:t xml:space="preserve">La boutique en haut. </w:t>
-      </w:r>
-      <w:r>
-        <w:rPr>
-          <w:b/>
-          <w:bCs/>
-        </w:rPr>
-        <w:t xml:space="preserve">Ne changez pas de boutique</w:t>
-      </w:r>
-      <w:r>
-        <w:t xml:space="preserve"> au milieu d'une série de gestes : elle est mémorisée pour cet écran.</w:t>
-      </w:r>
-    </w:p>
-    <w:p>
-      <w:pPr>
-        <w:pStyle w:val="ListParagraph"/>
-        <w:numPr>
-          <w:ilvl w:val="0"/>
-          <w:numId w:val="17"/>
-        </w:numPr>
-        <w:spacing w:after="80"/>
-      </w:pPr>
-      <w:r>
-        <w:t xml:space="preserve">« Rechercher un article » ouvre une fenêtre : tapez, choisissez, quantité, « Ajouter au panier ». Le prix de vente et le disponible sont sur chaque ligne ; une pompe montre ses caractéristiques.</w:t>
-      </w:r>
-    </w:p>
-    <w:p>
-      <w:pPr>
-        <w:pStyle w:val="ListParagraph"/>
-        <w:numPr>
-          <w:ilvl w:val="0"/>
-          <w:numId w:val="17"/>
-        </w:numPr>
-        <w:spacing w:after="80"/>
-      </w:pPr>
-      <w:r>
-        <w:t xml:space="preserve">Le client : tapez son nom ou son numéro ; « 🙋 Créer un compte client » si c'est un nouveau (ses identifiants partent par WhatsApp depuis votre téléphone).</w:t>
-      </w:r>
-    </w:p>
-    <w:p>
-      <w:pPr>
-        <w:pStyle w:val="ListParagraph"/>
-        <w:numPr>
-          <w:ilvl w:val="0"/>
-          <w:numId w:val="17"/>
-        </w:numPr>
-        <w:spacing w:after="80"/>
-      </w:pPr>
-      <w:r>
-        <w:t xml:space="preserve">La remise : par article </w:t>
-      </w:r>
-      <w:r>
-        <w:rPr>
-          <w:b/>
-          <w:bCs/>
-        </w:rPr>
-        <w:t xml:space="preserve">ou</w:t>
-      </w:r>
-      <w:r>
-        <w:t xml:space="preserve"> générale, pas les deux. Au-delà de 3 % du prix : administrateur seul.</w:t>
-      </w:r>
-    </w:p>
-    <w:p>
-      <w:pPr>
-        <w:pStyle w:val="ListParagraph"/>
-        <w:numPr>
-          <w:ilvl w:val="0"/>
-          <w:numId w:val="17"/>
-        </w:numPr>
-        <w:spacing w:after="80"/>
-      </w:pPr>
-      <w:r>
-        <w:t xml:space="preserve">Le moyen de paiement. </w:t>
-      </w:r>
-      <w:r>
-        <w:rPr>
-          <w:b/>
-          <w:bCs/>
-        </w:rPr>
-        <w:t xml:space="preserve">Crédit (dette)</w:t>
-      </w:r>
-      <w:r>
-        <w:t xml:space="preserve"> demande l'avance versée aujourd'hui ; la dette est créée avec le reste.</w:t>
-      </w:r>
-    </w:p>
-    <w:p>
-      <w:pPr>
-        <w:pStyle w:val="ListParagraph"/>
-        <w:numPr>
-          <w:ilvl w:val="0"/>
-          <w:numId w:val="17"/>
-        </w:numPr>
-        <w:spacing w:after="80"/>
-      </w:pPr>
-      <w:r>
-        <w:t xml:space="preserve">« 💳 Encaisser la vente ». Le stock baisse. Le reçu (de vente, ou de dette pour un crédit) s'imprime ou part par WhatsApp ; sur téléphone, « Partager ».</w:t>
-      </w:r>
-    </w:p>
-    <w:p>
-      <w:pPr>
-        <w:pStyle w:val="Heading3"/>
-      </w:pPr>
-      <w:r>
-        <w:t xml:space="preserve">La liste des ventes</w:t>
-      </w:r>
-    </w:p>
-    <w:p>
-      <w:pPr>
-        <w:pStyle w:val="ListParagraph"/>
-        <w:numPr>
-          <w:ilvl w:val="0"/>
-          <w:numId w:val="2"/>
-        </w:numPr>
-        <w:spacing w:after="80"/>
-      </w:pPr>
-      <w:r>
-        <w:t xml:space="preserve">Filtre par période (dont « ✏️ Personnaliser… », du 3 au 12), par moyen de paiement, par recherche. La </w:t>
-      </w:r>
-      <w:r>
-        <w:rPr>
-          <w:b/>
-          <w:bCs/>
-        </w:rPr>
-        <w:t xml:space="preserve">recette</w:t>
-      </w:r>
-      <w:r>
-        <w:t xml:space="preserve"> affichée est celle de ce qui est affiché — filtres compris.</w:t>
-      </w:r>
-    </w:p>
-    <w:p>
-      <w:pPr>
-        <w:pStyle w:val="ListParagraph"/>
-        <w:numPr>
-          <w:ilvl w:val="0"/>
-          <w:numId w:val="2"/>
-        </w:numPr>
-        <w:spacing w:after="80"/>
-      </w:pPr>
-      <w:r>
-        <w:t xml:space="preserve">Un clic sur une ligne la </w:t>
-      </w:r>
-      <w:r>
-        <w:rPr>
-          <w:b/>
-          <w:bCs/>
-        </w:rPr>
-        <w:t xml:space="preserve">déplie</w:t>
-      </w:r>
-      <w:r>
-        <w:t xml:space="preserve"> (tous les articles). Les boutons ronds : 🖨 reçu, WhatsApp, 📋 devis lié, 🔁 Retour, ↩ Reprise, 🧾 bons.</w:t>
-      </w:r>
-    </w:p>
-    <w:p>
-      <w:pPr>
-        <w:pStyle w:val="ListParagraph"/>
-        <w:numPr>
-          <w:ilvl w:val="0"/>
-          <w:numId w:val="2"/>
-        </w:numPr>
-        <w:spacing w:after="80"/>
-      </w:pPr>
-      <w:r>
-        <w:rPr>
-          <w:b/>
-          <w:bCs/>
-        </w:rPr>
-        <w:t xml:space="preserve">Proformas</w:t>
-      </w:r>
-      <w:r>
-        <w:t xml:space="preserve"> : « 🧾 Proforma WhatsApp » en fait une ; « 🛒 Vendre » sur sa ligne la reprend au panier (l'encaissement reste à faire). Une proforma déjà encaissée se reprend quand même, avec un avertissement.</w:t>
-      </w:r>
-    </w:p>
-    <w:p>
-      <w:pPr>
-        <w:pStyle w:val="ListParagraph"/>
-        <w:numPr>
-          <w:ilvl w:val="0"/>
-          <w:numId w:val="2"/>
-        </w:numPr>
-        <w:spacing w:after="80"/>
-      </w:pPr>
-      <w:r>
-        <w:rPr>
-          <w:b/>
-          <w:bCs/>
-        </w:rPr>
-        <w:t xml:space="preserve">↩ Reprise de l'article par BMI</w:t>
-      </w:r>
-      <w:r>
-        <w:t xml:space="preserve"> (administrateur principal) : le client rend un article. La vente reste telle quelle, l'article revient en stock, l'argent est rendu (dépense « Remboursement client ») ou la dette diminue. Un </w:t>
-      </w:r>
-      <w:r>
-        <w:rPr>
-          <w:b/>
-          <w:bCs/>
-        </w:rPr>
-        <w:t xml:space="preserve">bon de reprise</w:t>
-      </w:r>
-      <w:r>
-        <w:t xml:space="preserve"> sort.</w:t>
-      </w:r>
-    </w:p>
-    <w:p>
-      <w:pPr>
-        <w:pStyle w:val="ListParagraph"/>
-        <w:numPr>
-          <w:ilvl w:val="0"/>
-          <w:numId w:val="2"/>
-        </w:numPr>
-        <w:spacing w:after="80"/>
-      </w:pPr>
-      <w:r>
-        <w:rPr>
-          <w:b/>
-          <w:bCs/>
-        </w:rPr>
-        <w:t xml:space="preserve">🔁 Retour / échange sous garantie</w:t>
-      </w:r>
-      <w:r>
-        <w:t xml:space="preserve"> (gérant, administrateur) : l'article défectueux est échangé ; ce n'est pas une vente. Frais éventuels en dette. Un </w:t>
-      </w:r>
-      <w:r>
-        <w:rPr>
-          <w:b/>
-          <w:bCs/>
-        </w:rPr>
-        <w:t xml:space="preserve">bon de retour</w:t>
-      </w:r>
-      <w:r>
-        <w:t xml:space="preserve"> sort.</w:t>
+        <w:t xml:space="preserve"> : administrateur, comptable.</w:t>
+      </w:r>
+    </w:p>
+    <w:p>
+      <w:pPr>
+        <w:pStyle w:val="ListParagraph"/>
+        <w:numPr>
+          <w:ilvl w:val="0"/>
+          <w:numId w:val="2"/>
+        </w:numPr>
+        <w:spacing w:after="80"/>
+      </w:pPr>
+      <w:r>
+        <w:t xml:space="preserve">En haut, une rangée de pastilles : </w:t>
+      </w:r>
+      <w:r>
+        <w:rPr>
+          <w:b/>
+          <w:bCs/>
+        </w:rPr>
+        <w:t xml:space="preserve">TOUTES</w:t>
+      </w:r>
+      <w:r>
+        <w:t xml:space="preserve">, chaque boutique, TERRAIN, puis les caisses centrales — </w:t>
+      </w:r>
+      <w:r>
+        <w:rPr>
+          <w:b/>
+          <w:bCs/>
+        </w:rPr>
+        <w:t xml:space="preserve">👤 DG</w:t>
+      </w:r>
+      <w:r>
+        <w:t xml:space="preserve">, </w:t>
+      </w:r>
+      <w:r>
+        <w:rPr>
+          <w:b/>
+          <w:bCs/>
+        </w:rPr>
+        <w:t xml:space="preserve">🏦 BANQUE</w:t>
+      </w:r>
+      <w:r>
+        <w:t xml:space="preserve">, </w:t>
+      </w:r>
+      <w:r>
+        <w:rPr>
+          <w:b/>
+          <w:bCs/>
+        </w:rPr>
+        <w:t xml:space="preserve">🧾 COMPTABLE</w:t>
+      </w:r>
+      <w:r>
+        <w:t xml:space="preserve"> (réel seulement ; DG et BANQUE pour l'administrateur principal) — et </w:t>
+      </w:r>
+      <w:r>
+        <w:rPr>
+          <w:b/>
+          <w:bCs/>
+        </w:rPr>
+        <w:t xml:space="preserve">📱 FLOOZ</w:t>
+      </w:r>
+      <w:r>
+        <w:t xml:space="preserve">, </w:t>
+      </w:r>
+      <w:r>
+        <w:rPr>
+          <w:b/>
+          <w:bCs/>
+        </w:rPr>
+        <w:t xml:space="preserve">📱 MIXX/T-MONEY</w:t>
+      </w:r>
+      <w:r>
+        <w:t xml:space="preserve"> dès qu'un compte mobile sert.</w:t>
+      </w:r>
+    </w:p>
+    <w:p>
+      <w:pPr>
+        <w:pStyle w:val="ListParagraph"/>
+        <w:numPr>
+          <w:ilvl w:val="0"/>
+          <w:numId w:val="2"/>
+        </w:numPr>
+        <w:spacing w:after="80"/>
+      </w:pPr>
+      <w:r>
+        <w:t xml:space="preserve">La </w:t>
+      </w:r>
+      <w:r>
+        <w:rPr>
+          <w:b/>
+          <w:bCs/>
+        </w:rPr>
+        <w:t xml:space="preserve">période</w:t>
+      </w:r>
+      <w:r>
+        <w:t xml:space="preserve"> (Aujourd'hui d'office, cette semaine, ce mois, personnalisée…) commande les cartes Ventes / Dépenses / Résultat, le graphique et la synthèse. « Dettes en cours » ne dépend pas de la période.</w:t>
+      </w:r>
+    </w:p>
+    <w:p>
+      <w:pPr>
+        <w:pStyle w:val="ListParagraph"/>
+        <w:numPr>
+          <w:ilvl w:val="0"/>
+          <w:numId w:val="2"/>
+        </w:numPr>
+        <w:spacing w:after="80"/>
+      </w:pPr>
+      <w:r>
+        <w:t xml:space="preserve">Une caisse centrale ou mobile se lit en </w:t>
+      </w:r>
+      <w:r>
+        <w:rPr>
+          <w:b/>
+          <w:bCs/>
+        </w:rPr>
+        <w:t xml:space="preserve">relevé</w:t>
+      </w:r>
+      <w:r>
+        <w:t xml:space="preserve"> : solde au début, + entrées, − sorties, solde à la fin, et la liste des mouvements. « 🖨 Imprimer le relevé (PDF) », « Exporter (CSV) ».</w:t>
+      </w:r>
+    </w:p>
+    <w:p>
+      <w:pPr>
+        <w:pStyle w:val="ListParagraph"/>
+        <w:numPr>
+          <w:ilvl w:val="0"/>
+          <w:numId w:val="2"/>
+        </w:numPr>
+        <w:spacing w:after="80"/>
+      </w:pPr>
+      <w:r>
+        <w:t xml:space="preserve">« Exporter les données (Excel / CSV) » : ventes, dépenses, versements, stocks (classés par boutique, catégorie et urgence), journal comptable.</w:t>
       </w:r>
     </w:p>
     <w:p>
@@ -4887,7 +4791,7 @@
         <w:ind w:left="280"/>
       </w:pPr>
       <w:r>
-        <w:t xml:space="preserve">ℹ  Si la journée d'hier n'est pas clôturée, l'encaissement est bloqué : un bandeau le dit, et 🔒 Caisse propose de clôturer le jour manquant.</w:t>
+        <w:t xml:space="preserve">ℹ  Un versement n'est jamais une dépense : il n'apparaît pas dans les charges. Une dépense en attente de validation ne compte nulle part.</w:t>
       </w:r>
     </w:p>
     <w:p>
@@ -4895,7 +4799,7 @@
         <w:pStyle w:val="Heading2"/>
       </w:pPr>
       <w:r>
-        <w:t xml:space="preserve">🛒 Nouvelle commande et 📥 Commandes reçues</w:t>
+        <w:t xml:space="preserve">📈 Rentabilité</w:t>
       </w:r>
     </w:p>
     <w:p>
@@ -4910,46 +4814,7 @@
         <w:t xml:space="preserve">Qui</w:t>
       </w:r>
       <w:r>
-        <w:t xml:space="preserve"> : 🛒 Nouvelle commande — commercial, technicien ; 📥 Commandes reçues — vendeur, gérant, administrateur.</w:t>
-      </w:r>
-    </w:p>
-    <w:p>
-      <w:pPr>
-        <w:pStyle w:val="ListParagraph"/>
-        <w:numPr>
-          <w:ilvl w:val="0"/>
-          <w:numId w:val="2"/>
-        </w:numPr>
-        <w:spacing w:after="80"/>
-      </w:pPr>
-      <w:r>
-        <w:t xml:space="preserve">Le commercial compose un panier pour un client et « 📤 Envoyer la commande à la boutique ».</w:t>
-      </w:r>
-    </w:p>
-    <w:p>
-      <w:pPr>
-        <w:pStyle w:val="ListParagraph"/>
-        <w:numPr>
-          <w:ilvl w:val="0"/>
-          <w:numId w:val="2"/>
-        </w:numPr>
-        <w:spacing w:after="80"/>
-      </w:pPr>
-      <w:r>
-        <w:t xml:space="preserve">La boutique reçoit une notification, prépare, et « ✅ Valider et encaisser » : la vente est faite à ce moment-là, à la caisse de la boutique.</w:t>
-      </w:r>
-    </w:p>
-    <w:p>
-      <w:pPr>
-        <w:pStyle w:val="ListParagraph"/>
-        <w:numPr>
-          <w:ilvl w:val="0"/>
-          <w:numId w:val="2"/>
-        </w:numPr>
-        <w:spacing w:after="80"/>
-      </w:pPr>
-      <w:r>
-        <w:t xml:space="preserve">Le stock ne bouge qu'à l'encaissement.</w:t>
+        <w:t xml:space="preserve"> : administrateur, comptable. Ce que chaque article a rapporté (prix de vente moins prix d'achat), net des reprises. Par boutique et par période.</w:t>
       </w:r>
     </w:p>
     <w:p>
@@ -4957,7 +4822,7 @@
         <w:pStyle w:val="Heading2"/>
       </w:pPr>
       <w:r>
-        <w:t xml:space="preserve">☀️ Dimensionnement</w:t>
+        <w:t xml:space="preserve">💰 Ventes</w:t>
       </w:r>
     </w:p>
     <w:p>
@@ -4972,7 +4837,7 @@
         <w:t xml:space="preserve">Qui</w:t>
       </w:r>
       <w:r>
-        <w:t xml:space="preserve"> : vendeur, gérant, commercial, technicien, administrateur. Trois volets, et un devis à la fin.</w:t>
+        <w:t xml:space="preserve"> : vendeur, gérant, administrateur.</w:t>
       </w:r>
     </w:p>
     <w:p>
@@ -4980,7 +4845,7 @@
         <w:pStyle w:val="Heading3"/>
       </w:pPr>
       <w:r>
-        <w:t xml:space="preserve">Solaire</w:t>
+        <w:t xml:space="preserve">Encaisser</w:t>
       </w:r>
     </w:p>
     <w:p>
@@ -4993,17 +4858,17 @@
         <w:spacing w:after="80"/>
       </w:pPr>
       <w:r>
-        <w:t xml:space="preserve">Ajoutez les </w:t>
-      </w:r>
-      <w:r>
-        <w:rPr>
-          <w:b/>
-          <w:bCs/>
-        </w:rPr>
-        <w:t xml:space="preserve">appareils</w:t>
-      </w:r>
-      <w:r>
-        <w:t xml:space="preserve"> du client (une liste propose les plus courants avec leur puissance ; un clic pré-remplit, ce que vous tapez n'est jamais transformé). Heures d'usage, autonomie, ensoleillement, tension, type de batterie.</w:t>
+        <w:t xml:space="preserve">La boutique en haut. </w:t>
+      </w:r>
+      <w:r>
+        <w:rPr>
+          <w:b/>
+          <w:bCs/>
+        </w:rPr>
+        <w:t xml:space="preserve">Ne changez pas de boutique</w:t>
+      </w:r>
+      <w:r>
+        <w:t xml:space="preserve"> au milieu d'une série de gestes : elle est mémorisée pour cet écran.</w:t>
       </w:r>
     </w:p>
     <w:p>
@@ -5016,17 +4881,7 @@
         <w:spacing w:after="80"/>
       </w:pPr>
       <w:r>
-        <w:t xml:space="preserve">L'application calcule le besoin (kWh/jour, kW simultanés) et propose panneaux, batteries, onduleur, régulateur </w:t>
-      </w:r>
-      <w:r>
-        <w:rPr>
-          <w:b/>
-          <w:bCs/>
-        </w:rPr>
-        <w:t xml:space="preserve">depuis le stock de la boutique choisie</w:t>
-      </w:r>
-      <w:r>
-        <w:t xml:space="preserve">, plus les rails (au mètre, vendus en barres de 4,2 m), les supports (choisissez le modèle dans la liste) et les étriers.</w:t>
+        <w:t xml:space="preserve">« Rechercher un article » ouvre une fenêtre : tapez, choisissez, quantité, « Ajouter au panier ». Le prix de vente et le disponible sont sur chaque ligne ; une pompe montre ses caractéristiques.</w:t>
       </w:r>
     </w:p>
     <w:p>
@@ -5039,7 +4894,7 @@
         <w:spacing w:after="80"/>
       </w:pPr>
       <w:r>
-        <w:t xml:space="preserve">Chaque ligne se corrige (quantité, article) ; « Annuler (revenir à la sélection automatique) » remet le calcul. Un brouillon garde tout, même après un rafraîchissement.</w:t>
+        <w:t xml:space="preserve">Le client : tapez son nom ou son numéro ; « 🙋 Créer un compte client » si c'est un nouveau (ses identifiants partent par WhatsApp depuis votre téléphone).</w:t>
       </w:r>
     </w:p>
     <w:p>
@@ -5052,7 +4907,53 @@
         <w:spacing w:after="80"/>
       </w:pPr>
       <w:r>
-        <w:t xml:space="preserve">« 🆕 Nouveau devis (tout effacer) » n'apparaît qu'au-delà de 5 appareils.</w:t>
+        <w:t xml:space="preserve">La remise : par article </w:t>
+      </w:r>
+      <w:r>
+        <w:rPr>
+          <w:b/>
+          <w:bCs/>
+        </w:rPr>
+        <w:t xml:space="preserve">ou</w:t>
+      </w:r>
+      <w:r>
+        <w:t xml:space="preserve"> générale, pas les deux. Au-delà de 3 % du prix : administrateur seul.</w:t>
+      </w:r>
+    </w:p>
+    <w:p>
+      <w:pPr>
+        <w:pStyle w:val="ListParagraph"/>
+        <w:numPr>
+          <w:ilvl w:val="0"/>
+          <w:numId w:val="18"/>
+        </w:numPr>
+        <w:spacing w:after="80"/>
+      </w:pPr>
+      <w:r>
+        <w:t xml:space="preserve">Le moyen de paiement. </w:t>
+      </w:r>
+      <w:r>
+        <w:rPr>
+          <w:b/>
+          <w:bCs/>
+        </w:rPr>
+        <w:t xml:space="preserve">Crédit (dette)</w:t>
+      </w:r>
+      <w:r>
+        <w:t xml:space="preserve"> demande l'avance versée aujourd'hui ; la dette est créée avec le reste.</w:t>
+      </w:r>
+    </w:p>
+    <w:p>
+      <w:pPr>
+        <w:pStyle w:val="ListParagraph"/>
+        <w:numPr>
+          <w:ilvl w:val="0"/>
+          <w:numId w:val="18"/>
+        </w:numPr>
+        <w:spacing w:after="80"/>
+      </w:pPr>
+      <w:r>
+        <w:t xml:space="preserve">« 💳 Encaisser la vente ». Le stock baisse. Le reçu (de vente, ou de dette pour un crédit) s'imprime ou part par WhatsApp ; sur téléphone, « Partager ».</w:t>
       </w:r>
     </w:p>
     <w:p>
@@ -5060,403 +4961,133 @@
         <w:pStyle w:val="Heading3"/>
       </w:pPr>
       <w:r>
-        <w:t xml:space="preserve">Portail</w:t>
-      </w:r>
-    </w:p>
-    <w:p>
-      <w:pPr>
-        <w:spacing w:after="140"/>
-      </w:pPr>
-      <w:r>
-        <w:t xml:space="preserve">Type de portail ou rideau, dimensions, poids, usage : l'application choisit le moteur et les accessoires ; « Autres équipements » pour le reste.</w:t>
-      </w:r>
-    </w:p>
-    <w:p>
-      <w:pPr>
-        <w:pStyle w:val="Heading3"/>
-      </w:pPr>
-      <w:r>
-        <w:t xml:space="preserve">Autre (vidéo surveillance, électricité, forage)</w:t>
-      </w:r>
-    </w:p>
-    <w:p>
-      <w:pPr>
-        <w:pStyle w:val="ListParagraph"/>
-        <w:numPr>
-          <w:ilvl w:val="0"/>
-          <w:numId w:val="2"/>
-        </w:numPr>
-        <w:spacing w:after="80"/>
-      </w:pPr>
-      <w:r>
-        <w:t xml:space="preserve">Deux colonnes : </w:t>
-      </w:r>
-      <w:r>
-        <w:rPr>
-          <w:b/>
-          <w:bCs/>
-        </w:rPr>
-        <w:t xml:space="preserve">Besoin du client</w:t>
-      </w:r>
-      <w:r>
-        <w:t xml:space="preserve"> (une catégorie du métier) à gauche, </w:t>
-      </w:r>
-      <w:r>
-        <w:rPr>
-          <w:b/>
-          <w:bCs/>
-        </w:rPr>
-        <w:t xml:space="preserve">Article proposé</w:t>
-      </w:r>
-      <w:r>
-        <w:t xml:space="preserve"> à droite — cliquer ouvre la liste, taper la filtre.</w:t>
-      </w:r>
-    </w:p>
-    <w:p>
-      <w:pPr>
-        <w:pStyle w:val="ListParagraph"/>
-        <w:numPr>
-          <w:ilvl w:val="0"/>
-          <w:numId w:val="2"/>
-        </w:numPr>
-        <w:spacing w:after="80"/>
-      </w:pPr>
-      <w:r>
-        <w:t xml:space="preserve">Le domaine ouvert est en tête, tout le reste du stock en dessous : aucun article n'est caché parce qu'il est rangé dans un autre métier. « ✏️ Saisir un article hors stock » pour ce que la boutique n'a pas.</w:t>
-      </w:r>
-    </w:p>
-    <w:p>
-      <w:pPr>
-        <w:pStyle w:val="ListParagraph"/>
-        <w:numPr>
-          <w:ilvl w:val="0"/>
-          <w:numId w:val="2"/>
-        </w:numPr>
-        <w:spacing w:after="80"/>
-      </w:pPr>
-      <w:r>
-        <w:t xml:space="preserve">Forage : « 💧 Quelle pompe pour ce forage ? » — niveau dynamique (donné par le foreur), hauteur du réservoir, longueur de tuyau, besoin en litres/jour. L'application dit quelles pompes montent assez haut ; elle ne promet jamais un débit à une hauteur donnée.</w:t>
-      </w:r>
-    </w:p>
-    <w:p>
-      <w:pPr>
-        <w:pStyle w:val="Heading3"/>
-      </w:pPr>
-      <w:r>
-        <w:t xml:space="preserve">Envoyer le devis</w:t>
-      </w:r>
-    </w:p>
-    <w:p>
-      <w:pPr>
-        <w:pStyle w:val="ListParagraph"/>
-        <w:numPr>
-          <w:ilvl w:val="0"/>
-          <w:numId w:val="2"/>
-        </w:numPr>
-        <w:spacing w:after="80"/>
-      </w:pPr>
-      <w:r>
-        <w:t xml:space="preserve">Choisissez le client (🙋 Créer un client s'il n'existe pas). « 📝 Enregistrer un brouillon » à tout moment, sans question ; « 📝 Mes brouillons » les retrouve.</w:t>
-      </w:r>
-    </w:p>
-    <w:p>
-      <w:pPr>
-        <w:pStyle w:val="ListParagraph"/>
-        <w:numPr>
-          <w:ilvl w:val="0"/>
-          <w:numId w:val="2"/>
-        </w:numPr>
-        <w:spacing w:after="80"/>
-      </w:pPr>
-      <w:r>
-        <w:t xml:space="preserve">« 📲 Envoyer ce devis au client » : le devis apparaît dans son espace. Le </w:t>
-      </w:r>
-      <w:r>
-        <w:rPr>
-          <w:b/>
-          <w:bCs/>
-        </w:rPr>
-        <w:t xml:space="preserve">premier</w:t>
-      </w:r>
-      <w:r>
-        <w:t xml:space="preserve"> message d'un nouveau client part de votre téléphone (il porte ses identifiants) ; les suivants partent du numéro de BMI, et une trace « 📲 … du n° BMI » reste sur le devis.</w:t>
-      </w:r>
-    </w:p>
-    <w:p>
-      <w:pPr>
-        <w:pStyle w:val="ListParagraph"/>
-        <w:numPr>
-          <w:ilvl w:val="0"/>
-          <w:numId w:val="2"/>
-        </w:numPr>
-        <w:spacing w:after="80"/>
-      </w:pPr>
-      <w:r>
-        <w:t xml:space="preserve">Le PDF du devis : le besoin, l'équipement proposé, le total, acompte et solde, la validité (15 jours), la signature de BMI et le cadre « Bon pour accord ».</w:t>
-      </w:r>
-    </w:p>
-    <w:p>
-      <w:pPr>
-        <w:pStyle w:val="Heading2"/>
-      </w:pPr>
-      <w:r>
-        <w:t xml:space="preserve">📋 Tous les devis</w:t>
-      </w:r>
-    </w:p>
-    <w:p>
-      <w:pPr>
-        <w:spacing w:after="140"/>
-      </w:pPr>
-      <w:r>
-        <w:rPr>
-          <w:b/>
-          <w:bCs/>
-        </w:rPr>
-        <w:t xml:space="preserve">Qui</w:t>
-      </w:r>
-      <w:r>
-        <w:t xml:space="preserve"> : vendeur, gérant, commercial, technicien, administrateur.</w:t>
-      </w:r>
-    </w:p>
-    <w:p>
-      <w:pPr>
-        <w:pStyle w:val="ListParagraph"/>
-        <w:numPr>
-          <w:ilvl w:val="0"/>
-          <w:numId w:val="2"/>
-        </w:numPr>
-        <w:spacing w:after="80"/>
-      </w:pPr>
-      <w:r>
-        <w:t xml:space="preserve">Chaque devis avec son statut : </w:t>
-      </w:r>
-      <w:r>
-        <w:rPr>
-          <w:b/>
-          <w:bCs/>
-        </w:rPr>
-        <w:t xml:space="preserve">⏳ Proposé</w:t>
-      </w:r>
-      <w:r>
-        <w:t xml:space="preserve">, </w:t>
-      </w:r>
-      <w:r>
-        <w:rPr>
-          <w:b/>
-          <w:bCs/>
-        </w:rPr>
-        <w:t xml:space="preserve">✅ Validé</w:t>
-      </w:r>
-      <w:r>
-        <w:t xml:space="preserve"> (signé par le client), </w:t>
-      </w:r>
-      <w:r>
-        <w:rPr>
-          <w:b/>
-          <w:bCs/>
-        </w:rPr>
-        <w:t xml:space="preserve">💰 Payé</w:t>
-      </w:r>
-      <w:r>
-        <w:t xml:space="preserve">, </w:t>
-      </w:r>
-      <w:r>
-        <w:rPr>
-          <w:b/>
-          <w:bCs/>
-        </w:rPr>
-        <w:t xml:space="preserve">❌ Rejeté</w:t>
-      </w:r>
-      <w:r>
-        <w:t xml:space="preserve">, </w:t>
-      </w:r>
-      <w:r>
-        <w:rPr>
-          <w:b/>
-          <w:bCs/>
-        </w:rPr>
-        <w:t xml:space="preserve">🔄 Corrigé</w:t>
-      </w:r>
-      <w:r>
-        <w:t xml:space="preserve">.</w:t>
-      </w:r>
-    </w:p>
-    <w:p>
-      <w:pPr>
-        <w:pStyle w:val="ListParagraph"/>
-        <w:numPr>
-          <w:ilvl w:val="0"/>
-          <w:numId w:val="2"/>
-        </w:numPr>
-        <w:spacing w:after="80"/>
-      </w:pPr>
-      <w:r>
-        <w:t xml:space="preserve">« Relancer » quand un devis n'a pas de réponse depuis 15 jours (proposé ou validé non payé). Le message part du numéro de BMI.</w:t>
-      </w:r>
-    </w:p>
-    <w:p>
-      <w:pPr>
-        <w:pStyle w:val="ListParagraph"/>
-        <w:numPr>
-          <w:ilvl w:val="0"/>
-          <w:numId w:val="2"/>
-        </w:numPr>
-        <w:spacing w:after="80"/>
-      </w:pPr>
-      <w:r>
-        <w:t xml:space="preserve">« Modifier et renvoyer » sur un devis proposé (celui qui l'a établi, l'administrateur, le responsable commercial). Le devis corrigé remplace l'ancien et garde une trace.</w:t>
-      </w:r>
-    </w:p>
-    <w:p>
-      <w:pPr>
-        <w:pStyle w:val="ListParagraph"/>
-        <w:numPr>
-          <w:ilvl w:val="0"/>
-          <w:numId w:val="2"/>
-        </w:numPr>
-        <w:spacing w:after="80"/>
-      </w:pPr>
-      <w:r>
-        <w:t xml:space="preserve">Un devis </w:t>
-      </w:r>
-      <w:r>
-        <w:rPr>
-          <w:b/>
-          <w:bCs/>
-        </w:rPr>
-        <w:t xml:space="preserve">signé</w:t>
-      </w:r>
-      <w:r>
-        <w:t xml:space="preserve"> ne se modifie qu'avec l'accord du client : « Demander une modification » (motif obligatoire) → le client accepte ou refuse → vous corrigez → le client re-signe ou refuse. Trois allers-retours au plus ; au-delà, on refait un devis.</w:t>
-      </w:r>
-    </w:p>
-    <w:p>
-      <w:pPr>
-        <w:pStyle w:val="Heading2"/>
-      </w:pPr>
-      <w:r>
-        <w:t xml:space="preserve">📄 Contrats</w:t>
-      </w:r>
-    </w:p>
-    <w:p>
-      <w:pPr>
-        <w:spacing w:after="140"/>
-      </w:pPr>
-      <w:r>
-        <w:rPr>
-          <w:b/>
-          <w:bCs/>
-        </w:rPr>
-        <w:t xml:space="preserve">Qui</w:t>
-      </w:r>
-      <w:r>
-        <w:t xml:space="preserve"> : vendeur, gérant, commercial, technicien, administrateur. Les contrats signés et les PV de réception, avec « 📄 Voir le PV ». La </w:t>
-      </w:r>
-      <w:r>
-        <w:rPr>
-          <w:b/>
-          <w:bCs/>
-        </w:rPr>
-        <w:t xml:space="preserve">signature en boutique</w:t>
-      </w:r>
-      <w:r>
-        <w:t xml:space="preserve"> (le client signe sur l'écran de BMI) est réservée à l'administrateur principal ; d'ordinaire, le client signe depuis son espace.</w:t>
-      </w:r>
-    </w:p>
-    <w:p>
-      <w:pPr>
-        <w:pStyle w:val="Heading2"/>
-      </w:pPr>
-      <w:r>
-        <w:t xml:space="preserve">📤 Dépenses</w:t>
-      </w:r>
-    </w:p>
-    <w:p>
-      <w:pPr>
-        <w:spacing w:after="140"/>
-      </w:pPr>
-      <w:r>
-        <w:rPr>
-          <w:b/>
-          <w:bCs/>
-        </w:rPr>
-        <w:t xml:space="preserve">Qui</w:t>
-      </w:r>
-      <w:r>
-        <w:t xml:space="preserve"> : gérant, administrateur (tout) ; technicien (« Mes dépenses », les siennes seulement) ; comptable (lecture).</w:t>
-      </w:r>
-    </w:p>
-    <w:p>
-      <w:pPr>
-        <w:pStyle w:val="ListParagraph"/>
-        <w:numPr>
-          <w:ilvl w:val="0"/>
-          <w:numId w:val="19"/>
-        </w:numPr>
-        <w:spacing w:after="80"/>
-      </w:pPr>
-      <w:r>
-        <w:t xml:space="preserve">« Enregistrer la dépense » : date, catégorie (Transport, Livraison, Carburant, Nourriture, Commande en Chine, Réparation d'outillage, …), description, montant, moyen de paiement.</w:t>
-      </w:r>
-    </w:p>
-    <w:p>
-      <w:pPr>
-        <w:pStyle w:val="ListParagraph"/>
-        <w:numPr>
-          <w:ilvl w:val="0"/>
-          <w:numId w:val="19"/>
-        </w:numPr>
-        <w:spacing w:after="80"/>
-      </w:pPr>
-      <w:r>
-        <w:rPr>
-          <w:b/>
-          <w:bCs/>
-        </w:rPr>
-        <w:t xml:space="preserve">« Payé avec »</w:t>
-      </w:r>
-      <w:r>
-        <w:t xml:space="preserve"> : « La caisse de … » (chaque boutique est nommée — la dépense est enregistrée sur la boutique dont la caisse a payé), « une avance personnelle », « de l'argent remis par le DG », « la caisse du comptable » (réel), ou « Le fonds de caisse » quand le tiroir ne suffit pas.</w:t>
-      </w:r>
-    </w:p>
-    <w:p>
-      <w:pPr>
-        <w:pStyle w:val="ListParagraph"/>
-        <w:numPr>
-          <w:ilvl w:val="0"/>
-          <w:numId w:val="19"/>
-        </w:numPr>
-        <w:spacing w:after="80"/>
-      </w:pPr>
-      <w:r>
-        <w:rPr>
-          <w:b/>
-          <w:bCs/>
-        </w:rPr>
-        <w:t xml:space="preserve">« Chantier à rattacher »</w:t>
-      </w:r>
-      <w:r>
-        <w:t xml:space="preserve"> : un chantier en cours, si la dépense lui appartient. Elle sera déduite avant le partage des frais d'installation.</w:t>
-      </w:r>
-    </w:p>
-    <w:p>
-      <w:pPr>
-        <w:pStyle w:val="ListParagraph"/>
-        <w:numPr>
-          <w:ilvl w:val="0"/>
-          <w:numId w:val="19"/>
-        </w:numPr>
-        <w:spacing w:after="80"/>
-      </w:pPr>
-      <w:r>
-        <w:rPr>
-          <w:b/>
-          <w:bCs/>
-        </w:rPr>
-        <w:t xml:space="preserve">5 000 F et plus</w:t>
-      </w:r>
-      <w:r>
-        <w:t xml:space="preserve"> : la dépense attend le DG (encadré « ⏳ Dépenses à valider par le DG », « ✅ Valider » / « ✖ Rejeter »). Une dépense saisie par le DG lui-même est validée d'office.</w:t>
+        <w:t xml:space="preserve">La liste des ventes</w:t>
+      </w:r>
+    </w:p>
+    <w:p>
+      <w:pPr>
+        <w:pStyle w:val="ListParagraph"/>
+        <w:numPr>
+          <w:ilvl w:val="0"/>
+          <w:numId w:val="2"/>
+        </w:numPr>
+        <w:spacing w:after="80"/>
+      </w:pPr>
+      <w:r>
+        <w:t xml:space="preserve">Filtre par période (dont « ✏️ Personnaliser… », du 3 au 12), par moyen de paiement, par recherche. La </w:t>
+      </w:r>
+      <w:r>
+        <w:rPr>
+          <w:b/>
+          <w:bCs/>
+        </w:rPr>
+        <w:t xml:space="preserve">recette</w:t>
+      </w:r>
+      <w:r>
+        <w:t xml:space="preserve"> affichée est celle de ce qui est affiché — filtres compris.</w:t>
+      </w:r>
+    </w:p>
+    <w:p>
+      <w:pPr>
+        <w:pStyle w:val="ListParagraph"/>
+        <w:numPr>
+          <w:ilvl w:val="0"/>
+          <w:numId w:val="2"/>
+        </w:numPr>
+        <w:spacing w:after="80"/>
+      </w:pPr>
+      <w:r>
+        <w:t xml:space="preserve">Un clic sur une ligne la </w:t>
+      </w:r>
+      <w:r>
+        <w:rPr>
+          <w:b/>
+          <w:bCs/>
+        </w:rPr>
+        <w:t xml:space="preserve">déplie</w:t>
+      </w:r>
+      <w:r>
+        <w:t xml:space="preserve"> (tous les articles). Les boutons ronds : 🖨 reçu, WhatsApp, 📋 devis lié, 🔁 Retour, ↩ Reprise, 🧾 bons.</w:t>
+      </w:r>
+    </w:p>
+    <w:p>
+      <w:pPr>
+        <w:pStyle w:val="ListParagraph"/>
+        <w:numPr>
+          <w:ilvl w:val="0"/>
+          <w:numId w:val="2"/>
+        </w:numPr>
+        <w:spacing w:after="80"/>
+      </w:pPr>
+      <w:r>
+        <w:rPr>
+          <w:b/>
+          <w:bCs/>
+        </w:rPr>
+        <w:t xml:space="preserve">Proformas</w:t>
+      </w:r>
+      <w:r>
+        <w:t xml:space="preserve"> : « 🧾 Proforma WhatsApp » en fait une ; « 🛒 Vendre » sur sa ligne la reprend au panier (l'encaissement reste à faire). Une proforma déjà encaissée se reprend quand même, avec un avertissement.</w:t>
+      </w:r>
+    </w:p>
+    <w:p>
+      <w:pPr>
+        <w:pStyle w:val="ListParagraph"/>
+        <w:numPr>
+          <w:ilvl w:val="0"/>
+          <w:numId w:val="2"/>
+        </w:numPr>
+        <w:spacing w:after="80"/>
+      </w:pPr>
+      <w:r>
+        <w:rPr>
+          <w:b/>
+          <w:bCs/>
+        </w:rPr>
+        <w:t xml:space="preserve">↩ Reprise de l'article par BMI</w:t>
+      </w:r>
+      <w:r>
+        <w:t xml:space="preserve"> (administrateur principal) : le client rend un article. La vente reste telle quelle, l'article revient en stock, l'argent est rendu (dépense « Remboursement client ») ou la dette diminue. Un </w:t>
+      </w:r>
+      <w:r>
+        <w:rPr>
+          <w:b/>
+          <w:bCs/>
+        </w:rPr>
+        <w:t xml:space="preserve">bon de reprise</w:t>
+      </w:r>
+      <w:r>
+        <w:t xml:space="preserve"> sort.</w:t>
+      </w:r>
+    </w:p>
+    <w:p>
+      <w:pPr>
+        <w:pStyle w:val="ListParagraph"/>
+        <w:numPr>
+          <w:ilvl w:val="0"/>
+          <w:numId w:val="2"/>
+        </w:numPr>
+        <w:spacing w:after="80"/>
+      </w:pPr>
+      <w:r>
+        <w:rPr>
+          <w:b/>
+          <w:bCs/>
+        </w:rPr>
+        <w:t xml:space="preserve">🔁 Retour / échange sous garantie</w:t>
+      </w:r>
+      <w:r>
+        <w:t xml:space="preserve"> (gérant, administrateur) : l'article défectueux est échangé ; ce n'est pas une vente. Frais éventuels en dette. Un </w:t>
+      </w:r>
+      <w:r>
+        <w:rPr>
+          <w:b/>
+          <w:bCs/>
+        </w:rPr>
+        <w:t xml:space="preserve">bon de retour</w:t>
+      </w:r>
+      <w:r>
+        <w:t xml:space="preserve"> sort.</w:t>
       </w:r>
     </w:p>
     <w:p>
@@ -5469,17 +5100,7 @@
         <w:ind w:left="280"/>
       </w:pPr>
       <w:r>
-        <w:t xml:space="preserve">ℹ  Une dépense en espèces payée avec la caisse et non encore validée </w:t>
-      </w:r>
-      <w:r>
-        <w:rPr>
-          <w:b/>
-          <w:bCs/>
-        </w:rPr>
-        <w:t xml:space="preserve">bloque la clôture du jour</w:t>
-      </w:r>
-      <w:r>
-        <w:t xml:space="preserve">. Faites valider avant de fermer.</w:t>
+        <w:t xml:space="preserve">ℹ  Si la journée d'hier n'est pas clôturée, l'encaissement est bloqué : un bandeau le dit, et 🔒 Caisse propose de clôturer le jour manquant.</w:t>
       </w:r>
     </w:p>
     <w:p>
@@ -5487,7 +5108,7 @@
         <w:pStyle w:val="Heading2"/>
       </w:pPr>
       <w:r>
-        <w:t xml:space="preserve">🧾 Chez le comptable</w:t>
+        <w:t xml:space="preserve">🛒 Nouvelle commande et 📥 Commandes reçues</w:t>
       </w:r>
     </w:p>
     <w:p>
@@ -5502,7 +5123,46 @@
         <w:t xml:space="preserve">Qui</w:t>
       </w:r>
       <w:r>
-        <w:t xml:space="preserve"> : administrateur, comptable. La caisse du comptable : ce que les boutiques lui ont versé, ce qu'il a remis. Le comptable pointe « ✅ Encaissé » et « Remis » ; l'administrateur lit.</w:t>
+        <w:t xml:space="preserve"> : 🛒 Nouvelle commande — commercial, technicien ; 📥 Commandes reçues — vendeur, gérant, administrateur.</w:t>
+      </w:r>
+    </w:p>
+    <w:p>
+      <w:pPr>
+        <w:pStyle w:val="ListParagraph"/>
+        <w:numPr>
+          <w:ilvl w:val="0"/>
+          <w:numId w:val="2"/>
+        </w:numPr>
+        <w:spacing w:after="80"/>
+      </w:pPr>
+      <w:r>
+        <w:t xml:space="preserve">Le commercial compose un panier pour un client et « 📤 Envoyer la commande à la boutique ».</w:t>
+      </w:r>
+    </w:p>
+    <w:p>
+      <w:pPr>
+        <w:pStyle w:val="ListParagraph"/>
+        <w:numPr>
+          <w:ilvl w:val="0"/>
+          <w:numId w:val="2"/>
+        </w:numPr>
+        <w:spacing w:after="80"/>
+      </w:pPr>
+      <w:r>
+        <w:t xml:space="preserve">La boutique reçoit une notification, prépare, et « ✅ Valider et encaisser » : la vente est faite à ce moment-là, à la caisse de la boutique.</w:t>
+      </w:r>
+    </w:p>
+    <w:p>
+      <w:pPr>
+        <w:pStyle w:val="ListParagraph"/>
+        <w:numPr>
+          <w:ilvl w:val="0"/>
+          <w:numId w:val="2"/>
+        </w:numPr>
+        <w:spacing w:after="80"/>
+      </w:pPr>
+      <w:r>
+        <w:t xml:space="preserve">Le stock ne bouge qu'à l'encaissement.</w:t>
       </w:r>
     </w:p>
     <w:p>
@@ -5510,7 +5170,7 @@
         <w:pStyle w:val="Heading2"/>
       </w:pPr>
       <w:r>
-        <w:t xml:space="preserve">🧾 Dettes</w:t>
+        <w:t xml:space="preserve">☀️ Dimensionnement</w:t>
       </w:r>
     </w:p>
     <w:p>
@@ -5525,89 +5185,227 @@
         <w:t xml:space="preserve">Qui</w:t>
       </w:r>
       <w:r>
-        <w:t xml:space="preserve"> : vendeur, gérant, administrateur, comptable (lecture).</w:t>
-      </w:r>
-    </w:p>
-    <w:p>
-      <w:pPr>
-        <w:pStyle w:val="ListParagraph"/>
-        <w:numPr>
-          <w:ilvl w:val="0"/>
-          <w:numId w:val="2"/>
-        </w:numPr>
-        <w:spacing w:after="80"/>
-      </w:pPr>
-      <w:r>
-        <w:t xml:space="preserve">Chaque dette : le client, ce qui a été acheté, le total, le reste (en orange), le statut et l'ancienneté. Plus de </w:t>
-      </w:r>
-      <w:r>
-        <w:rPr>
-          <w:b/>
-          <w:bCs/>
-        </w:rPr>
-        <w:t xml:space="preserve">30 jours</w:t>
-      </w:r>
-      <w:r>
-        <w:t xml:space="preserve"> : ⚠ rouge.</w:t>
-      </w:r>
-    </w:p>
-    <w:p>
-      <w:pPr>
-        <w:pStyle w:val="ListParagraph"/>
-        <w:numPr>
-          <w:ilvl w:val="0"/>
-          <w:numId w:val="2"/>
-        </w:numPr>
-        <w:spacing w:after="80"/>
-      </w:pPr>
-      <w:r>
-        <w:t xml:space="preserve">« + Paiement » enregistre un versement (montant, moyen). Le </w:t>
-      </w:r>
-      <w:r>
-        <w:rPr>
-          <w:b/>
-          <w:bCs/>
-        </w:rPr>
-        <w:t xml:space="preserve">reçu</w:t>
-      </w:r>
-      <w:r>
-        <w:t xml:space="preserve"> suit la règle : « Reçu de dette » tant que rien n'est versé, « Reçu de versement » ensuite, « Reçu définitif — dette soldée » à la fin.</w:t>
-      </w:r>
-    </w:p>
-    <w:p>
-      <w:pPr>
-        <w:pStyle w:val="ListParagraph"/>
-        <w:numPr>
-          <w:ilvl w:val="0"/>
-          <w:numId w:val="2"/>
-        </w:numPr>
-        <w:spacing w:after="80"/>
-      </w:pPr>
-      <w:r>
-        <w:t xml:space="preserve">Le bouton WhatsApp </w:t>
-      </w:r>
-      <w:r>
-        <w:rPr>
-          <w:b/>
-          <w:bCs/>
-        </w:rPr>
-        <w:t xml:space="preserve">relance</w:t>
-      </w:r>
-      <w:r>
-        <w:t xml:space="preserve"> le client depuis le numéro de BMI ; la trace « 📲 … » se lit sous la ligne. Une dette adossée à un plan de règlement accepté reçoit un rappel d'échéance.</w:t>
-      </w:r>
-    </w:p>
-    <w:p>
-      <w:pPr>
-        <w:pStyle w:val="ListParagraph"/>
-        <w:numPr>
-          <w:ilvl w:val="0"/>
-          <w:numId w:val="2"/>
-        </w:numPr>
-        <w:spacing w:after="80"/>
-      </w:pPr>
-      <w:r>
-        <w:t xml:space="preserve">🗑 Supprimer : administrateur seul.</w:t>
+        <w:t xml:space="preserve"> : vendeur, gérant, commercial, technicien, administrateur. Trois volets, et un devis à la fin.</w:t>
+      </w:r>
+    </w:p>
+    <w:p>
+      <w:pPr>
+        <w:pStyle w:val="Heading3"/>
+      </w:pPr>
+      <w:r>
+        <w:t xml:space="preserve">Solaire</w:t>
+      </w:r>
+    </w:p>
+    <w:p>
+      <w:pPr>
+        <w:pStyle w:val="ListParagraph"/>
+        <w:numPr>
+          <w:ilvl w:val="0"/>
+          <w:numId w:val="19"/>
+        </w:numPr>
+        <w:spacing w:after="80"/>
+      </w:pPr>
+      <w:r>
+        <w:t xml:space="preserve">Ajoutez les </w:t>
+      </w:r>
+      <w:r>
+        <w:rPr>
+          <w:b/>
+          <w:bCs/>
+        </w:rPr>
+        <w:t xml:space="preserve">appareils</w:t>
+      </w:r>
+      <w:r>
+        <w:t xml:space="preserve"> du client (une liste propose les plus courants avec leur puissance ; un clic pré-remplit, ce que vous tapez n'est jamais transformé). Heures d'usage, autonomie, ensoleillement, tension, type de batterie.</w:t>
+      </w:r>
+    </w:p>
+    <w:p>
+      <w:pPr>
+        <w:pStyle w:val="ListParagraph"/>
+        <w:numPr>
+          <w:ilvl w:val="0"/>
+          <w:numId w:val="19"/>
+        </w:numPr>
+        <w:spacing w:after="80"/>
+      </w:pPr>
+      <w:r>
+        <w:t xml:space="preserve">L'application calcule le besoin (kWh/jour, kW simultanés) et propose panneaux, batteries, onduleur, régulateur </w:t>
+      </w:r>
+      <w:r>
+        <w:rPr>
+          <w:b/>
+          <w:bCs/>
+        </w:rPr>
+        <w:t xml:space="preserve">depuis le stock de la boutique choisie</w:t>
+      </w:r>
+      <w:r>
+        <w:t xml:space="preserve">, plus les rails (au mètre, vendus en barres de 4,2 m), les supports (choisissez le modèle dans la liste) et les étriers.</w:t>
+      </w:r>
+    </w:p>
+    <w:p>
+      <w:pPr>
+        <w:pStyle w:val="ListParagraph"/>
+        <w:numPr>
+          <w:ilvl w:val="0"/>
+          <w:numId w:val="19"/>
+        </w:numPr>
+        <w:spacing w:after="80"/>
+      </w:pPr>
+      <w:r>
+        <w:t xml:space="preserve">Chaque ligne se corrige (quantité, article) ; « Annuler (revenir à la sélection automatique) » remet le calcul. Un brouillon garde tout, même après un rafraîchissement.</w:t>
+      </w:r>
+    </w:p>
+    <w:p>
+      <w:pPr>
+        <w:pStyle w:val="ListParagraph"/>
+        <w:numPr>
+          <w:ilvl w:val="0"/>
+          <w:numId w:val="19"/>
+        </w:numPr>
+        <w:spacing w:after="80"/>
+      </w:pPr>
+      <w:r>
+        <w:t xml:space="preserve">« 🆕 Nouveau devis (tout effacer) » n'apparaît qu'au-delà de 5 appareils.</w:t>
+      </w:r>
+    </w:p>
+    <w:p>
+      <w:pPr>
+        <w:pStyle w:val="Heading3"/>
+      </w:pPr>
+      <w:r>
+        <w:t xml:space="preserve">Portail</w:t>
+      </w:r>
+    </w:p>
+    <w:p>
+      <w:pPr>
+        <w:spacing w:after="140"/>
+      </w:pPr>
+      <w:r>
+        <w:t xml:space="preserve">Type de portail ou rideau, dimensions, poids, usage : l'application choisit le moteur et les accessoires ; « Autres équipements » pour le reste.</w:t>
+      </w:r>
+    </w:p>
+    <w:p>
+      <w:pPr>
+        <w:pStyle w:val="Heading3"/>
+      </w:pPr>
+      <w:r>
+        <w:t xml:space="preserve">Autre (vidéo surveillance, électricité, forage)</w:t>
+      </w:r>
+    </w:p>
+    <w:p>
+      <w:pPr>
+        <w:pStyle w:val="ListParagraph"/>
+        <w:numPr>
+          <w:ilvl w:val="0"/>
+          <w:numId w:val="2"/>
+        </w:numPr>
+        <w:spacing w:after="80"/>
+      </w:pPr>
+      <w:r>
+        <w:t xml:space="preserve">Deux colonnes : </w:t>
+      </w:r>
+      <w:r>
+        <w:rPr>
+          <w:b/>
+          <w:bCs/>
+        </w:rPr>
+        <w:t xml:space="preserve">Besoin du client</w:t>
+      </w:r>
+      <w:r>
+        <w:t xml:space="preserve"> (une catégorie du métier) à gauche, </w:t>
+      </w:r>
+      <w:r>
+        <w:rPr>
+          <w:b/>
+          <w:bCs/>
+        </w:rPr>
+        <w:t xml:space="preserve">Article proposé</w:t>
+      </w:r>
+      <w:r>
+        <w:t xml:space="preserve"> à droite — cliquer ouvre la liste, taper la filtre.</w:t>
+      </w:r>
+    </w:p>
+    <w:p>
+      <w:pPr>
+        <w:pStyle w:val="ListParagraph"/>
+        <w:numPr>
+          <w:ilvl w:val="0"/>
+          <w:numId w:val="2"/>
+        </w:numPr>
+        <w:spacing w:after="80"/>
+      </w:pPr>
+      <w:r>
+        <w:t xml:space="preserve">Le domaine ouvert est en tête, tout le reste du stock en dessous : aucun article n'est caché parce qu'il est rangé dans un autre métier. « ✏️ Saisir un article hors stock » pour ce que la boutique n'a pas.</w:t>
+      </w:r>
+    </w:p>
+    <w:p>
+      <w:pPr>
+        <w:pStyle w:val="ListParagraph"/>
+        <w:numPr>
+          <w:ilvl w:val="0"/>
+          <w:numId w:val="2"/>
+        </w:numPr>
+        <w:spacing w:after="80"/>
+      </w:pPr>
+      <w:r>
+        <w:t xml:space="preserve">Forage : « 💧 Quelle pompe pour ce forage ? » — niveau dynamique (donné par le foreur), hauteur du réservoir, longueur de tuyau, besoin en litres/jour. L'application dit quelles pompes montent assez haut ; elle ne promet jamais un débit à une hauteur donnée.</w:t>
+      </w:r>
+    </w:p>
+    <w:p>
+      <w:pPr>
+        <w:pStyle w:val="Heading3"/>
+      </w:pPr>
+      <w:r>
+        <w:t xml:space="preserve">Envoyer le devis</w:t>
+      </w:r>
+    </w:p>
+    <w:p>
+      <w:pPr>
+        <w:pStyle w:val="ListParagraph"/>
+        <w:numPr>
+          <w:ilvl w:val="0"/>
+          <w:numId w:val="2"/>
+        </w:numPr>
+        <w:spacing w:after="80"/>
+      </w:pPr>
+      <w:r>
+        <w:t xml:space="preserve">Choisissez le client (🙋 Créer un client s'il n'existe pas). « 📝 Enregistrer un brouillon » à tout moment, sans question ; « 📝 Mes brouillons » les retrouve.</w:t>
+      </w:r>
+    </w:p>
+    <w:p>
+      <w:pPr>
+        <w:pStyle w:val="ListParagraph"/>
+        <w:numPr>
+          <w:ilvl w:val="0"/>
+          <w:numId w:val="2"/>
+        </w:numPr>
+        <w:spacing w:after="80"/>
+      </w:pPr>
+      <w:r>
+        <w:t xml:space="preserve">« 📲 Envoyer ce devis au client » : le devis apparaît dans son espace. Le </w:t>
+      </w:r>
+      <w:r>
+        <w:rPr>
+          <w:b/>
+          <w:bCs/>
+        </w:rPr>
+        <w:t xml:space="preserve">premier</w:t>
+      </w:r>
+      <w:r>
+        <w:t xml:space="preserve"> message d'un nouveau client part de votre téléphone (il porte ses identifiants) ; les suivants partent du numéro de BMI, et une trace « 📲 … du n° BMI » reste sur le devis.</w:t>
+      </w:r>
+    </w:p>
+    <w:p>
+      <w:pPr>
+        <w:pStyle w:val="ListParagraph"/>
+        <w:numPr>
+          <w:ilvl w:val="0"/>
+          <w:numId w:val="2"/>
+        </w:numPr>
+        <w:spacing w:after="80"/>
+      </w:pPr>
+      <w:r>
+        <w:t xml:space="preserve">Le PDF du devis : le besoin, l'équipement proposé, le total, acompte et solde, la validité (15 jours), la signature de BMI et le cadre « Bon pour accord ».</w:t>
       </w:r>
     </w:p>
     <w:p>
@@ -5615,7 +5413,7 @@
         <w:pStyle w:val="Heading2"/>
       </w:pPr>
       <w:r>
-        <w:t xml:space="preserve">👤 Clients et 🙋 Créer un client</w:t>
+        <w:t xml:space="preserve">📋 Tous les devis</w:t>
       </w:r>
     </w:p>
     <w:p>
@@ -5630,56 +5428,119 @@
         <w:t xml:space="preserve">Qui</w:t>
       </w:r>
       <w:r>
-        <w:t xml:space="preserve"> : vendeur, gérant, administrateur, comptable (lecture) ; 🙋 Créer un client pour presque tous.</w:t>
-      </w:r>
-    </w:p>
-    <w:p>
-      <w:pPr>
-        <w:pStyle w:val="ListParagraph"/>
-        <w:numPr>
-          <w:ilvl w:val="0"/>
-          <w:numId w:val="2"/>
-        </w:numPr>
-        <w:spacing w:after="80"/>
-      </w:pPr>
-      <w:r>
-        <w:t xml:space="preserve">👤 Clients liste les clients qui ont déjà acheté, avec leur numéro et leurs achats. Le bouton WhatsApp envoie le </w:t>
-      </w:r>
-      <w:r>
-        <w:rPr>
-          <w:b/>
-          <w:bCs/>
-        </w:rPr>
-        <w:t xml:space="preserve">mot de fidélité</w:t>
-      </w:r>
-      <w:r>
-        <w:t xml:space="preserve"> de BMI.</w:t>
-      </w:r>
-    </w:p>
-    <w:p>
-      <w:pPr>
-        <w:pStyle w:val="ListParagraph"/>
-        <w:numPr>
-          <w:ilvl w:val="0"/>
-          <w:numId w:val="2"/>
-        </w:numPr>
-        <w:spacing w:after="80"/>
-      </w:pPr>
-      <w:r>
-        <w:t xml:space="preserve">« 🙋 Créer un compte client » (ou 🙋 Créer un client) : nom et numéro. L'application fabrique l'identifiant et le mot de passe et ouvre WhatsApp pour les envoyer — c'est vous qui appuyez sur Envoyer.</w:t>
-      </w:r>
-    </w:p>
-    <w:p>
-      <w:pPr>
-        <w:pStyle w:val="ListParagraph"/>
-        <w:numPr>
-          <w:ilvl w:val="0"/>
-          <w:numId w:val="2"/>
-        </w:numPr>
-        <w:spacing w:after="80"/>
-      </w:pPr>
-      <w:r>
-        <w:t xml:space="preserve">Un client sans compte peut acheter ; le compte sert à son espace (devis, contrats, PV, paiements).</w:t>
+        <w:t xml:space="preserve"> : vendeur, gérant, commercial, technicien, administrateur.</w:t>
+      </w:r>
+    </w:p>
+    <w:p>
+      <w:pPr>
+        <w:pStyle w:val="ListParagraph"/>
+        <w:numPr>
+          <w:ilvl w:val="0"/>
+          <w:numId w:val="2"/>
+        </w:numPr>
+        <w:spacing w:after="80"/>
+      </w:pPr>
+      <w:r>
+        <w:t xml:space="preserve">Chaque devis avec son statut : </w:t>
+      </w:r>
+      <w:r>
+        <w:rPr>
+          <w:b/>
+          <w:bCs/>
+        </w:rPr>
+        <w:t xml:space="preserve">⏳ Proposé</w:t>
+      </w:r>
+      <w:r>
+        <w:t xml:space="preserve">, </w:t>
+      </w:r>
+      <w:r>
+        <w:rPr>
+          <w:b/>
+          <w:bCs/>
+        </w:rPr>
+        <w:t xml:space="preserve">✅ Validé</w:t>
+      </w:r>
+      <w:r>
+        <w:t xml:space="preserve"> (signé par le client), </w:t>
+      </w:r>
+      <w:r>
+        <w:rPr>
+          <w:b/>
+          <w:bCs/>
+        </w:rPr>
+        <w:t xml:space="preserve">💰 Payé</w:t>
+      </w:r>
+      <w:r>
+        <w:t xml:space="preserve">, </w:t>
+      </w:r>
+      <w:r>
+        <w:rPr>
+          <w:b/>
+          <w:bCs/>
+        </w:rPr>
+        <w:t xml:space="preserve">❌ Rejeté</w:t>
+      </w:r>
+      <w:r>
+        <w:t xml:space="preserve">, </w:t>
+      </w:r>
+      <w:r>
+        <w:rPr>
+          <w:b/>
+          <w:bCs/>
+        </w:rPr>
+        <w:t xml:space="preserve">🔄 Corrigé</w:t>
+      </w:r>
+      <w:r>
+        <w:t xml:space="preserve">.</w:t>
+      </w:r>
+    </w:p>
+    <w:p>
+      <w:pPr>
+        <w:pStyle w:val="ListParagraph"/>
+        <w:numPr>
+          <w:ilvl w:val="0"/>
+          <w:numId w:val="2"/>
+        </w:numPr>
+        <w:spacing w:after="80"/>
+      </w:pPr>
+      <w:r>
+        <w:t xml:space="preserve">« Relancer » quand un devis n'a pas de réponse depuis 15 jours (proposé ou validé non payé). Le message part du numéro de BMI.</w:t>
+      </w:r>
+    </w:p>
+    <w:p>
+      <w:pPr>
+        <w:pStyle w:val="ListParagraph"/>
+        <w:numPr>
+          <w:ilvl w:val="0"/>
+          <w:numId w:val="2"/>
+        </w:numPr>
+        <w:spacing w:after="80"/>
+      </w:pPr>
+      <w:r>
+        <w:t xml:space="preserve">« Modifier et renvoyer » sur un devis proposé (celui qui l'a établi, l'administrateur, le responsable commercial). Le devis corrigé remplace l'ancien et garde une trace.</w:t>
+      </w:r>
+    </w:p>
+    <w:p>
+      <w:pPr>
+        <w:pStyle w:val="ListParagraph"/>
+        <w:numPr>
+          <w:ilvl w:val="0"/>
+          <w:numId w:val="2"/>
+        </w:numPr>
+        <w:spacing w:after="80"/>
+      </w:pPr>
+      <w:r>
+        <w:t xml:space="preserve">Un devis </w:t>
+      </w:r>
+      <w:r>
+        <w:rPr>
+          <w:b/>
+          <w:bCs/>
+        </w:rPr>
+        <w:t xml:space="preserve">signé</w:t>
+      </w:r>
+      <w:r>
+        <w:t xml:space="preserve"> ne se modifie qu'avec l'accord du client : « Demander une modification » (motif obligatoire) → le client accepte ou refuse → vous corrigez → le client re-signe ou refuse. Trois allers-retours au plus ; au-delà, on refait un devis.</w:t>
       </w:r>
     </w:p>
     <w:p>
@@ -5687,7 +5548,7 @@
         <w:pStyle w:val="Heading2"/>
       </w:pPr>
       <w:r>
-        <w:t xml:space="preserve">🔒 Caisse</w:t>
+        <w:t xml:space="preserve">📄 Contrats</w:t>
       </w:r>
     </w:p>
     <w:p>
@@ -5702,123 +5563,40 @@
         <w:t xml:space="preserve">Qui</w:t>
       </w:r>
       <w:r>
-        <w:t xml:space="preserve"> : vendeur, gérant, administrateur, comptable (lecture).</w:t>
-      </w:r>
-    </w:p>
-    <w:p>
-      <w:pPr>
-        <w:pStyle w:val="Heading3"/>
-      </w:pPr>
-      <w:r>
-        <w:t xml:space="preserve">Les carrés</w:t>
-      </w:r>
-    </w:p>
-    <w:p>
-      <w:pPr>
-        <w:pStyle w:val="ListParagraph"/>
-        <w:numPr>
-          <w:ilvl w:val="0"/>
-          <w:numId w:val="2"/>
-        </w:numPr>
-        <w:spacing w:after="80"/>
-      </w:pPr>
-      <w:r>
-        <w:rPr>
-          <w:b/>
-          <w:bCs/>
-        </w:rPr>
-        <w:t xml:space="preserve">Fonds à verser</w:t>
-      </w:r>
-      <w:r>
-        <w:t xml:space="preserve"> : ce que le tiroir contient en billets (la recette ; le fonds de caisse est gardé à part). </w:t>
-      </w:r>
-      <w:r>
-        <w:rPr>
-          <w:b/>
-          <w:bCs/>
-        </w:rPr>
-        <w:t xml:space="preserve">Total versé</w:t>
-      </w:r>
-      <w:r>
-        <w:t xml:space="preserve">, </w:t>
-      </w:r>
-      <w:r>
-        <w:rPr>
-          <w:b/>
-          <w:bCs/>
-        </w:rPr>
-        <w:t xml:space="preserve">Entrées</w:t>
-      </w:r>
-      <w:r>
-        <w:t xml:space="preserve">, </w:t>
-      </w:r>
-      <w:r>
-        <w:rPr>
-          <w:b/>
-          <w:bCs/>
-        </w:rPr>
-        <w:t xml:space="preserve">Sorties</w:t>
-      </w:r>
-      <w:r>
-        <w:t xml:space="preserve">.</w:t>
-      </w:r>
-    </w:p>
-    <w:p>
-      <w:pPr>
-        <w:pStyle w:val="ListParagraph"/>
-        <w:numPr>
-          <w:ilvl w:val="0"/>
-          <w:numId w:val="2"/>
-        </w:numPr>
-        <w:spacing w:after="80"/>
-      </w:pPr>
-      <w:r>
-        <w:rPr>
-          <w:b/>
-          <w:bCs/>
-        </w:rPr>
-        <w:t xml:space="preserve">📱 Flooz</w:t>
-      </w:r>
-      <w:r>
-        <w:t xml:space="preserve"> et </w:t>
-      </w:r>
-      <w:r>
-        <w:rPr>
-          <w:b/>
-          <w:bCs/>
-        </w:rPr>
-        <w:t xml:space="preserve">📱 Mixx/T-Money</w:t>
-      </w:r>
-      <w:r>
-        <w:t xml:space="preserve"> : le solde du compte mobile de la boutique, d'après ce qui a été saisi (l'application ne parle pas à l'opérateur).</w:t>
-      </w:r>
-    </w:p>
-    <w:p>
-      <w:pPr>
-        <w:pStyle w:val="ListParagraph"/>
-        <w:numPr>
-          <w:ilvl w:val="0"/>
-          <w:numId w:val="2"/>
-        </w:numPr>
-        <w:spacing w:after="80"/>
-      </w:pPr>
-      <w:r>
-        <w:rPr>
-          <w:b/>
-          <w:bCs/>
-        </w:rPr>
-        <w:t xml:space="preserve">📊 RÉSUMÉ</w:t>
-      </w:r>
-      <w:r>
-        <w:t xml:space="preserve"> : toutes les boutiques d'un coup, avec la période, et l'historique des versements.</w:t>
-      </w:r>
-    </w:p>
-    <w:p>
-      <w:pPr>
-        <w:pStyle w:val="Heading3"/>
-      </w:pPr>
-      <w:r>
-        <w:t xml:space="preserve">Clôturer le jour</w:t>
+        <w:t xml:space="preserve"> : vendeur, gérant, commercial, technicien, administrateur. Les contrats signés et les PV de réception, avec « 📄 Voir le PV ». La </w:t>
+      </w:r>
+      <w:r>
+        <w:rPr>
+          <w:b/>
+          <w:bCs/>
+        </w:rPr>
+        <w:t xml:space="preserve">signature en boutique</w:t>
+      </w:r>
+      <w:r>
+        <w:t xml:space="preserve"> (le client signe sur l'écran de BMI) est réservée à l'administrateur principal ; d'ordinaire, le client signe depuis son espace.</w:t>
+      </w:r>
+    </w:p>
+    <w:p>
+      <w:pPr>
+        <w:pStyle w:val="Heading2"/>
+      </w:pPr>
+      <w:r>
+        <w:t xml:space="preserve">📤 Dépenses</w:t>
+      </w:r>
+    </w:p>
+    <w:p>
+      <w:pPr>
+        <w:spacing w:after="140"/>
+      </w:pPr>
+      <w:r>
+        <w:rPr>
+          <w:b/>
+          <w:bCs/>
+        </w:rPr>
+        <w:t xml:space="preserve">Qui</w:t>
+      </w:r>
+      <w:r>
+        <w:t xml:space="preserve"> : gérant, administrateur (tout) ; technicien (« Mes dépenses », les siennes seulement) ; comptable (lecture).</w:t>
       </w:r>
     </w:p>
     <w:p>
@@ -5831,37 +5609,7 @@
         <w:spacing w:after="80"/>
       </w:pPr>
       <w:r>
-        <w:t xml:space="preserve">Le bloc </w:t>
-      </w:r>
-      <w:r>
-        <w:rPr>
-          <w:b/>
-          <w:bCs/>
-        </w:rPr>
-        <w:t xml:space="preserve">« Ventes du jour — tous moyens de paiement »</w:t>
-      </w:r>
-      <w:r>
-        <w:t xml:space="preserve"> : deux colonnes, </w:t>
-      </w:r>
-      <w:r>
-        <w:rPr>
-          <w:b/>
-          <w:bCs/>
-        </w:rPr>
-        <w:t xml:space="preserve">Vendu</w:t>
-      </w:r>
-      <w:r>
-        <w:t xml:space="preserve"> (crédit compris) et </w:t>
-      </w:r>
-      <w:r>
-        <w:rPr>
-          <w:b/>
-          <w:bCs/>
-        </w:rPr>
-        <w:t xml:space="preserve">Encaissé</w:t>
-      </w:r>
-      <w:r>
-        <w:t xml:space="preserve"> (ce qui est réellement entré, règlements de dettes compris). Elles ne s'additionnent pas.</w:t>
+        <w:t xml:space="preserve">« Enregistrer la dépense » : date, catégorie (Transport, Livraison, Carburant, Nourriture, Commande en Chine, Réparation d'outillage, …), description, montant, moyen de paiement.</w:t>
       </w:r>
     </w:p>
     <w:p>
@@ -5874,17 +5622,14 @@
         <w:spacing w:after="80"/>
       </w:pPr>
       <w:r>
-        <w:t xml:space="preserve">Les quatre lignes du tiroir : dans le tiroir hier soir + recette du jour − dépenses et versements − ce que la recette a rendu à l'enveloppe = </w:t>
-      </w:r>
-      <w:r>
-        <w:rPr>
-          <w:b/>
-          <w:bCs/>
-        </w:rPr>
-        <w:t xml:space="preserve">attendu dans le tiroir</w:t>
-      </w:r>
-      <w:r>
-        <w:t xml:space="preserve">.</w:t>
+        <w:rPr>
+          <w:b/>
+          <w:bCs/>
+        </w:rPr>
+        <w:t xml:space="preserve">« Payé avec »</w:t>
+      </w:r>
+      <w:r>
+        <w:t xml:space="preserve"> : « La caisse de … » (chaque boutique est nommée — la dépense est enregistrée sur la boutique dont la caisse a payé), « une avance personnelle », « de l'argent remis par le DG », « la caisse du comptable » (réel), ou « Le fonds de caisse » quand le tiroir ne suffit pas.</w:t>
       </w:r>
     </w:p>
     <w:p>
@@ -5897,7 +5642,14 @@
         <w:spacing w:after="80"/>
       </w:pPr>
       <w:r>
-        <w:t xml:space="preserve">« Montant du tiroir » : ce que vous avez compté. L'écart s'affiche ; la remarque l'explique. « Clôturer le jour ».</w:t>
+        <w:rPr>
+          <w:b/>
+          <w:bCs/>
+        </w:rPr>
+        <w:t xml:space="preserve">« Chantier à rattacher »</w:t>
+      </w:r>
+      <w:r>
+        <w:t xml:space="preserve"> : un chantier en cours, si la dépense lui appartient. Elle sera déduite avant le partage des frais d'installation.</w:t>
       </w:r>
     </w:p>
     <w:p>
@@ -5910,77 +5662,14 @@
         <w:spacing w:after="80"/>
       </w:pPr>
       <w:r>
-        <w:t xml:space="preserve">Une journée oubliée est proposée (la plus ancienne d'abord). Une vente faite </w:t>
-      </w:r>
-      <w:r>
-        <w:rPr>
-          <w:b/>
-          <w:bCs/>
-        </w:rPr>
-        <w:t xml:space="preserve">après</w:t>
-      </w:r>
-      <w:r>
-        <w:t xml:space="preserve"> la clôture fait apparaître un bandeau orange : on </w:t>
-      </w:r>
-      <w:r>
-        <w:rPr>
-          <w:b/>
-          <w:bCs/>
-        </w:rPr>
-        <w:t xml:space="preserve">refait</w:t>
-      </w:r>
-      <w:r>
-        <w:t xml:space="preserve"> la clôture de ce jour.</w:t>
-      </w:r>
-    </w:p>
-    <w:p>
-      <w:pPr>
-        <w:pStyle w:val="Heading3"/>
-      </w:pPr>
-      <w:r>
-        <w:t xml:space="preserve">Verser les fonds (gérant, administrateur)</w:t>
-      </w:r>
-    </w:p>
-    <w:p>
-      <w:pPr>
-        <w:pStyle w:val="ListParagraph"/>
-        <w:numPr>
-          <w:ilvl w:val="0"/>
-          <w:numId w:val="2"/>
-        </w:numPr>
-        <w:spacing w:after="80"/>
-      </w:pPr>
-      <w:r>
-        <w:t xml:space="preserve">« 💸 Verser les fonds » : d'où part l'argent (tiroir ou compte mobile), la destination (Chez le DG d'office, BANQUE avec bordereau, Chez le comptable, ou « Le tiroir de la boutique » pour un retrait au guichet d'un compte mobile), le montant. Un montant différent de l'attendu exige une justification.</w:t>
-      </w:r>
-    </w:p>
-    <w:p>
-      <w:pPr>
-        <w:pStyle w:val="ListParagraph"/>
-        <w:numPr>
-          <w:ilvl w:val="0"/>
-          <w:numId w:val="2"/>
-        </w:numPr>
-        <w:spacing w:after="80"/>
-      </w:pPr>
-      <w:r>
-        <w:t xml:space="preserve">Chez le DG et BANQUE attendent la validation de l'administrateur principal ; Chez le comptable, son pointage. Un versement rejeté revient dans la caisse.</w:t>
-      </w:r>
-    </w:p>
-    <w:p>
-      <w:pPr>
-        <w:pStyle w:val="Heading3"/>
-      </w:pPr>
-      <w:r>
-        <w:t xml:space="preserve">Les avances de frais</w:t>
-      </w:r>
-    </w:p>
-    <w:p>
-      <w:pPr>
-        <w:spacing w:after="140"/>
-      </w:pPr>
-      <w:r>
-        <w:t xml:space="preserve">Encadré « 💼 Avances de frais à rembourser » : ce que des employés ont payé de leur poche. Trois façons : en espèces depuis la caisse (gérant, administrateur), avec le salaire (administrateur), par le DG.</w:t>
+        <w:rPr>
+          <w:b/>
+          <w:bCs/>
+        </w:rPr>
+        <w:t xml:space="preserve">5 000 F et plus</w:t>
+      </w:r>
+      <w:r>
+        <w:t xml:space="preserve"> : la dépense attend le DG (encadré « ⏳ Dépenses à valider par le DG », « ✅ Valider » / « ✖ Rejeter »). Une dépense saisie par le DG lui-même est validée d'office.</w:t>
       </w:r>
     </w:p>
     <w:p>
@@ -5993,6 +5682,530 @@
         <w:ind w:left="280"/>
       </w:pPr>
       <w:r>
+        <w:t xml:space="preserve">ℹ  Une dépense en espèces payée avec la caisse et non encore validée </w:t>
+      </w:r>
+      <w:r>
+        <w:rPr>
+          <w:b/>
+          <w:bCs/>
+        </w:rPr>
+        <w:t xml:space="preserve">bloque la clôture du jour</w:t>
+      </w:r>
+      <w:r>
+        <w:t xml:space="preserve">. Faites valider avant de fermer.</w:t>
+      </w:r>
+    </w:p>
+    <w:p>
+      <w:pPr>
+        <w:pStyle w:val="Heading2"/>
+      </w:pPr>
+      <w:r>
+        <w:t xml:space="preserve">🧾 Chez le comptable</w:t>
+      </w:r>
+    </w:p>
+    <w:p>
+      <w:pPr>
+        <w:spacing w:after="140"/>
+      </w:pPr>
+      <w:r>
+        <w:rPr>
+          <w:b/>
+          <w:bCs/>
+        </w:rPr>
+        <w:t xml:space="preserve">Qui</w:t>
+      </w:r>
+      <w:r>
+        <w:t xml:space="preserve"> : administrateur, comptable. La caisse du comptable : ce que les boutiques lui ont versé, ce qu'il a remis. Le comptable pointe « ✅ Encaissé » et « Remis » ; l'administrateur lit.</w:t>
+      </w:r>
+    </w:p>
+    <w:p>
+      <w:pPr>
+        <w:pStyle w:val="Heading2"/>
+      </w:pPr>
+      <w:r>
+        <w:t xml:space="preserve">🧾 Dettes</w:t>
+      </w:r>
+    </w:p>
+    <w:p>
+      <w:pPr>
+        <w:spacing w:after="140"/>
+      </w:pPr>
+      <w:r>
+        <w:rPr>
+          <w:b/>
+          <w:bCs/>
+        </w:rPr>
+        <w:t xml:space="preserve">Qui</w:t>
+      </w:r>
+      <w:r>
+        <w:t xml:space="preserve"> : vendeur, gérant, administrateur, comptable (lecture).</w:t>
+      </w:r>
+    </w:p>
+    <w:p>
+      <w:pPr>
+        <w:pStyle w:val="ListParagraph"/>
+        <w:numPr>
+          <w:ilvl w:val="0"/>
+          <w:numId w:val="2"/>
+        </w:numPr>
+        <w:spacing w:after="80"/>
+      </w:pPr>
+      <w:r>
+        <w:t xml:space="preserve">Chaque dette : le client, ce qui a été acheté, le total, le reste (en orange), le statut et l'ancienneté. Plus de </w:t>
+      </w:r>
+      <w:r>
+        <w:rPr>
+          <w:b/>
+          <w:bCs/>
+        </w:rPr>
+        <w:t xml:space="preserve">30 jours</w:t>
+      </w:r>
+      <w:r>
+        <w:t xml:space="preserve"> : ⚠ rouge.</w:t>
+      </w:r>
+    </w:p>
+    <w:p>
+      <w:pPr>
+        <w:pStyle w:val="ListParagraph"/>
+        <w:numPr>
+          <w:ilvl w:val="0"/>
+          <w:numId w:val="2"/>
+        </w:numPr>
+        <w:spacing w:after="80"/>
+      </w:pPr>
+      <w:r>
+        <w:t xml:space="preserve">« + Paiement » enregistre un versement (montant, moyen). Le </w:t>
+      </w:r>
+      <w:r>
+        <w:rPr>
+          <w:b/>
+          <w:bCs/>
+        </w:rPr>
+        <w:t xml:space="preserve">reçu</w:t>
+      </w:r>
+      <w:r>
+        <w:t xml:space="preserve"> suit la règle : « Reçu de dette » tant que rien n'est versé, « Reçu de versement » ensuite, « Reçu définitif — dette soldée » à la fin.</w:t>
+      </w:r>
+    </w:p>
+    <w:p>
+      <w:pPr>
+        <w:pStyle w:val="ListParagraph"/>
+        <w:numPr>
+          <w:ilvl w:val="0"/>
+          <w:numId w:val="2"/>
+        </w:numPr>
+        <w:spacing w:after="80"/>
+      </w:pPr>
+      <w:r>
+        <w:t xml:space="preserve">Le bouton WhatsApp </w:t>
+      </w:r>
+      <w:r>
+        <w:rPr>
+          <w:b/>
+          <w:bCs/>
+        </w:rPr>
+        <w:t xml:space="preserve">relance</w:t>
+      </w:r>
+      <w:r>
+        <w:t xml:space="preserve"> le client depuis le numéro de BMI ; la trace « 📲 … » se lit sous la ligne. Une dette adossée à un plan de règlement accepté reçoit un rappel d'échéance.</w:t>
+      </w:r>
+    </w:p>
+    <w:p>
+      <w:pPr>
+        <w:pStyle w:val="ListParagraph"/>
+        <w:numPr>
+          <w:ilvl w:val="0"/>
+          <w:numId w:val="2"/>
+        </w:numPr>
+        <w:spacing w:after="80"/>
+      </w:pPr>
+      <w:r>
+        <w:t xml:space="preserve">🗑 Supprimer : administrateur seul.</w:t>
+      </w:r>
+    </w:p>
+    <w:p>
+      <w:pPr>
+        <w:pStyle w:val="Heading2"/>
+      </w:pPr>
+      <w:r>
+        <w:t xml:space="preserve">👤 Clients et 🙋 Créer un client</w:t>
+      </w:r>
+    </w:p>
+    <w:p>
+      <w:pPr>
+        <w:spacing w:after="140"/>
+      </w:pPr>
+      <w:r>
+        <w:rPr>
+          <w:b/>
+          <w:bCs/>
+        </w:rPr>
+        <w:t xml:space="preserve">Qui</w:t>
+      </w:r>
+      <w:r>
+        <w:t xml:space="preserve"> : vendeur, gérant, administrateur, comptable (lecture) ; 🙋 Créer un client pour presque tous.</w:t>
+      </w:r>
+    </w:p>
+    <w:p>
+      <w:pPr>
+        <w:pStyle w:val="ListParagraph"/>
+        <w:numPr>
+          <w:ilvl w:val="0"/>
+          <w:numId w:val="2"/>
+        </w:numPr>
+        <w:spacing w:after="80"/>
+      </w:pPr>
+      <w:r>
+        <w:t xml:space="preserve">👤 Clients liste les clients qui ont déjà acheté, avec leur numéro et leurs achats. Le bouton WhatsApp envoie le </w:t>
+      </w:r>
+      <w:r>
+        <w:rPr>
+          <w:b/>
+          <w:bCs/>
+        </w:rPr>
+        <w:t xml:space="preserve">mot de fidélité</w:t>
+      </w:r>
+      <w:r>
+        <w:t xml:space="preserve"> de BMI.</w:t>
+      </w:r>
+    </w:p>
+    <w:p>
+      <w:pPr>
+        <w:pStyle w:val="ListParagraph"/>
+        <w:numPr>
+          <w:ilvl w:val="0"/>
+          <w:numId w:val="2"/>
+        </w:numPr>
+        <w:spacing w:after="80"/>
+      </w:pPr>
+      <w:r>
+        <w:t xml:space="preserve">« 🙋 Créer un compte client » (ou 🙋 Créer un client) : nom et numéro. L'application fabrique l'identifiant et le mot de passe et ouvre WhatsApp pour les envoyer — c'est vous qui appuyez sur Envoyer.</w:t>
+      </w:r>
+    </w:p>
+    <w:p>
+      <w:pPr>
+        <w:pStyle w:val="ListParagraph"/>
+        <w:numPr>
+          <w:ilvl w:val="0"/>
+          <w:numId w:val="2"/>
+        </w:numPr>
+        <w:spacing w:after="80"/>
+      </w:pPr>
+      <w:r>
+        <w:t xml:space="preserve">Un client sans compte peut acheter ; le compte sert à son espace (devis, contrats, PV, paiements).</w:t>
+      </w:r>
+    </w:p>
+    <w:p>
+      <w:pPr>
+        <w:pStyle w:val="Heading2"/>
+      </w:pPr>
+      <w:r>
+        <w:t xml:space="preserve">🔒 Caisse</w:t>
+      </w:r>
+    </w:p>
+    <w:p>
+      <w:pPr>
+        <w:spacing w:after="140"/>
+      </w:pPr>
+      <w:r>
+        <w:rPr>
+          <w:b/>
+          <w:bCs/>
+        </w:rPr>
+        <w:t xml:space="preserve">Qui</w:t>
+      </w:r>
+      <w:r>
+        <w:t xml:space="preserve"> : vendeur, gérant, administrateur, comptable (lecture).</w:t>
+      </w:r>
+    </w:p>
+    <w:p>
+      <w:pPr>
+        <w:pStyle w:val="Heading3"/>
+      </w:pPr>
+      <w:r>
+        <w:t xml:space="preserve">Les carrés</w:t>
+      </w:r>
+    </w:p>
+    <w:p>
+      <w:pPr>
+        <w:pStyle w:val="ListParagraph"/>
+        <w:numPr>
+          <w:ilvl w:val="0"/>
+          <w:numId w:val="2"/>
+        </w:numPr>
+        <w:spacing w:after="80"/>
+      </w:pPr>
+      <w:r>
+        <w:rPr>
+          <w:b/>
+          <w:bCs/>
+        </w:rPr>
+        <w:t xml:space="preserve">Fonds à verser</w:t>
+      </w:r>
+      <w:r>
+        <w:t xml:space="preserve"> : ce que le tiroir contient en billets (la recette ; le fonds de caisse est gardé à part). </w:t>
+      </w:r>
+      <w:r>
+        <w:rPr>
+          <w:b/>
+          <w:bCs/>
+        </w:rPr>
+        <w:t xml:space="preserve">Total versé</w:t>
+      </w:r>
+      <w:r>
+        <w:t xml:space="preserve">, </w:t>
+      </w:r>
+      <w:r>
+        <w:rPr>
+          <w:b/>
+          <w:bCs/>
+        </w:rPr>
+        <w:t xml:space="preserve">Entrées</w:t>
+      </w:r>
+      <w:r>
+        <w:t xml:space="preserve">, </w:t>
+      </w:r>
+      <w:r>
+        <w:rPr>
+          <w:b/>
+          <w:bCs/>
+        </w:rPr>
+        <w:t xml:space="preserve">Sorties</w:t>
+      </w:r>
+      <w:r>
+        <w:t xml:space="preserve">.</w:t>
+      </w:r>
+    </w:p>
+    <w:p>
+      <w:pPr>
+        <w:pStyle w:val="ListParagraph"/>
+        <w:numPr>
+          <w:ilvl w:val="0"/>
+          <w:numId w:val="2"/>
+        </w:numPr>
+        <w:spacing w:after="80"/>
+      </w:pPr>
+      <w:r>
+        <w:rPr>
+          <w:b/>
+          <w:bCs/>
+        </w:rPr>
+        <w:t xml:space="preserve">📱 Flooz</w:t>
+      </w:r>
+      <w:r>
+        <w:t xml:space="preserve"> et </w:t>
+      </w:r>
+      <w:r>
+        <w:rPr>
+          <w:b/>
+          <w:bCs/>
+        </w:rPr>
+        <w:t xml:space="preserve">📱 Mixx/T-Money</w:t>
+      </w:r>
+      <w:r>
+        <w:t xml:space="preserve"> : le solde du compte mobile de la boutique, d'après ce qui a été saisi (l'application ne parle pas à l'opérateur).</w:t>
+      </w:r>
+    </w:p>
+    <w:p>
+      <w:pPr>
+        <w:pStyle w:val="ListParagraph"/>
+        <w:numPr>
+          <w:ilvl w:val="0"/>
+          <w:numId w:val="2"/>
+        </w:numPr>
+        <w:spacing w:after="80"/>
+      </w:pPr>
+      <w:r>
+        <w:rPr>
+          <w:b/>
+          <w:bCs/>
+        </w:rPr>
+        <w:t xml:space="preserve">📊 RÉSUMÉ</w:t>
+      </w:r>
+      <w:r>
+        <w:t xml:space="preserve"> : toutes les boutiques d'un coup, avec la période, et l'historique des versements.</w:t>
+      </w:r>
+    </w:p>
+    <w:p>
+      <w:pPr>
+        <w:pStyle w:val="Heading3"/>
+      </w:pPr>
+      <w:r>
+        <w:t xml:space="preserve">Clôturer le jour</w:t>
+      </w:r>
+    </w:p>
+    <w:p>
+      <w:pPr>
+        <w:pStyle w:val="ListParagraph"/>
+        <w:numPr>
+          <w:ilvl w:val="0"/>
+          <w:numId w:val="21"/>
+        </w:numPr>
+        <w:spacing w:after="80"/>
+      </w:pPr>
+      <w:r>
+        <w:t xml:space="preserve">Le bloc </w:t>
+      </w:r>
+      <w:r>
+        <w:rPr>
+          <w:b/>
+          <w:bCs/>
+        </w:rPr>
+        <w:t xml:space="preserve">« Ventes du jour — tous moyens de paiement »</w:t>
+      </w:r>
+      <w:r>
+        <w:t xml:space="preserve"> : deux colonnes, </w:t>
+      </w:r>
+      <w:r>
+        <w:rPr>
+          <w:b/>
+          <w:bCs/>
+        </w:rPr>
+        <w:t xml:space="preserve">Vendu</w:t>
+      </w:r>
+      <w:r>
+        <w:t xml:space="preserve"> (crédit compris) et </w:t>
+      </w:r>
+      <w:r>
+        <w:rPr>
+          <w:b/>
+          <w:bCs/>
+        </w:rPr>
+        <w:t xml:space="preserve">Encaissé</w:t>
+      </w:r>
+      <w:r>
+        <w:t xml:space="preserve"> (ce qui est réellement entré, règlements de dettes compris). Elles ne s'additionnent pas.</w:t>
+      </w:r>
+    </w:p>
+    <w:p>
+      <w:pPr>
+        <w:pStyle w:val="ListParagraph"/>
+        <w:numPr>
+          <w:ilvl w:val="0"/>
+          <w:numId w:val="21"/>
+        </w:numPr>
+        <w:spacing w:after="80"/>
+      </w:pPr>
+      <w:r>
+        <w:t xml:space="preserve">Les quatre lignes du tiroir : dans le tiroir hier soir + recette du jour − dépenses et versements − ce que la recette a rendu à l'enveloppe = </w:t>
+      </w:r>
+      <w:r>
+        <w:rPr>
+          <w:b/>
+          <w:bCs/>
+        </w:rPr>
+        <w:t xml:space="preserve">attendu dans le tiroir</w:t>
+      </w:r>
+      <w:r>
+        <w:t xml:space="preserve">.</w:t>
+      </w:r>
+    </w:p>
+    <w:p>
+      <w:pPr>
+        <w:pStyle w:val="ListParagraph"/>
+        <w:numPr>
+          <w:ilvl w:val="0"/>
+          <w:numId w:val="21"/>
+        </w:numPr>
+        <w:spacing w:after="80"/>
+      </w:pPr>
+      <w:r>
+        <w:t xml:space="preserve">« Montant du tiroir » : ce que vous avez compté. L'écart s'affiche ; la remarque l'explique. « Clôturer le jour ».</w:t>
+      </w:r>
+    </w:p>
+    <w:p>
+      <w:pPr>
+        <w:pStyle w:val="ListParagraph"/>
+        <w:numPr>
+          <w:ilvl w:val="0"/>
+          <w:numId w:val="21"/>
+        </w:numPr>
+        <w:spacing w:after="80"/>
+      </w:pPr>
+      <w:r>
+        <w:t xml:space="preserve">Une journée oubliée est proposée (la plus ancienne d'abord). Une vente faite </w:t>
+      </w:r>
+      <w:r>
+        <w:rPr>
+          <w:b/>
+          <w:bCs/>
+        </w:rPr>
+        <w:t xml:space="preserve">après</w:t>
+      </w:r>
+      <w:r>
+        <w:t xml:space="preserve"> la clôture fait apparaître un bandeau orange : on </w:t>
+      </w:r>
+      <w:r>
+        <w:rPr>
+          <w:b/>
+          <w:bCs/>
+        </w:rPr>
+        <w:t xml:space="preserve">refait</w:t>
+      </w:r>
+      <w:r>
+        <w:t xml:space="preserve"> la clôture de ce jour.</w:t>
+      </w:r>
+    </w:p>
+    <w:p>
+      <w:pPr>
+        <w:pStyle w:val="Heading3"/>
+      </w:pPr>
+      <w:r>
+        <w:t xml:space="preserve">Verser les fonds (gérant, administrateur)</w:t>
+      </w:r>
+    </w:p>
+    <w:p>
+      <w:pPr>
+        <w:pStyle w:val="ListParagraph"/>
+        <w:numPr>
+          <w:ilvl w:val="0"/>
+          <w:numId w:val="2"/>
+        </w:numPr>
+        <w:spacing w:after="80"/>
+      </w:pPr>
+      <w:r>
+        <w:t xml:space="preserve">« 💸 Verser les fonds » : d'où part l'argent (tiroir ou compte mobile), la destination (Chez le DG d'office, BANQUE avec bordereau, Chez le comptable, ou « Le tiroir de la boutique » pour un retrait au guichet d'un compte mobile), le montant. Un montant différent de l'attendu exige une justification.</w:t>
+      </w:r>
+    </w:p>
+    <w:p>
+      <w:pPr>
+        <w:pStyle w:val="ListParagraph"/>
+        <w:numPr>
+          <w:ilvl w:val="0"/>
+          <w:numId w:val="2"/>
+        </w:numPr>
+        <w:spacing w:after="80"/>
+      </w:pPr>
+      <w:r>
+        <w:t xml:space="preserve">Chez le DG et BANQUE attendent la validation de l'administrateur principal ; Chez le comptable, son pointage. Un versement rejeté revient dans la caisse.</w:t>
+      </w:r>
+    </w:p>
+    <w:p>
+      <w:pPr>
+        <w:pStyle w:val="Heading3"/>
+      </w:pPr>
+      <w:r>
+        <w:t xml:space="preserve">Les avances de frais</w:t>
+      </w:r>
+    </w:p>
+    <w:p>
+      <w:pPr>
+        <w:spacing w:after="140"/>
+      </w:pPr>
+      <w:r>
+        <w:t xml:space="preserve">Encadré « 💼 Avances de frais à rembourser » : ce que des employés ont payé de leur poche. Trois façons : en espèces depuis la caisse (gérant, administrateur), avec le salaire (administrateur), par le DG.</w:t>
+      </w:r>
+    </w:p>
+    <w:p>
+      <w:pPr>
+        <w:pBdr>
+          <w:left w:val="single" w:color="1E3A8A" w:sz="18" w:space="8"/>
+        </w:pBdr>
+        <w:shd w:fill="EFF6FF" w:color="auto" w:val="clear"/>
+        <w:spacing w:after="200" w:before="80"/>
+        <w:ind w:left="280"/>
+      </w:pPr>
+      <w:r>
         <w:t xml:space="preserve">ℹ  Le </w:t>
       </w:r>
       <w:r>
@@ -6134,7 +6347,30 @@
         <w:spacing w:after="80"/>
       </w:pPr>
       <w:r>
-        <w:t xml:space="preserve">« ⚠ À réapprovisionner » : tout ce qui est au seuil ou en dessous, du plus urgent au moins urgent ; « 🚚 Demander ce ravitaillement » prépare la demande au magasin.</w:t>
+        <w:t xml:space="preserve">« ⚠ À réapprovisionner » : tout ce qui est au seuil ou en dessous, du plus urgent au moins urgent ; « 🚚 Demander ce ravitaillement » prépare la demande au magasin. En bas de l'écran d'une boutique, « 🚚 Demander un ravitaillement au magasin » et « Mes demandes » (⏳ En attente / ✅ Servie / ❌ Refusée).</w:t>
+      </w:r>
+    </w:p>
+    <w:p>
+      <w:pPr>
+        <w:pStyle w:val="ListParagraph"/>
+        <w:numPr>
+          <w:ilvl w:val="0"/>
+          <w:numId w:val="2"/>
+        </w:numPr>
+        <w:spacing w:after="80"/>
+      </w:pPr>
+      <w:r>
+        <w:t xml:space="preserve">Sur un </w:t>
+      </w:r>
+      <w:r>
+        <w:rPr>
+          <w:b/>
+          <w:bCs/>
+        </w:rPr>
+        <w:t xml:space="preserve">magasin</w:t>
+      </w:r>
+      <w:r>
+        <w:t xml:space="preserve"> : « 📥 Demandes des boutiques » (« 📋 Préparer le bon » / « Refuser »), « ⚠ Alertes de stock dans les boutiques », « 🚚 Ravitailler une boutique » puis « ✅ Valider le ravitaillement » — c'est là que le stock bouge, du magasin vers la boutique, et que le bon RAV-… s'imprime. « Derniers ravitaillements depuis ce magasin » en dessous.</w:t>
       </w:r>
     </w:p>
     <w:p>
@@ -6170,7 +6406,40 @@
         <w:t xml:space="preserve">Qui</w:t>
       </w:r>
       <w:r>
-        <w:t xml:space="preserve"> : vendeur. « 🚚 Demander un ravitaillement au magasin » : la liste de ce qu'il faut, « 📤 Envoyer la demande ». À la livraison, « ✅ Valider la réception » : le stock de la boutique monte à ce moment-là.</w:t>
+        <w:t xml:space="preserve"> : vendeur (le gérant et l'administrateur ont le même encadré en bas de 📦 Stocks). « 🚚 Demander un ravitaillement au magasin » : « Article souhaité », « Quantité », « + Ajouter », une note si besoin, « 📤 Envoyer la demande ». « Mes demandes » suit chaque demande : ⏳ En attente (« Annuler » possible), ✅ Servie (numéro du bon), ❌ Refusée (motif).</w:t>
+      </w:r>
+    </w:p>
+    <w:p>
+      <w:pPr>
+        <w:pBdr>
+          <w:left w:val="single" w:color="1E3A8A" w:sz="18" w:space="8"/>
+        </w:pBdr>
+        <w:shd w:fill="EFF6FF" w:color="auto" w:val="clear"/>
+        <w:spacing w:after="200" w:before="80"/>
+        <w:ind w:left="280"/>
+      </w:pPr>
+      <w:r>
+        <w:t xml:space="preserve">ℹ  La boutique </w:t>
+      </w:r>
+      <w:r>
+        <w:rPr>
+          <w:b/>
+          <w:bCs/>
+        </w:rPr>
+        <w:t xml:space="preserve">ne valide rien</w:t>
+      </w:r>
+      <w:r>
+        <w:t xml:space="preserve"> pour un ravitaillement : c'est le magasinier qui valide le bon, et le stock de la boutique monte à cet instant. Le bouton « ✅ Valider la réception » n'existe que pour un </w:t>
+      </w:r>
+      <w:r>
+        <w:rPr>
+          <w:b/>
+          <w:bCs/>
+        </w:rPr>
+        <w:t xml:space="preserve">transfert de stock entre deux boutiques</w:t>
+      </w:r>
+      <w:r>
+        <w:t xml:space="preserve">.</w:t>
       </w:r>
     </w:p>
     <w:p>
@@ -7153,7 +7422,7 @@
         <w:pStyle w:val="ListParagraph"/>
         <w:numPr>
           <w:ilvl w:val="0"/>
-          <w:numId w:val="21"/>
+          <w:numId w:val="22"/>
         </w:numPr>
         <w:spacing w:after="80"/>
       </w:pPr>
@@ -7166,7 +7435,7 @@
         <w:pStyle w:val="ListParagraph"/>
         <w:numPr>
           <w:ilvl w:val="0"/>
-          <w:numId w:val="21"/>
+          <w:numId w:val="22"/>
         </w:numPr>
         <w:spacing w:after="80"/>
       </w:pPr>
@@ -7189,7 +7458,7 @@
         <w:pStyle w:val="ListParagraph"/>
         <w:numPr>
           <w:ilvl w:val="0"/>
-          <w:numId w:val="21"/>
+          <w:numId w:val="22"/>
         </w:numPr>
         <w:spacing w:after="80"/>
       </w:pPr>
@@ -7202,7 +7471,7 @@
         <w:pStyle w:val="ListParagraph"/>
         <w:numPr>
           <w:ilvl w:val="0"/>
-          <w:numId w:val="21"/>
+          <w:numId w:val="22"/>
         </w:numPr>
         <w:spacing w:after="80"/>
       </w:pPr>
@@ -7215,7 +7484,7 @@
         <w:pStyle w:val="ListParagraph"/>
         <w:numPr>
           <w:ilvl w:val="0"/>
-          <w:numId w:val="21"/>
+          <w:numId w:val="22"/>
         </w:numPr>
         <w:spacing w:after="80"/>
       </w:pPr>
@@ -8989,6 +9258,18 @@
       </w:pPr>
     </w:lvl>
   </w:abstractNum>
+  <w:abstractNum w:abstractNumId="22" w15:restartNumberingAfterBreak="0">
+    <w:multiLevelType w:val="hybridMultilevel"/>
+    <w:lvl w:ilvl="0" w15:tentative="1">
+      <w:start w:val="1"/>
+      <w:numFmt w:val="decimal"/>
+      <w:lvlText w:val="%1."/>
+      <w:lvlJc w:val="start"/>
+      <w:pPr>
+        <w:ind w:left="600" w:hanging="360"/>
+      </w:pPr>
+    </w:lvl>
+  </w:abstractNum>
   <w:num w:numId="1">
     <w:abstractNumId w:val="1"/>
     <w:lvlOverride w:ilvl="0">
@@ -9111,6 +9392,12 @@
   </w:num>
   <w:num w:numId="21">
     <w:abstractNumId w:val="21"/>
+    <w:lvlOverride w:ilvl="0">
+      <w:startOverride w:val="1"/>
+    </w:lvlOverride>
+  </w:num>
+  <w:num w:numId="22">
+    <w:abstractNumId w:val="22"/>
     <w:lvlOverride w:ilvl="0">
       <w:startOverride w:val="1"/>
     </w:lvlOverride>
